--- a/Tuan1/N02_Schnorr_Tuan1.docx
+++ b/Tuan1/N02_Schnorr_Tuan1.docx
@@ -2,67 +2,5563 @@
 <file path=word/document.xml><?xml version="1.0" encoding="utf-8"?>
 <w:document xmlns:wpc="http://schemas.microsoft.com/office/word/2010/wordprocessingCanvas" xmlns:cx="http://schemas.microsoft.com/office/drawing/2014/chartex" xmlns:cx1="http://schemas.microsoft.com/office/drawing/2015/9/8/chartex" xmlns:cx2="http://schemas.microsoft.com/office/drawing/2015/10/21/chartex" xmlns:cx3="http://schemas.microsoft.com/office/drawing/2016/5/9/chartex" xmlns:cx4="http://schemas.microsoft.com/office/drawing/2016/5/10/chartex" xmlns:cx5="http://schemas.microsoft.com/office/drawing/2016/5/11/chartex" xmlns:cx6="http://schemas.microsoft.com/office/drawing/2016/5/12/chartex" xmlns:cx7="http://schemas.microsoft.com/office/drawing/2016/5/13/chartex" xmlns:cx8="http://schemas.microsoft.com/office/drawing/2016/5/14/chartex" xmlns:mc="http://schemas.openxmlformats.org/markup-compatibility/2006" xmlns:aink="http://schemas.microsoft.com/office/drawing/2016/ink" xmlns:am3d="http://schemas.microsoft.com/office/drawing/2017/model3d" xmlns:o="urn:schemas-microsoft-com:office:office" xmlns:oel="http://schemas.microsoft.com/office/2019/extlst" xmlns:r="http://schemas.openxmlformats.org/officeDocument/2006/relationships" xmlns:m="http://schemas.openxmlformats.org/officeDocument/2006/math" xmlns:v="urn:schemas-microsoft-com:vml" xmlns:wp14="http://schemas.microsoft.com/office/word/2010/wordprocessingDrawing" xmlns:wp="http://schemas.openxmlformats.org/drawingml/2006/wordprocessingDrawing" xmlns:w10="urn:schemas-microsoft-com:office:word" xmlns:w="http://schemas.openxmlformats.org/wordprocessingml/2006/main" xmlns:w14="http://schemas.microsoft.com/office/word/2010/wordml" xmlns:w15="http://schemas.microsoft.com/office/word/2012/wordml" xmlns:w16cex="http://schemas.microsoft.com/office/word/2018/wordml/cex" xmlns:w16cid="http://schemas.microsoft.com/office/word/2016/wordml/cid" xmlns:w16="http://schemas.microsoft.com/office/word/2018/wordml" xmlns:w16du="http://schemas.microsoft.com/office/word/2023/wordml/word16du" xmlns:w16sdtdh="http://schemas.microsoft.com/office/word/2020/wordml/sdtdatahash" xmlns:w16sdtfl="http://schemas.microsoft.com/office/word/2024/wordml/sdtformatlock" xmlns:w16se="http://schemas.microsoft.com/office/word/2015/wordml/symex" xmlns:wpg="http://schemas.microsoft.com/office/word/2010/wordprocessingGroup" xmlns:wpi="http://schemas.microsoft.com/office/word/2010/wordprocessingInk" xmlns:wne="http://schemas.microsoft.com/office/word/2006/wordml" xmlns:wps="http://schemas.microsoft.com/office/word/2010/wordprocessingShape" mc:Ignorable="w14 w15 w16se w16cid w16 w16cex w16sdtdh w16sdtfl w16du wp14">
   <w:body>
+    <w:bookmarkStart w:id="0" w:name="_Toc230810756" w:displacedByCustomXml="next"/>
+    <w:sdt>
+      <w:sdtPr>
+        <w:rPr>
+          <w:b w:val="0"/>
+          <w:sz w:val="26"/>
+          <w:szCs w:val="26"/>
+        </w:rPr>
+        <w:id w:val="55443667"/>
+        <w:docPartObj>
+          <w:docPartGallery w:val="Table of Contents"/>
+          <w:docPartUnique/>
+        </w:docPartObj>
+      </w:sdtPr>
+      <w:sdtEndPr>
+        <w:rPr>
+          <w:bCs/>
+          <w:noProof/>
+        </w:rPr>
+      </w:sdtEndPr>
+      <w:sdtContent>
+        <w:p>
+          <w:pPr>
+            <w:pStyle w:val="Heading1"/>
+            <w:rPr>
+              <w:sz w:val="26"/>
+              <w:szCs w:val="26"/>
+            </w:rPr>
+          </w:pPr>
+          <w:r>
+            <w:rPr>
+              <w:sz w:val="26"/>
+              <w:szCs w:val="26"/>
+            </w:rPr>
+            <w:t>MỤC LỤC</w:t>
+          </w:r>
+          <w:bookmarkEnd w:id="0"/>
+        </w:p>
+        <w:p>
+          <w:pPr>
+            <w:pStyle w:val="TOC1"/>
+            <w:tabs>
+              <w:tab w:val="right" w:leader="dot" w:pos="9111"/>
+            </w:tabs>
+            <w:rPr>
+              <w:rFonts w:asciiTheme="minorHAnsi" w:eastAsiaTheme="minorEastAsia" w:hAnsiTheme="minorHAnsi" w:cstheme="minorBidi"/>
+              <w:noProof/>
+              <w:color w:val="auto"/>
+              <w:sz w:val="26"/>
+              <w:szCs w:val="26"/>
+            </w:rPr>
+          </w:pPr>
+          <w:r>
+            <w:rPr>
+              <w:sz w:val="26"/>
+              <w:szCs w:val="26"/>
+            </w:rPr>
+            <w:fldChar w:fldCharType="begin"/>
+          </w:r>
+          <w:r>
+            <w:rPr>
+              <w:sz w:val="26"/>
+              <w:szCs w:val="26"/>
+            </w:rPr>
+            <w:instrText xml:space="preserve"> TOC \o "1-3" \h \z \u </w:instrText>
+          </w:r>
+          <w:r>
+            <w:rPr>
+              <w:sz w:val="26"/>
+              <w:szCs w:val="26"/>
+            </w:rPr>
+            <w:fldChar w:fldCharType="separate"/>
+          </w:r>
+          <w:hyperlink w:anchor="_Toc230810756" w:history="1">
+            <w:r>
+              <w:rPr>
+                <w:rStyle w:val="Hyperlink"/>
+                <w:noProof/>
+                <w:sz w:val="26"/>
+                <w:szCs w:val="26"/>
+              </w:rPr>
+              <w:t>MỤC LỤC</w:t>
+            </w:r>
+            <w:r>
+              <w:rPr>
+                <w:noProof/>
+                <w:webHidden/>
+                <w:sz w:val="26"/>
+                <w:szCs w:val="26"/>
+              </w:rPr>
+              <w:tab/>
+            </w:r>
+            <w:r>
+              <w:rPr>
+                <w:noProof/>
+                <w:webHidden/>
+                <w:sz w:val="26"/>
+                <w:szCs w:val="26"/>
+              </w:rPr>
+              <w:fldChar w:fldCharType="begin"/>
+            </w:r>
+            <w:r>
+              <w:rPr>
+                <w:noProof/>
+                <w:webHidden/>
+                <w:sz w:val="26"/>
+                <w:szCs w:val="26"/>
+              </w:rPr>
+              <w:instrText xml:space="preserve"> PAGEREF _Toc230810756 \h </w:instrText>
+            </w:r>
+            <w:r>
+              <w:rPr>
+                <w:noProof/>
+                <w:webHidden/>
+                <w:sz w:val="26"/>
+                <w:szCs w:val="26"/>
+              </w:rPr>
+            </w:r>
+            <w:r>
+              <w:rPr>
+                <w:noProof/>
+                <w:webHidden/>
+                <w:sz w:val="26"/>
+                <w:szCs w:val="26"/>
+              </w:rPr>
+              <w:fldChar w:fldCharType="separate"/>
+            </w:r>
+            <w:r>
+              <w:rPr>
+                <w:noProof/>
+                <w:webHidden/>
+                <w:sz w:val="26"/>
+                <w:szCs w:val="26"/>
+              </w:rPr>
+              <w:t>1</w:t>
+            </w:r>
+            <w:r>
+              <w:rPr>
+                <w:noProof/>
+                <w:webHidden/>
+                <w:sz w:val="26"/>
+                <w:szCs w:val="26"/>
+              </w:rPr>
+              <w:fldChar w:fldCharType="end"/>
+            </w:r>
+          </w:hyperlink>
+        </w:p>
+        <w:p>
+          <w:pPr>
+            <w:pStyle w:val="TOC1"/>
+            <w:tabs>
+              <w:tab w:val="right" w:leader="dot" w:pos="9111"/>
+            </w:tabs>
+            <w:rPr>
+              <w:rFonts w:asciiTheme="minorHAnsi" w:eastAsiaTheme="minorEastAsia" w:hAnsiTheme="minorHAnsi" w:cstheme="minorBidi"/>
+              <w:noProof/>
+              <w:color w:val="auto"/>
+              <w:sz w:val="26"/>
+              <w:szCs w:val="26"/>
+            </w:rPr>
+          </w:pPr>
+          <w:hyperlink w:anchor="_Toc230810757" w:history="1">
+            <w:r>
+              <w:rPr>
+                <w:rStyle w:val="Hyperlink"/>
+                <w:noProof/>
+                <w:sz w:val="26"/>
+                <w:szCs w:val="26"/>
+              </w:rPr>
+              <w:t>DANH MỤC HÌNH ẢNH</w:t>
+            </w:r>
+            <w:r>
+              <w:rPr>
+                <w:noProof/>
+                <w:webHidden/>
+                <w:sz w:val="26"/>
+                <w:szCs w:val="26"/>
+              </w:rPr>
+              <w:tab/>
+            </w:r>
+            <w:r>
+              <w:rPr>
+                <w:noProof/>
+                <w:webHidden/>
+                <w:sz w:val="26"/>
+                <w:szCs w:val="26"/>
+              </w:rPr>
+              <w:fldChar w:fldCharType="begin"/>
+            </w:r>
+            <w:r>
+              <w:rPr>
+                <w:noProof/>
+                <w:webHidden/>
+                <w:sz w:val="26"/>
+                <w:szCs w:val="26"/>
+              </w:rPr>
+              <w:instrText xml:space="preserve"> PAGEREF _Toc230810757 \h </w:instrText>
+            </w:r>
+            <w:r>
+              <w:rPr>
+                <w:noProof/>
+                <w:webHidden/>
+                <w:sz w:val="26"/>
+                <w:szCs w:val="26"/>
+              </w:rPr>
+            </w:r>
+            <w:r>
+              <w:rPr>
+                <w:noProof/>
+                <w:webHidden/>
+                <w:sz w:val="26"/>
+                <w:szCs w:val="26"/>
+              </w:rPr>
+              <w:fldChar w:fldCharType="separate"/>
+            </w:r>
+            <w:r>
+              <w:rPr>
+                <w:noProof/>
+                <w:webHidden/>
+                <w:sz w:val="26"/>
+                <w:szCs w:val="26"/>
+              </w:rPr>
+              <w:t>3</w:t>
+            </w:r>
+            <w:r>
+              <w:rPr>
+                <w:noProof/>
+                <w:webHidden/>
+                <w:sz w:val="26"/>
+                <w:szCs w:val="26"/>
+              </w:rPr>
+              <w:fldChar w:fldCharType="end"/>
+            </w:r>
+          </w:hyperlink>
+        </w:p>
+        <w:p>
+          <w:pPr>
+            <w:pStyle w:val="TOC1"/>
+            <w:tabs>
+              <w:tab w:val="right" w:leader="dot" w:pos="9111"/>
+            </w:tabs>
+            <w:rPr>
+              <w:rFonts w:asciiTheme="minorHAnsi" w:eastAsiaTheme="minorEastAsia" w:hAnsiTheme="minorHAnsi" w:cstheme="minorBidi"/>
+              <w:noProof/>
+              <w:color w:val="auto"/>
+              <w:sz w:val="26"/>
+              <w:szCs w:val="26"/>
+            </w:rPr>
+          </w:pPr>
+          <w:hyperlink w:anchor="_Toc230810758" w:history="1">
+            <w:r>
+              <w:rPr>
+                <w:rStyle w:val="Hyperlink"/>
+                <w:noProof/>
+                <w:sz w:val="26"/>
+                <w:szCs w:val="26"/>
+              </w:rPr>
+              <w:t>DANH MỤC BẢNG BIỂU</w:t>
+            </w:r>
+            <w:r>
+              <w:rPr>
+                <w:noProof/>
+                <w:webHidden/>
+                <w:sz w:val="26"/>
+                <w:szCs w:val="26"/>
+              </w:rPr>
+              <w:tab/>
+            </w:r>
+            <w:r>
+              <w:rPr>
+                <w:noProof/>
+                <w:webHidden/>
+                <w:sz w:val="26"/>
+                <w:szCs w:val="26"/>
+              </w:rPr>
+              <w:fldChar w:fldCharType="begin"/>
+            </w:r>
+            <w:r>
+              <w:rPr>
+                <w:noProof/>
+                <w:webHidden/>
+                <w:sz w:val="26"/>
+                <w:szCs w:val="26"/>
+              </w:rPr>
+              <w:instrText xml:space="preserve"> PAGEREF _Toc230810758 \h </w:instrText>
+            </w:r>
+            <w:r>
+              <w:rPr>
+                <w:noProof/>
+                <w:webHidden/>
+                <w:sz w:val="26"/>
+                <w:szCs w:val="26"/>
+              </w:rPr>
+            </w:r>
+            <w:r>
+              <w:rPr>
+                <w:noProof/>
+                <w:webHidden/>
+                <w:sz w:val="26"/>
+                <w:szCs w:val="26"/>
+              </w:rPr>
+              <w:fldChar w:fldCharType="separate"/>
+            </w:r>
+            <w:r>
+              <w:rPr>
+                <w:noProof/>
+                <w:webHidden/>
+                <w:sz w:val="26"/>
+                <w:szCs w:val="26"/>
+              </w:rPr>
+              <w:t>3</w:t>
+            </w:r>
+            <w:r>
+              <w:rPr>
+                <w:noProof/>
+                <w:webHidden/>
+                <w:sz w:val="26"/>
+                <w:szCs w:val="26"/>
+              </w:rPr>
+              <w:fldChar w:fldCharType="end"/>
+            </w:r>
+          </w:hyperlink>
+        </w:p>
+        <w:p>
+          <w:pPr>
+            <w:pStyle w:val="TOC1"/>
+            <w:tabs>
+              <w:tab w:val="right" w:leader="dot" w:pos="9111"/>
+            </w:tabs>
+            <w:rPr>
+              <w:rFonts w:asciiTheme="minorHAnsi" w:eastAsiaTheme="minorEastAsia" w:hAnsiTheme="minorHAnsi" w:cstheme="minorBidi"/>
+              <w:noProof/>
+              <w:color w:val="auto"/>
+              <w:sz w:val="26"/>
+              <w:szCs w:val="26"/>
+            </w:rPr>
+          </w:pPr>
+          <w:hyperlink w:anchor="_Toc230810759" w:history="1">
+            <w:r>
+              <w:rPr>
+                <w:rStyle w:val="Hyperlink"/>
+                <w:noProof/>
+                <w:sz w:val="26"/>
+                <w:szCs w:val="26"/>
+              </w:rPr>
+              <w:t>LỜI NÓI ĐẦU</w:t>
+            </w:r>
+            <w:r>
+              <w:rPr>
+                <w:noProof/>
+                <w:webHidden/>
+                <w:sz w:val="26"/>
+                <w:szCs w:val="26"/>
+              </w:rPr>
+              <w:tab/>
+            </w:r>
+            <w:r>
+              <w:rPr>
+                <w:noProof/>
+                <w:webHidden/>
+                <w:sz w:val="26"/>
+                <w:szCs w:val="26"/>
+              </w:rPr>
+              <w:fldChar w:fldCharType="begin"/>
+            </w:r>
+            <w:r>
+              <w:rPr>
+                <w:noProof/>
+                <w:webHidden/>
+                <w:sz w:val="26"/>
+                <w:szCs w:val="26"/>
+              </w:rPr>
+              <w:instrText xml:space="preserve"> PAGEREF _Toc230810759 \h </w:instrText>
+            </w:r>
+            <w:r>
+              <w:rPr>
+                <w:noProof/>
+                <w:webHidden/>
+                <w:sz w:val="26"/>
+                <w:szCs w:val="26"/>
+              </w:rPr>
+            </w:r>
+            <w:r>
+              <w:rPr>
+                <w:noProof/>
+                <w:webHidden/>
+                <w:sz w:val="26"/>
+                <w:szCs w:val="26"/>
+              </w:rPr>
+              <w:fldChar w:fldCharType="separate"/>
+            </w:r>
+            <w:r>
+              <w:rPr>
+                <w:noProof/>
+                <w:webHidden/>
+                <w:sz w:val="26"/>
+                <w:szCs w:val="26"/>
+              </w:rPr>
+              <w:t>4</w:t>
+            </w:r>
+            <w:r>
+              <w:rPr>
+                <w:noProof/>
+                <w:webHidden/>
+                <w:sz w:val="26"/>
+                <w:szCs w:val="26"/>
+              </w:rPr>
+              <w:fldChar w:fldCharType="end"/>
+            </w:r>
+          </w:hyperlink>
+        </w:p>
+        <w:p>
+          <w:pPr>
+            <w:pStyle w:val="TOC1"/>
+            <w:tabs>
+              <w:tab w:val="right" w:leader="dot" w:pos="9111"/>
+            </w:tabs>
+            <w:rPr>
+              <w:rFonts w:asciiTheme="minorHAnsi" w:eastAsiaTheme="minorEastAsia" w:hAnsiTheme="minorHAnsi" w:cstheme="minorBidi"/>
+              <w:noProof/>
+              <w:color w:val="auto"/>
+              <w:sz w:val="26"/>
+              <w:szCs w:val="26"/>
+            </w:rPr>
+          </w:pPr>
+          <w:hyperlink w:anchor="_Toc230810760" w:history="1">
+            <w:r>
+              <w:rPr>
+                <w:rStyle w:val="Hyperlink"/>
+                <w:noProof/>
+                <w:sz w:val="26"/>
+                <w:szCs w:val="26"/>
+              </w:rPr>
+              <w:t>CHƯƠNG 1: TỔNG QUAN</w:t>
+            </w:r>
+            <w:r>
+              <w:rPr>
+                <w:noProof/>
+                <w:webHidden/>
+                <w:sz w:val="26"/>
+                <w:szCs w:val="26"/>
+              </w:rPr>
+              <w:tab/>
+            </w:r>
+            <w:r>
+              <w:rPr>
+                <w:noProof/>
+                <w:webHidden/>
+                <w:sz w:val="26"/>
+                <w:szCs w:val="26"/>
+              </w:rPr>
+              <w:fldChar w:fldCharType="begin"/>
+            </w:r>
+            <w:r>
+              <w:rPr>
+                <w:noProof/>
+                <w:webHidden/>
+                <w:sz w:val="26"/>
+                <w:szCs w:val="26"/>
+              </w:rPr>
+              <w:instrText xml:space="preserve"> PAGEREF _Toc230810760 \h </w:instrText>
+            </w:r>
+            <w:r>
+              <w:rPr>
+                <w:noProof/>
+                <w:webHidden/>
+                <w:sz w:val="26"/>
+                <w:szCs w:val="26"/>
+              </w:rPr>
+            </w:r>
+            <w:r>
+              <w:rPr>
+                <w:noProof/>
+                <w:webHidden/>
+                <w:sz w:val="26"/>
+                <w:szCs w:val="26"/>
+              </w:rPr>
+              <w:fldChar w:fldCharType="separate"/>
+            </w:r>
+            <w:r>
+              <w:rPr>
+                <w:noProof/>
+                <w:webHidden/>
+                <w:sz w:val="26"/>
+                <w:szCs w:val="26"/>
+              </w:rPr>
+              <w:t>5</w:t>
+            </w:r>
+            <w:r>
+              <w:rPr>
+                <w:noProof/>
+                <w:webHidden/>
+                <w:sz w:val="26"/>
+                <w:szCs w:val="26"/>
+              </w:rPr>
+              <w:fldChar w:fldCharType="end"/>
+            </w:r>
+          </w:hyperlink>
+        </w:p>
+        <w:p>
+          <w:pPr>
+            <w:pStyle w:val="TOC2"/>
+            <w:tabs>
+              <w:tab w:val="right" w:leader="dot" w:pos="9111"/>
+            </w:tabs>
+            <w:rPr>
+              <w:rFonts w:asciiTheme="minorHAnsi" w:eastAsiaTheme="minorEastAsia" w:hAnsiTheme="minorHAnsi" w:cstheme="minorBidi"/>
+              <w:noProof/>
+              <w:color w:val="auto"/>
+              <w:sz w:val="26"/>
+              <w:szCs w:val="26"/>
+            </w:rPr>
+          </w:pPr>
+          <w:hyperlink w:anchor="_Toc230810761" w:history="1">
+            <w:r>
+              <w:rPr>
+                <w:rStyle w:val="Hyperlink"/>
+                <w:noProof/>
+                <w:sz w:val="26"/>
+                <w:szCs w:val="26"/>
+              </w:rPr>
+              <w:t>1.1 Tổng quan về an ninh mạng</w:t>
+            </w:r>
+            <w:r>
+              <w:rPr>
+                <w:noProof/>
+                <w:webHidden/>
+                <w:sz w:val="26"/>
+                <w:szCs w:val="26"/>
+              </w:rPr>
+              <w:tab/>
+            </w:r>
+            <w:r>
+              <w:rPr>
+                <w:noProof/>
+                <w:webHidden/>
+                <w:sz w:val="26"/>
+                <w:szCs w:val="26"/>
+              </w:rPr>
+              <w:fldChar w:fldCharType="begin"/>
+            </w:r>
+            <w:r>
+              <w:rPr>
+                <w:noProof/>
+                <w:webHidden/>
+                <w:sz w:val="26"/>
+                <w:szCs w:val="26"/>
+              </w:rPr>
+              <w:instrText xml:space="preserve"> PAGEREF _Toc230810761 \h </w:instrText>
+            </w:r>
+            <w:r>
+              <w:rPr>
+                <w:noProof/>
+                <w:webHidden/>
+                <w:sz w:val="26"/>
+                <w:szCs w:val="26"/>
+              </w:rPr>
+            </w:r>
+            <w:r>
+              <w:rPr>
+                <w:noProof/>
+                <w:webHidden/>
+                <w:sz w:val="26"/>
+                <w:szCs w:val="26"/>
+              </w:rPr>
+              <w:fldChar w:fldCharType="separate"/>
+            </w:r>
+            <w:r>
+              <w:rPr>
+                <w:noProof/>
+                <w:webHidden/>
+                <w:sz w:val="26"/>
+                <w:szCs w:val="26"/>
+              </w:rPr>
+              <w:t>5</w:t>
+            </w:r>
+            <w:r>
+              <w:rPr>
+                <w:noProof/>
+                <w:webHidden/>
+                <w:sz w:val="26"/>
+                <w:szCs w:val="26"/>
+              </w:rPr>
+              <w:fldChar w:fldCharType="end"/>
+            </w:r>
+          </w:hyperlink>
+        </w:p>
+        <w:p>
+          <w:pPr>
+            <w:pStyle w:val="TOC3"/>
+            <w:tabs>
+              <w:tab w:val="right" w:leader="dot" w:pos="9111"/>
+            </w:tabs>
+            <w:rPr>
+              <w:rFonts w:asciiTheme="minorHAnsi" w:eastAsiaTheme="minorEastAsia" w:hAnsiTheme="minorHAnsi" w:cstheme="minorBidi"/>
+              <w:noProof/>
+              <w:color w:val="auto"/>
+              <w:sz w:val="26"/>
+              <w:szCs w:val="26"/>
+            </w:rPr>
+          </w:pPr>
+          <w:hyperlink w:anchor="_Toc230810762" w:history="1">
+            <w:r>
+              <w:rPr>
+                <w:rStyle w:val="Hyperlink"/>
+                <w:noProof/>
+                <w:sz w:val="26"/>
+                <w:szCs w:val="26"/>
+              </w:rPr>
+              <w:t>1.1.1. Tầm quan trọng của an ninh mạng</w:t>
+            </w:r>
+            <w:r>
+              <w:rPr>
+                <w:noProof/>
+                <w:webHidden/>
+                <w:sz w:val="26"/>
+                <w:szCs w:val="26"/>
+              </w:rPr>
+              <w:tab/>
+            </w:r>
+            <w:r>
+              <w:rPr>
+                <w:noProof/>
+                <w:webHidden/>
+                <w:sz w:val="26"/>
+                <w:szCs w:val="26"/>
+              </w:rPr>
+              <w:fldChar w:fldCharType="begin"/>
+            </w:r>
+            <w:r>
+              <w:rPr>
+                <w:noProof/>
+                <w:webHidden/>
+                <w:sz w:val="26"/>
+                <w:szCs w:val="26"/>
+              </w:rPr>
+              <w:instrText xml:space="preserve"> PAGEREF _Toc230810762 \h </w:instrText>
+            </w:r>
+            <w:r>
+              <w:rPr>
+                <w:noProof/>
+                <w:webHidden/>
+                <w:sz w:val="26"/>
+                <w:szCs w:val="26"/>
+              </w:rPr>
+            </w:r>
+            <w:r>
+              <w:rPr>
+                <w:noProof/>
+                <w:webHidden/>
+                <w:sz w:val="26"/>
+                <w:szCs w:val="26"/>
+              </w:rPr>
+              <w:fldChar w:fldCharType="separate"/>
+            </w:r>
+            <w:r>
+              <w:rPr>
+                <w:noProof/>
+                <w:webHidden/>
+                <w:sz w:val="26"/>
+                <w:szCs w:val="26"/>
+              </w:rPr>
+              <w:t>6</w:t>
+            </w:r>
+            <w:r>
+              <w:rPr>
+                <w:noProof/>
+                <w:webHidden/>
+                <w:sz w:val="26"/>
+                <w:szCs w:val="26"/>
+              </w:rPr>
+              <w:fldChar w:fldCharType="end"/>
+            </w:r>
+          </w:hyperlink>
+        </w:p>
+        <w:p>
+          <w:pPr>
+            <w:pStyle w:val="TOC3"/>
+            <w:tabs>
+              <w:tab w:val="right" w:leader="dot" w:pos="9111"/>
+            </w:tabs>
+            <w:rPr>
+              <w:rFonts w:asciiTheme="minorHAnsi" w:eastAsiaTheme="minorEastAsia" w:hAnsiTheme="minorHAnsi" w:cstheme="minorBidi"/>
+              <w:noProof/>
+              <w:color w:val="auto"/>
+              <w:sz w:val="26"/>
+              <w:szCs w:val="26"/>
+            </w:rPr>
+          </w:pPr>
+          <w:hyperlink w:anchor="_Toc230810763" w:history="1">
+            <w:r>
+              <w:rPr>
+                <w:rStyle w:val="Hyperlink"/>
+                <w:noProof/>
+                <w:sz w:val="26"/>
+                <w:szCs w:val="26"/>
+              </w:rPr>
+              <w:t>1.1.2. Những loại tấn công an ninh mạn</w:t>
+            </w:r>
+            <w:r>
+              <w:rPr>
+                <w:noProof/>
+                <w:webHidden/>
+                <w:sz w:val="26"/>
+                <w:szCs w:val="26"/>
+              </w:rPr>
+              <w:tab/>
+            </w:r>
+            <w:r>
+              <w:rPr>
+                <w:noProof/>
+                <w:webHidden/>
+                <w:sz w:val="26"/>
+                <w:szCs w:val="26"/>
+              </w:rPr>
+              <w:fldChar w:fldCharType="begin"/>
+            </w:r>
+            <w:r>
+              <w:rPr>
+                <w:noProof/>
+                <w:webHidden/>
+                <w:sz w:val="26"/>
+                <w:szCs w:val="26"/>
+              </w:rPr>
+              <w:instrText xml:space="preserve"> PAGEREF _Toc230810763 \h </w:instrText>
+            </w:r>
+            <w:r>
+              <w:rPr>
+                <w:noProof/>
+                <w:webHidden/>
+                <w:sz w:val="26"/>
+                <w:szCs w:val="26"/>
+              </w:rPr>
+            </w:r>
+            <w:r>
+              <w:rPr>
+                <w:noProof/>
+                <w:webHidden/>
+                <w:sz w:val="26"/>
+                <w:szCs w:val="26"/>
+              </w:rPr>
+              <w:fldChar w:fldCharType="separate"/>
+            </w:r>
+            <w:r>
+              <w:rPr>
+                <w:noProof/>
+                <w:webHidden/>
+                <w:sz w:val="26"/>
+                <w:szCs w:val="26"/>
+              </w:rPr>
+              <w:t>7</w:t>
+            </w:r>
+            <w:r>
+              <w:rPr>
+                <w:noProof/>
+                <w:webHidden/>
+                <w:sz w:val="26"/>
+                <w:szCs w:val="26"/>
+              </w:rPr>
+              <w:fldChar w:fldCharType="end"/>
+            </w:r>
+          </w:hyperlink>
+        </w:p>
+        <w:p>
+          <w:pPr>
+            <w:pStyle w:val="TOC3"/>
+            <w:tabs>
+              <w:tab w:val="right" w:leader="dot" w:pos="9111"/>
+            </w:tabs>
+            <w:rPr>
+              <w:rFonts w:asciiTheme="minorHAnsi" w:eastAsiaTheme="minorEastAsia" w:hAnsiTheme="minorHAnsi" w:cstheme="minorBidi"/>
+              <w:noProof/>
+              <w:color w:val="auto"/>
+              <w:sz w:val="26"/>
+              <w:szCs w:val="26"/>
+            </w:rPr>
+          </w:pPr>
+          <w:hyperlink w:anchor="_Toc230810764" w:history="1">
+            <w:r>
+              <w:rPr>
+                <w:rStyle w:val="Hyperlink"/>
+                <w:noProof/>
+                <w:sz w:val="26"/>
+                <w:szCs w:val="26"/>
+              </w:rPr>
+              <w:t>1.1.3. Cách thức hoạt động của an ninh mạng</w:t>
+            </w:r>
+            <w:r>
+              <w:rPr>
+                <w:noProof/>
+                <w:webHidden/>
+                <w:sz w:val="26"/>
+                <w:szCs w:val="26"/>
+              </w:rPr>
+              <w:tab/>
+            </w:r>
+            <w:r>
+              <w:rPr>
+                <w:noProof/>
+                <w:webHidden/>
+                <w:sz w:val="26"/>
+                <w:szCs w:val="26"/>
+              </w:rPr>
+              <w:fldChar w:fldCharType="begin"/>
+            </w:r>
+            <w:r>
+              <w:rPr>
+                <w:noProof/>
+                <w:webHidden/>
+                <w:sz w:val="26"/>
+                <w:szCs w:val="26"/>
+              </w:rPr>
+              <w:instrText xml:space="preserve"> PAGEREF _Toc230810764 \h </w:instrText>
+            </w:r>
+            <w:r>
+              <w:rPr>
+                <w:noProof/>
+                <w:webHidden/>
+                <w:sz w:val="26"/>
+                <w:szCs w:val="26"/>
+              </w:rPr>
+            </w:r>
+            <w:r>
+              <w:rPr>
+                <w:noProof/>
+                <w:webHidden/>
+                <w:sz w:val="26"/>
+                <w:szCs w:val="26"/>
+              </w:rPr>
+              <w:fldChar w:fldCharType="separate"/>
+            </w:r>
+            <w:r>
+              <w:rPr>
+                <w:noProof/>
+                <w:webHidden/>
+                <w:sz w:val="26"/>
+                <w:szCs w:val="26"/>
+              </w:rPr>
+              <w:t>8</w:t>
+            </w:r>
+            <w:r>
+              <w:rPr>
+                <w:noProof/>
+                <w:webHidden/>
+                <w:sz w:val="26"/>
+                <w:szCs w:val="26"/>
+              </w:rPr>
+              <w:fldChar w:fldCharType="end"/>
+            </w:r>
+          </w:hyperlink>
+        </w:p>
+        <w:p>
+          <w:pPr>
+            <w:pStyle w:val="TOC3"/>
+            <w:tabs>
+              <w:tab w:val="right" w:leader="dot" w:pos="9111"/>
+            </w:tabs>
+            <w:rPr>
+              <w:rFonts w:asciiTheme="minorHAnsi" w:eastAsiaTheme="minorEastAsia" w:hAnsiTheme="minorHAnsi" w:cstheme="minorBidi"/>
+              <w:noProof/>
+              <w:color w:val="auto"/>
+              <w:sz w:val="26"/>
+              <w:szCs w:val="26"/>
+            </w:rPr>
+          </w:pPr>
+          <w:hyperlink w:anchor="_Toc230810765" w:history="1">
+            <w:r>
+              <w:rPr>
+                <w:rStyle w:val="Hyperlink"/>
+                <w:noProof/>
+                <w:sz w:val="26"/>
+                <w:szCs w:val="26"/>
+              </w:rPr>
+              <w:t>1.1.4. Các loại an ninh mạng</w:t>
+            </w:r>
+            <w:r>
+              <w:rPr>
+                <w:noProof/>
+                <w:webHidden/>
+                <w:sz w:val="26"/>
+                <w:szCs w:val="26"/>
+              </w:rPr>
+              <w:tab/>
+            </w:r>
+            <w:r>
+              <w:rPr>
+                <w:noProof/>
+                <w:webHidden/>
+                <w:sz w:val="26"/>
+                <w:szCs w:val="26"/>
+              </w:rPr>
+              <w:fldChar w:fldCharType="begin"/>
+            </w:r>
+            <w:r>
+              <w:rPr>
+                <w:noProof/>
+                <w:webHidden/>
+                <w:sz w:val="26"/>
+                <w:szCs w:val="26"/>
+              </w:rPr>
+              <w:instrText xml:space="preserve"> PAGEREF _Toc230810765 \h </w:instrText>
+            </w:r>
+            <w:r>
+              <w:rPr>
+                <w:noProof/>
+                <w:webHidden/>
+                <w:sz w:val="26"/>
+                <w:szCs w:val="26"/>
+              </w:rPr>
+            </w:r>
+            <w:r>
+              <w:rPr>
+                <w:noProof/>
+                <w:webHidden/>
+                <w:sz w:val="26"/>
+                <w:szCs w:val="26"/>
+              </w:rPr>
+              <w:fldChar w:fldCharType="separate"/>
+            </w:r>
+            <w:r>
+              <w:rPr>
+                <w:noProof/>
+                <w:webHidden/>
+                <w:sz w:val="26"/>
+                <w:szCs w:val="26"/>
+              </w:rPr>
+              <w:t>8</w:t>
+            </w:r>
+            <w:r>
+              <w:rPr>
+                <w:noProof/>
+                <w:webHidden/>
+                <w:sz w:val="26"/>
+                <w:szCs w:val="26"/>
+              </w:rPr>
+              <w:fldChar w:fldCharType="end"/>
+            </w:r>
+          </w:hyperlink>
+        </w:p>
+        <w:p>
+          <w:pPr>
+            <w:pStyle w:val="TOC3"/>
+            <w:tabs>
+              <w:tab w:val="right" w:leader="dot" w:pos="9111"/>
+            </w:tabs>
+            <w:rPr>
+              <w:rFonts w:asciiTheme="minorHAnsi" w:eastAsiaTheme="minorEastAsia" w:hAnsiTheme="minorHAnsi" w:cstheme="minorBidi"/>
+              <w:noProof/>
+              <w:color w:val="auto"/>
+              <w:sz w:val="26"/>
+              <w:szCs w:val="26"/>
+            </w:rPr>
+          </w:pPr>
+          <w:hyperlink w:anchor="_Toc230810766" w:history="1">
+            <w:r>
+              <w:rPr>
+                <w:rStyle w:val="Hyperlink"/>
+                <w:noProof/>
+                <w:sz w:val="26"/>
+                <w:szCs w:val="26"/>
+              </w:rPr>
+              <w:t>1.1.5. Các thành phần chiến lược của an ninh mạng</w:t>
+            </w:r>
+            <w:r>
+              <w:rPr>
+                <w:noProof/>
+                <w:webHidden/>
+                <w:sz w:val="26"/>
+                <w:szCs w:val="26"/>
+              </w:rPr>
+              <w:tab/>
+            </w:r>
+            <w:r>
+              <w:rPr>
+                <w:noProof/>
+                <w:webHidden/>
+                <w:sz w:val="26"/>
+                <w:szCs w:val="26"/>
+              </w:rPr>
+              <w:fldChar w:fldCharType="begin"/>
+            </w:r>
+            <w:r>
+              <w:rPr>
+                <w:noProof/>
+                <w:webHidden/>
+                <w:sz w:val="26"/>
+                <w:szCs w:val="26"/>
+              </w:rPr>
+              <w:instrText xml:space="preserve"> PAGEREF _Toc230810766 \h </w:instrText>
+            </w:r>
+            <w:r>
+              <w:rPr>
+                <w:noProof/>
+                <w:webHidden/>
+                <w:sz w:val="26"/>
+                <w:szCs w:val="26"/>
+              </w:rPr>
+            </w:r>
+            <w:r>
+              <w:rPr>
+                <w:noProof/>
+                <w:webHidden/>
+                <w:sz w:val="26"/>
+                <w:szCs w:val="26"/>
+              </w:rPr>
+              <w:fldChar w:fldCharType="separate"/>
+            </w:r>
+            <w:r>
+              <w:rPr>
+                <w:noProof/>
+                <w:webHidden/>
+                <w:sz w:val="26"/>
+                <w:szCs w:val="26"/>
+              </w:rPr>
+              <w:t>10</w:t>
+            </w:r>
+            <w:r>
+              <w:rPr>
+                <w:noProof/>
+                <w:webHidden/>
+                <w:sz w:val="26"/>
+                <w:szCs w:val="26"/>
+              </w:rPr>
+              <w:fldChar w:fldCharType="end"/>
+            </w:r>
+          </w:hyperlink>
+        </w:p>
+        <w:p>
+          <w:pPr>
+            <w:pStyle w:val="TOC3"/>
+            <w:tabs>
+              <w:tab w:val="right" w:leader="dot" w:pos="9111"/>
+            </w:tabs>
+            <w:rPr>
+              <w:rFonts w:asciiTheme="minorHAnsi" w:eastAsiaTheme="minorEastAsia" w:hAnsiTheme="minorHAnsi" w:cstheme="minorBidi"/>
+              <w:noProof/>
+              <w:color w:val="auto"/>
+              <w:sz w:val="26"/>
+              <w:szCs w:val="26"/>
+            </w:rPr>
+          </w:pPr>
+          <w:hyperlink w:anchor="_Toc230810767" w:history="1">
+            <w:r>
+              <w:rPr>
+                <w:rStyle w:val="Hyperlink"/>
+                <w:noProof/>
+                <w:sz w:val="26"/>
+                <w:szCs w:val="26"/>
+              </w:rPr>
+              <w:t>1.1.6. Công nghệ an ninh mạng hiện đại hiện nay</w:t>
+            </w:r>
+            <w:r>
+              <w:rPr>
+                <w:noProof/>
+                <w:webHidden/>
+                <w:sz w:val="26"/>
+                <w:szCs w:val="26"/>
+              </w:rPr>
+              <w:tab/>
+            </w:r>
+            <w:r>
+              <w:rPr>
+                <w:noProof/>
+                <w:webHidden/>
+                <w:sz w:val="26"/>
+                <w:szCs w:val="26"/>
+              </w:rPr>
+              <w:fldChar w:fldCharType="begin"/>
+            </w:r>
+            <w:r>
+              <w:rPr>
+                <w:noProof/>
+                <w:webHidden/>
+                <w:sz w:val="26"/>
+                <w:szCs w:val="26"/>
+              </w:rPr>
+              <w:instrText xml:space="preserve"> PAGEREF _Toc230810767 \h </w:instrText>
+            </w:r>
+            <w:r>
+              <w:rPr>
+                <w:noProof/>
+                <w:webHidden/>
+                <w:sz w:val="26"/>
+                <w:szCs w:val="26"/>
+              </w:rPr>
+            </w:r>
+            <w:r>
+              <w:rPr>
+                <w:noProof/>
+                <w:webHidden/>
+                <w:sz w:val="26"/>
+                <w:szCs w:val="26"/>
+              </w:rPr>
+              <w:fldChar w:fldCharType="separate"/>
+            </w:r>
+            <w:r>
+              <w:rPr>
+                <w:noProof/>
+                <w:webHidden/>
+                <w:sz w:val="26"/>
+                <w:szCs w:val="26"/>
+              </w:rPr>
+              <w:t>11</w:t>
+            </w:r>
+            <w:r>
+              <w:rPr>
+                <w:noProof/>
+                <w:webHidden/>
+                <w:sz w:val="26"/>
+                <w:szCs w:val="26"/>
+              </w:rPr>
+              <w:fldChar w:fldCharType="end"/>
+            </w:r>
+          </w:hyperlink>
+        </w:p>
+        <w:p>
+          <w:pPr>
+            <w:pStyle w:val="TOC2"/>
+            <w:tabs>
+              <w:tab w:val="right" w:leader="dot" w:pos="9111"/>
+            </w:tabs>
+            <w:rPr>
+              <w:rFonts w:asciiTheme="minorHAnsi" w:eastAsiaTheme="minorEastAsia" w:hAnsiTheme="minorHAnsi" w:cstheme="minorBidi"/>
+              <w:noProof/>
+              <w:color w:val="auto"/>
+              <w:sz w:val="26"/>
+              <w:szCs w:val="26"/>
+            </w:rPr>
+          </w:pPr>
+          <w:hyperlink w:anchor="_Toc230810768" w:history="1">
+            <w:r>
+              <w:rPr>
+                <w:rStyle w:val="Hyperlink"/>
+                <w:noProof/>
+                <w:sz w:val="26"/>
+                <w:szCs w:val="26"/>
+              </w:rPr>
+              <w:t>1.2. Các kiến thức cơ sở</w:t>
+            </w:r>
+            <w:r>
+              <w:rPr>
+                <w:noProof/>
+                <w:webHidden/>
+                <w:sz w:val="26"/>
+                <w:szCs w:val="26"/>
+              </w:rPr>
+              <w:tab/>
+            </w:r>
+            <w:r>
+              <w:rPr>
+                <w:noProof/>
+                <w:webHidden/>
+                <w:sz w:val="26"/>
+                <w:szCs w:val="26"/>
+              </w:rPr>
+              <w:fldChar w:fldCharType="begin"/>
+            </w:r>
+            <w:r>
+              <w:rPr>
+                <w:noProof/>
+                <w:webHidden/>
+                <w:sz w:val="26"/>
+                <w:szCs w:val="26"/>
+              </w:rPr>
+              <w:instrText xml:space="preserve"> PAGEREF _Toc230810768 \h </w:instrText>
+            </w:r>
+            <w:r>
+              <w:rPr>
+                <w:noProof/>
+                <w:webHidden/>
+                <w:sz w:val="26"/>
+                <w:szCs w:val="26"/>
+              </w:rPr>
+            </w:r>
+            <w:r>
+              <w:rPr>
+                <w:noProof/>
+                <w:webHidden/>
+                <w:sz w:val="26"/>
+                <w:szCs w:val="26"/>
+              </w:rPr>
+              <w:fldChar w:fldCharType="separate"/>
+            </w:r>
+            <w:r>
+              <w:rPr>
+                <w:noProof/>
+                <w:webHidden/>
+                <w:sz w:val="26"/>
+                <w:szCs w:val="26"/>
+              </w:rPr>
+              <w:t>12</w:t>
+            </w:r>
+            <w:r>
+              <w:rPr>
+                <w:noProof/>
+                <w:webHidden/>
+                <w:sz w:val="26"/>
+                <w:szCs w:val="26"/>
+              </w:rPr>
+              <w:fldChar w:fldCharType="end"/>
+            </w:r>
+          </w:hyperlink>
+        </w:p>
+        <w:p>
+          <w:pPr>
+            <w:pStyle w:val="TOC3"/>
+            <w:tabs>
+              <w:tab w:val="right" w:leader="dot" w:pos="9111"/>
+            </w:tabs>
+            <w:rPr>
+              <w:rFonts w:asciiTheme="minorHAnsi" w:eastAsiaTheme="minorEastAsia" w:hAnsiTheme="minorHAnsi" w:cstheme="minorBidi"/>
+              <w:noProof/>
+              <w:color w:val="auto"/>
+              <w:sz w:val="26"/>
+              <w:szCs w:val="26"/>
+            </w:rPr>
+          </w:pPr>
+          <w:hyperlink w:anchor="_Toc230810769" w:history="1">
+            <w:r>
+              <w:rPr>
+                <w:rStyle w:val="Hyperlink"/>
+                <w:noProof/>
+                <w:sz w:val="26"/>
+                <w:szCs w:val="26"/>
+              </w:rPr>
+              <w:t>1.2.1. Kiến thức cơ sở về toán học</w:t>
+            </w:r>
+            <w:r>
+              <w:rPr>
+                <w:noProof/>
+                <w:webHidden/>
+                <w:sz w:val="26"/>
+                <w:szCs w:val="26"/>
+              </w:rPr>
+              <w:tab/>
+            </w:r>
+            <w:r>
+              <w:rPr>
+                <w:noProof/>
+                <w:webHidden/>
+                <w:sz w:val="26"/>
+                <w:szCs w:val="26"/>
+              </w:rPr>
+              <w:fldChar w:fldCharType="begin"/>
+            </w:r>
+            <w:r>
+              <w:rPr>
+                <w:noProof/>
+                <w:webHidden/>
+                <w:sz w:val="26"/>
+                <w:szCs w:val="26"/>
+              </w:rPr>
+              <w:instrText xml:space="preserve"> PAGEREF _Toc230810769 \h </w:instrText>
+            </w:r>
+            <w:r>
+              <w:rPr>
+                <w:noProof/>
+                <w:webHidden/>
+                <w:sz w:val="26"/>
+                <w:szCs w:val="26"/>
+              </w:rPr>
+            </w:r>
+            <w:r>
+              <w:rPr>
+                <w:noProof/>
+                <w:webHidden/>
+                <w:sz w:val="26"/>
+                <w:szCs w:val="26"/>
+              </w:rPr>
+              <w:fldChar w:fldCharType="separate"/>
+            </w:r>
+            <w:r>
+              <w:rPr>
+                <w:noProof/>
+                <w:webHidden/>
+                <w:sz w:val="26"/>
+                <w:szCs w:val="26"/>
+              </w:rPr>
+              <w:t>12</w:t>
+            </w:r>
+            <w:r>
+              <w:rPr>
+                <w:noProof/>
+                <w:webHidden/>
+                <w:sz w:val="26"/>
+                <w:szCs w:val="26"/>
+              </w:rPr>
+              <w:fldChar w:fldCharType="end"/>
+            </w:r>
+          </w:hyperlink>
+        </w:p>
+        <w:p>
+          <w:pPr>
+            <w:pStyle w:val="TOC3"/>
+            <w:tabs>
+              <w:tab w:val="right" w:leader="dot" w:pos="9111"/>
+            </w:tabs>
+            <w:rPr>
+              <w:rFonts w:asciiTheme="minorHAnsi" w:eastAsiaTheme="minorEastAsia" w:hAnsiTheme="minorHAnsi" w:cstheme="minorBidi"/>
+              <w:noProof/>
+              <w:color w:val="auto"/>
+              <w:sz w:val="26"/>
+              <w:szCs w:val="26"/>
+            </w:rPr>
+          </w:pPr>
+          <w:hyperlink w:anchor="_Toc230810770" w:history="1">
+            <w:r>
+              <w:rPr>
+                <w:rStyle w:val="Hyperlink"/>
+                <w:noProof/>
+                <w:sz w:val="26"/>
+                <w:szCs w:val="26"/>
+              </w:rPr>
+              <w:t>1.2.2. Kiến thức về thuật toán và cấu trúc dữ liệu</w:t>
+            </w:r>
+            <w:r>
+              <w:rPr>
+                <w:noProof/>
+                <w:webHidden/>
+                <w:sz w:val="26"/>
+                <w:szCs w:val="26"/>
+              </w:rPr>
+              <w:tab/>
+            </w:r>
+            <w:r>
+              <w:rPr>
+                <w:noProof/>
+                <w:webHidden/>
+                <w:sz w:val="26"/>
+                <w:szCs w:val="26"/>
+              </w:rPr>
+              <w:fldChar w:fldCharType="begin"/>
+            </w:r>
+            <w:r>
+              <w:rPr>
+                <w:noProof/>
+                <w:webHidden/>
+                <w:sz w:val="26"/>
+                <w:szCs w:val="26"/>
+              </w:rPr>
+              <w:instrText xml:space="preserve"> PAGEREF _Toc230810770 \h </w:instrText>
+            </w:r>
+            <w:r>
+              <w:rPr>
+                <w:noProof/>
+                <w:webHidden/>
+                <w:sz w:val="26"/>
+                <w:szCs w:val="26"/>
+              </w:rPr>
+            </w:r>
+            <w:r>
+              <w:rPr>
+                <w:noProof/>
+                <w:webHidden/>
+                <w:sz w:val="26"/>
+                <w:szCs w:val="26"/>
+              </w:rPr>
+              <w:fldChar w:fldCharType="separate"/>
+            </w:r>
+            <w:r>
+              <w:rPr>
+                <w:noProof/>
+                <w:webHidden/>
+                <w:sz w:val="26"/>
+                <w:szCs w:val="26"/>
+              </w:rPr>
+              <w:t>13</w:t>
+            </w:r>
+            <w:r>
+              <w:rPr>
+                <w:noProof/>
+                <w:webHidden/>
+                <w:sz w:val="26"/>
+                <w:szCs w:val="26"/>
+              </w:rPr>
+              <w:fldChar w:fldCharType="end"/>
+            </w:r>
+          </w:hyperlink>
+        </w:p>
+        <w:p>
+          <w:pPr>
+            <w:pStyle w:val="TOC3"/>
+            <w:tabs>
+              <w:tab w:val="right" w:leader="dot" w:pos="9111"/>
+            </w:tabs>
+            <w:rPr>
+              <w:rFonts w:asciiTheme="minorHAnsi" w:eastAsiaTheme="minorEastAsia" w:hAnsiTheme="minorHAnsi" w:cstheme="minorBidi"/>
+              <w:noProof/>
+              <w:color w:val="auto"/>
+              <w:sz w:val="26"/>
+              <w:szCs w:val="26"/>
+            </w:rPr>
+          </w:pPr>
+          <w:hyperlink w:anchor="_Toc230810771" w:history="1">
+            <w:r>
+              <w:rPr>
+                <w:rStyle w:val="Hyperlink"/>
+                <w:noProof/>
+                <w:sz w:val="26"/>
+                <w:szCs w:val="26"/>
+              </w:rPr>
+              <w:t>1.2.3. Kiến thức về ngôn ngữ lập trình</w:t>
+            </w:r>
+            <w:r>
+              <w:rPr>
+                <w:noProof/>
+                <w:webHidden/>
+                <w:sz w:val="26"/>
+                <w:szCs w:val="26"/>
+              </w:rPr>
+              <w:tab/>
+            </w:r>
+            <w:r>
+              <w:rPr>
+                <w:noProof/>
+                <w:webHidden/>
+                <w:sz w:val="26"/>
+                <w:szCs w:val="26"/>
+              </w:rPr>
+              <w:fldChar w:fldCharType="begin"/>
+            </w:r>
+            <w:r>
+              <w:rPr>
+                <w:noProof/>
+                <w:webHidden/>
+                <w:sz w:val="26"/>
+                <w:szCs w:val="26"/>
+              </w:rPr>
+              <w:instrText xml:space="preserve"> PAGEREF _Toc230810771 \h </w:instrText>
+            </w:r>
+            <w:r>
+              <w:rPr>
+                <w:noProof/>
+                <w:webHidden/>
+                <w:sz w:val="26"/>
+                <w:szCs w:val="26"/>
+              </w:rPr>
+            </w:r>
+            <w:r>
+              <w:rPr>
+                <w:noProof/>
+                <w:webHidden/>
+                <w:sz w:val="26"/>
+                <w:szCs w:val="26"/>
+              </w:rPr>
+              <w:fldChar w:fldCharType="separate"/>
+            </w:r>
+            <w:r>
+              <w:rPr>
+                <w:noProof/>
+                <w:webHidden/>
+                <w:sz w:val="26"/>
+                <w:szCs w:val="26"/>
+              </w:rPr>
+              <w:t>13</w:t>
+            </w:r>
+            <w:r>
+              <w:rPr>
+                <w:noProof/>
+                <w:webHidden/>
+                <w:sz w:val="26"/>
+                <w:szCs w:val="26"/>
+              </w:rPr>
+              <w:fldChar w:fldCharType="end"/>
+            </w:r>
+          </w:hyperlink>
+        </w:p>
+        <w:p>
+          <w:pPr>
+            <w:pStyle w:val="TOC3"/>
+            <w:tabs>
+              <w:tab w:val="right" w:leader="dot" w:pos="9111"/>
+            </w:tabs>
+            <w:rPr>
+              <w:rFonts w:asciiTheme="minorHAnsi" w:eastAsiaTheme="minorEastAsia" w:hAnsiTheme="minorHAnsi" w:cstheme="minorBidi"/>
+              <w:noProof/>
+              <w:color w:val="auto"/>
+              <w:sz w:val="26"/>
+              <w:szCs w:val="26"/>
+            </w:rPr>
+          </w:pPr>
+          <w:hyperlink w:anchor="_Toc230810772" w:history="1">
+            <w:r>
+              <w:rPr>
+                <w:rStyle w:val="Hyperlink"/>
+                <w:noProof/>
+                <w:sz w:val="26"/>
+                <w:szCs w:val="26"/>
+              </w:rPr>
+              <w:t>1.2.4. Kiến thức về hệ thống và an ninh mạng</w:t>
+            </w:r>
+            <w:r>
+              <w:rPr>
+                <w:noProof/>
+                <w:webHidden/>
+                <w:sz w:val="26"/>
+                <w:szCs w:val="26"/>
+              </w:rPr>
+              <w:tab/>
+            </w:r>
+            <w:r>
+              <w:rPr>
+                <w:noProof/>
+                <w:webHidden/>
+                <w:sz w:val="26"/>
+                <w:szCs w:val="26"/>
+              </w:rPr>
+              <w:fldChar w:fldCharType="begin"/>
+            </w:r>
+            <w:r>
+              <w:rPr>
+                <w:noProof/>
+                <w:webHidden/>
+                <w:sz w:val="26"/>
+                <w:szCs w:val="26"/>
+              </w:rPr>
+              <w:instrText xml:space="preserve"> PAGEREF _Toc230810772 \h </w:instrText>
+            </w:r>
+            <w:r>
+              <w:rPr>
+                <w:noProof/>
+                <w:webHidden/>
+                <w:sz w:val="26"/>
+                <w:szCs w:val="26"/>
+              </w:rPr>
+            </w:r>
+            <w:r>
+              <w:rPr>
+                <w:noProof/>
+                <w:webHidden/>
+                <w:sz w:val="26"/>
+                <w:szCs w:val="26"/>
+              </w:rPr>
+              <w:fldChar w:fldCharType="separate"/>
+            </w:r>
+            <w:r>
+              <w:rPr>
+                <w:noProof/>
+                <w:webHidden/>
+                <w:sz w:val="26"/>
+                <w:szCs w:val="26"/>
+              </w:rPr>
+              <w:t>14</w:t>
+            </w:r>
+            <w:r>
+              <w:rPr>
+                <w:noProof/>
+                <w:webHidden/>
+                <w:sz w:val="26"/>
+                <w:szCs w:val="26"/>
+              </w:rPr>
+              <w:fldChar w:fldCharType="end"/>
+            </w:r>
+          </w:hyperlink>
+        </w:p>
+        <w:p>
+          <w:pPr>
+            <w:pStyle w:val="TOC3"/>
+            <w:tabs>
+              <w:tab w:val="right" w:leader="dot" w:pos="9111"/>
+            </w:tabs>
+            <w:rPr>
+              <w:rFonts w:asciiTheme="minorHAnsi" w:eastAsiaTheme="minorEastAsia" w:hAnsiTheme="minorHAnsi" w:cstheme="minorBidi"/>
+              <w:noProof/>
+              <w:color w:val="auto"/>
+              <w:sz w:val="26"/>
+              <w:szCs w:val="26"/>
+            </w:rPr>
+          </w:pPr>
+          <w:hyperlink w:anchor="_Toc230810773" w:history="1">
+            <w:r>
+              <w:rPr>
+                <w:rStyle w:val="Hyperlink"/>
+                <w:noProof/>
+                <w:sz w:val="26"/>
+                <w:szCs w:val="26"/>
+              </w:rPr>
+              <w:t>1.2.5. Kiến thức bổ trợ khác</w:t>
+            </w:r>
+            <w:r>
+              <w:rPr>
+                <w:noProof/>
+                <w:webHidden/>
+                <w:sz w:val="26"/>
+                <w:szCs w:val="26"/>
+              </w:rPr>
+              <w:tab/>
+            </w:r>
+            <w:r>
+              <w:rPr>
+                <w:noProof/>
+                <w:webHidden/>
+                <w:sz w:val="26"/>
+                <w:szCs w:val="26"/>
+              </w:rPr>
+              <w:fldChar w:fldCharType="begin"/>
+            </w:r>
+            <w:r>
+              <w:rPr>
+                <w:noProof/>
+                <w:webHidden/>
+                <w:sz w:val="26"/>
+                <w:szCs w:val="26"/>
+              </w:rPr>
+              <w:instrText xml:space="preserve"> PAGEREF _Toc230810773 \h </w:instrText>
+            </w:r>
+            <w:r>
+              <w:rPr>
+                <w:noProof/>
+                <w:webHidden/>
+                <w:sz w:val="26"/>
+                <w:szCs w:val="26"/>
+              </w:rPr>
+            </w:r>
+            <w:r>
+              <w:rPr>
+                <w:noProof/>
+                <w:webHidden/>
+                <w:sz w:val="26"/>
+                <w:szCs w:val="26"/>
+              </w:rPr>
+              <w:fldChar w:fldCharType="separate"/>
+            </w:r>
+            <w:r>
+              <w:rPr>
+                <w:noProof/>
+                <w:webHidden/>
+                <w:sz w:val="26"/>
+                <w:szCs w:val="26"/>
+              </w:rPr>
+              <w:t>14</w:t>
+            </w:r>
+            <w:r>
+              <w:rPr>
+                <w:noProof/>
+                <w:webHidden/>
+                <w:sz w:val="26"/>
+                <w:szCs w:val="26"/>
+              </w:rPr>
+              <w:fldChar w:fldCharType="end"/>
+            </w:r>
+          </w:hyperlink>
+        </w:p>
+        <w:p>
+          <w:pPr>
+            <w:pStyle w:val="TOC2"/>
+            <w:tabs>
+              <w:tab w:val="right" w:leader="dot" w:pos="9111"/>
+            </w:tabs>
+            <w:rPr>
+              <w:rFonts w:asciiTheme="minorHAnsi" w:eastAsiaTheme="minorEastAsia" w:hAnsiTheme="minorHAnsi" w:cstheme="minorBidi"/>
+              <w:noProof/>
+              <w:color w:val="auto"/>
+              <w:sz w:val="26"/>
+              <w:szCs w:val="26"/>
+            </w:rPr>
+          </w:pPr>
+          <w:hyperlink w:anchor="_Toc230810774" w:history="1">
+            <w:r>
+              <w:rPr>
+                <w:rStyle w:val="Hyperlink"/>
+                <w:noProof/>
+                <w:sz w:val="26"/>
+                <w:szCs w:val="26"/>
+              </w:rPr>
+              <w:t>1.3. Nội dung nghiên cứu</w:t>
+            </w:r>
+            <w:r>
+              <w:rPr>
+                <w:noProof/>
+                <w:webHidden/>
+                <w:sz w:val="26"/>
+                <w:szCs w:val="26"/>
+              </w:rPr>
+              <w:tab/>
+            </w:r>
+            <w:r>
+              <w:rPr>
+                <w:noProof/>
+                <w:webHidden/>
+                <w:sz w:val="26"/>
+                <w:szCs w:val="26"/>
+              </w:rPr>
+              <w:fldChar w:fldCharType="begin"/>
+            </w:r>
+            <w:r>
+              <w:rPr>
+                <w:noProof/>
+                <w:webHidden/>
+                <w:sz w:val="26"/>
+                <w:szCs w:val="26"/>
+              </w:rPr>
+              <w:instrText xml:space="preserve"> PAGEREF _Toc230810774 \h </w:instrText>
+            </w:r>
+            <w:r>
+              <w:rPr>
+                <w:noProof/>
+                <w:webHidden/>
+                <w:sz w:val="26"/>
+                <w:szCs w:val="26"/>
+              </w:rPr>
+            </w:r>
+            <w:r>
+              <w:rPr>
+                <w:noProof/>
+                <w:webHidden/>
+                <w:sz w:val="26"/>
+                <w:szCs w:val="26"/>
+              </w:rPr>
+              <w:fldChar w:fldCharType="separate"/>
+            </w:r>
+            <w:r>
+              <w:rPr>
+                <w:noProof/>
+                <w:webHidden/>
+                <w:sz w:val="26"/>
+                <w:szCs w:val="26"/>
+              </w:rPr>
+              <w:t>15</w:t>
+            </w:r>
+            <w:r>
+              <w:rPr>
+                <w:noProof/>
+                <w:webHidden/>
+                <w:sz w:val="26"/>
+                <w:szCs w:val="26"/>
+              </w:rPr>
+              <w:fldChar w:fldCharType="end"/>
+            </w:r>
+          </w:hyperlink>
+        </w:p>
+        <w:p>
+          <w:pPr>
+            <w:pStyle w:val="TOC3"/>
+            <w:tabs>
+              <w:tab w:val="right" w:leader="dot" w:pos="9111"/>
+            </w:tabs>
+            <w:rPr>
+              <w:rFonts w:asciiTheme="minorHAnsi" w:eastAsiaTheme="minorEastAsia" w:hAnsiTheme="minorHAnsi" w:cstheme="minorBidi"/>
+              <w:noProof/>
+              <w:color w:val="auto"/>
+              <w:sz w:val="26"/>
+              <w:szCs w:val="26"/>
+            </w:rPr>
+          </w:pPr>
+          <w:hyperlink w:anchor="_Toc230810775" w:history="1">
+            <w:r>
+              <w:rPr>
+                <w:rStyle w:val="Hyperlink"/>
+                <w:noProof/>
+                <w:sz w:val="26"/>
+                <w:szCs w:val="26"/>
+              </w:rPr>
+              <w:t>1.3.1. Lý do nghiên cứu</w:t>
+            </w:r>
+            <w:r>
+              <w:rPr>
+                <w:noProof/>
+                <w:webHidden/>
+                <w:sz w:val="26"/>
+                <w:szCs w:val="26"/>
+              </w:rPr>
+              <w:tab/>
+            </w:r>
+            <w:r>
+              <w:rPr>
+                <w:noProof/>
+                <w:webHidden/>
+                <w:sz w:val="26"/>
+                <w:szCs w:val="26"/>
+              </w:rPr>
+              <w:fldChar w:fldCharType="begin"/>
+            </w:r>
+            <w:r>
+              <w:rPr>
+                <w:noProof/>
+                <w:webHidden/>
+                <w:sz w:val="26"/>
+                <w:szCs w:val="26"/>
+              </w:rPr>
+              <w:instrText xml:space="preserve"> PAGEREF _Toc230810775 \h </w:instrText>
+            </w:r>
+            <w:r>
+              <w:rPr>
+                <w:noProof/>
+                <w:webHidden/>
+                <w:sz w:val="26"/>
+                <w:szCs w:val="26"/>
+              </w:rPr>
+            </w:r>
+            <w:r>
+              <w:rPr>
+                <w:noProof/>
+                <w:webHidden/>
+                <w:sz w:val="26"/>
+                <w:szCs w:val="26"/>
+              </w:rPr>
+              <w:fldChar w:fldCharType="separate"/>
+            </w:r>
+            <w:r>
+              <w:rPr>
+                <w:noProof/>
+                <w:webHidden/>
+                <w:sz w:val="26"/>
+                <w:szCs w:val="26"/>
+              </w:rPr>
+              <w:t>15</w:t>
+            </w:r>
+            <w:r>
+              <w:rPr>
+                <w:noProof/>
+                <w:webHidden/>
+                <w:sz w:val="26"/>
+                <w:szCs w:val="26"/>
+              </w:rPr>
+              <w:fldChar w:fldCharType="end"/>
+            </w:r>
+          </w:hyperlink>
+        </w:p>
+        <w:p>
+          <w:pPr>
+            <w:pStyle w:val="TOC3"/>
+            <w:tabs>
+              <w:tab w:val="right" w:leader="dot" w:pos="9111"/>
+            </w:tabs>
+            <w:rPr>
+              <w:rFonts w:asciiTheme="minorHAnsi" w:eastAsiaTheme="minorEastAsia" w:hAnsiTheme="minorHAnsi" w:cstheme="minorBidi"/>
+              <w:noProof/>
+              <w:color w:val="auto"/>
+              <w:sz w:val="26"/>
+              <w:szCs w:val="26"/>
+            </w:rPr>
+          </w:pPr>
+          <w:hyperlink w:anchor="_Toc230810776" w:history="1">
+            <w:r>
+              <w:rPr>
+                <w:rStyle w:val="Hyperlink"/>
+                <w:noProof/>
+                <w:sz w:val="26"/>
+                <w:szCs w:val="26"/>
+              </w:rPr>
+              <w:t>1.3.2. Các nội dung nghiên cứu</w:t>
+            </w:r>
+            <w:r>
+              <w:rPr>
+                <w:noProof/>
+                <w:webHidden/>
+                <w:sz w:val="26"/>
+                <w:szCs w:val="26"/>
+              </w:rPr>
+              <w:tab/>
+            </w:r>
+            <w:r>
+              <w:rPr>
+                <w:noProof/>
+                <w:webHidden/>
+                <w:sz w:val="26"/>
+                <w:szCs w:val="26"/>
+              </w:rPr>
+              <w:fldChar w:fldCharType="begin"/>
+            </w:r>
+            <w:r>
+              <w:rPr>
+                <w:noProof/>
+                <w:webHidden/>
+                <w:sz w:val="26"/>
+                <w:szCs w:val="26"/>
+              </w:rPr>
+              <w:instrText xml:space="preserve"> PAGEREF _Toc230810776 \h </w:instrText>
+            </w:r>
+            <w:r>
+              <w:rPr>
+                <w:noProof/>
+                <w:webHidden/>
+                <w:sz w:val="26"/>
+                <w:szCs w:val="26"/>
+              </w:rPr>
+            </w:r>
+            <w:r>
+              <w:rPr>
+                <w:noProof/>
+                <w:webHidden/>
+                <w:sz w:val="26"/>
+                <w:szCs w:val="26"/>
+              </w:rPr>
+              <w:fldChar w:fldCharType="separate"/>
+            </w:r>
+            <w:r>
+              <w:rPr>
+                <w:noProof/>
+                <w:webHidden/>
+                <w:sz w:val="26"/>
+                <w:szCs w:val="26"/>
+              </w:rPr>
+              <w:t>16</w:t>
+            </w:r>
+            <w:r>
+              <w:rPr>
+                <w:noProof/>
+                <w:webHidden/>
+                <w:sz w:val="26"/>
+                <w:szCs w:val="26"/>
+              </w:rPr>
+              <w:fldChar w:fldCharType="end"/>
+            </w:r>
+          </w:hyperlink>
+        </w:p>
+        <w:p>
+          <w:pPr>
+            <w:pStyle w:val="TOC1"/>
+            <w:tabs>
+              <w:tab w:val="right" w:leader="dot" w:pos="9111"/>
+            </w:tabs>
+            <w:rPr>
+              <w:rFonts w:asciiTheme="minorHAnsi" w:eastAsiaTheme="minorEastAsia" w:hAnsiTheme="minorHAnsi" w:cstheme="minorBidi"/>
+              <w:noProof/>
+              <w:color w:val="auto"/>
+              <w:sz w:val="26"/>
+              <w:szCs w:val="26"/>
+            </w:rPr>
+          </w:pPr>
+          <w:hyperlink w:anchor="_Toc230810777" w:history="1">
+            <w:r>
+              <w:rPr>
+                <w:rStyle w:val="Hyperlink"/>
+                <w:noProof/>
+                <w:sz w:val="26"/>
+                <w:szCs w:val="26"/>
+              </w:rPr>
+              <w:t>CHƯƠNG 2: KẾT QUẢ NGHIÊN CỨU</w:t>
+            </w:r>
+            <w:r>
+              <w:rPr>
+                <w:noProof/>
+                <w:webHidden/>
+                <w:sz w:val="26"/>
+                <w:szCs w:val="26"/>
+              </w:rPr>
+              <w:tab/>
+            </w:r>
+            <w:r>
+              <w:rPr>
+                <w:noProof/>
+                <w:webHidden/>
+                <w:sz w:val="26"/>
+                <w:szCs w:val="26"/>
+              </w:rPr>
+              <w:fldChar w:fldCharType="begin"/>
+            </w:r>
+            <w:r>
+              <w:rPr>
+                <w:noProof/>
+                <w:webHidden/>
+                <w:sz w:val="26"/>
+                <w:szCs w:val="26"/>
+              </w:rPr>
+              <w:instrText xml:space="preserve"> PAGEREF _Toc230810777 \h </w:instrText>
+            </w:r>
+            <w:r>
+              <w:rPr>
+                <w:noProof/>
+                <w:webHidden/>
+                <w:sz w:val="26"/>
+                <w:szCs w:val="26"/>
+              </w:rPr>
+            </w:r>
+            <w:r>
+              <w:rPr>
+                <w:noProof/>
+                <w:webHidden/>
+                <w:sz w:val="26"/>
+                <w:szCs w:val="26"/>
+              </w:rPr>
+              <w:fldChar w:fldCharType="separate"/>
+            </w:r>
+            <w:r>
+              <w:rPr>
+                <w:noProof/>
+                <w:webHidden/>
+                <w:sz w:val="26"/>
+                <w:szCs w:val="26"/>
+              </w:rPr>
+              <w:t>17</w:t>
+            </w:r>
+            <w:r>
+              <w:rPr>
+                <w:noProof/>
+                <w:webHidden/>
+                <w:sz w:val="26"/>
+                <w:szCs w:val="26"/>
+              </w:rPr>
+              <w:fldChar w:fldCharType="end"/>
+            </w:r>
+          </w:hyperlink>
+        </w:p>
+        <w:p>
+          <w:pPr>
+            <w:pStyle w:val="TOC2"/>
+            <w:tabs>
+              <w:tab w:val="right" w:leader="dot" w:pos="9111"/>
+            </w:tabs>
+            <w:rPr>
+              <w:rFonts w:asciiTheme="minorHAnsi" w:eastAsiaTheme="minorEastAsia" w:hAnsiTheme="minorHAnsi" w:cstheme="minorBidi"/>
+              <w:noProof/>
+              <w:color w:val="auto"/>
+              <w:sz w:val="26"/>
+              <w:szCs w:val="26"/>
+            </w:rPr>
+          </w:pPr>
+          <w:hyperlink w:anchor="_Toc230810778" w:history="1">
+            <w:r>
+              <w:rPr>
+                <w:rStyle w:val="Hyperlink"/>
+                <w:noProof/>
+                <w:sz w:val="26"/>
+                <w:szCs w:val="26"/>
+              </w:rPr>
+              <w:t>2.1. Nghiên cứu tìm hiểu về mã khóa công khai</w:t>
+            </w:r>
+            <w:r>
+              <w:rPr>
+                <w:noProof/>
+                <w:webHidden/>
+                <w:sz w:val="26"/>
+                <w:szCs w:val="26"/>
+              </w:rPr>
+              <w:tab/>
+            </w:r>
+            <w:r>
+              <w:rPr>
+                <w:noProof/>
+                <w:webHidden/>
+                <w:sz w:val="26"/>
+                <w:szCs w:val="26"/>
+              </w:rPr>
+              <w:fldChar w:fldCharType="begin"/>
+            </w:r>
+            <w:r>
+              <w:rPr>
+                <w:noProof/>
+                <w:webHidden/>
+                <w:sz w:val="26"/>
+                <w:szCs w:val="26"/>
+              </w:rPr>
+              <w:instrText xml:space="preserve"> PAGEREF _Toc230810778 \h </w:instrText>
+            </w:r>
+            <w:r>
+              <w:rPr>
+                <w:noProof/>
+                <w:webHidden/>
+                <w:sz w:val="26"/>
+                <w:szCs w:val="26"/>
+              </w:rPr>
+            </w:r>
+            <w:r>
+              <w:rPr>
+                <w:noProof/>
+                <w:webHidden/>
+                <w:sz w:val="26"/>
+                <w:szCs w:val="26"/>
+              </w:rPr>
+              <w:fldChar w:fldCharType="separate"/>
+            </w:r>
+            <w:r>
+              <w:rPr>
+                <w:noProof/>
+                <w:webHidden/>
+                <w:sz w:val="26"/>
+                <w:szCs w:val="26"/>
+              </w:rPr>
+              <w:t>17</w:t>
+            </w:r>
+            <w:r>
+              <w:rPr>
+                <w:noProof/>
+                <w:webHidden/>
+                <w:sz w:val="26"/>
+                <w:szCs w:val="26"/>
+              </w:rPr>
+              <w:fldChar w:fldCharType="end"/>
+            </w:r>
+          </w:hyperlink>
+        </w:p>
+        <w:p>
+          <w:pPr>
+            <w:pStyle w:val="TOC3"/>
+            <w:tabs>
+              <w:tab w:val="right" w:leader="dot" w:pos="9111"/>
+            </w:tabs>
+            <w:rPr>
+              <w:rFonts w:asciiTheme="minorHAnsi" w:eastAsiaTheme="minorEastAsia" w:hAnsiTheme="minorHAnsi" w:cstheme="minorBidi"/>
+              <w:noProof/>
+              <w:color w:val="auto"/>
+              <w:sz w:val="26"/>
+              <w:szCs w:val="26"/>
+            </w:rPr>
+          </w:pPr>
+          <w:hyperlink w:anchor="_Toc230810779" w:history="1">
+            <w:r>
+              <w:rPr>
+                <w:rStyle w:val="Hyperlink"/>
+                <w:noProof/>
+                <w:sz w:val="26"/>
+                <w:szCs w:val="26"/>
+              </w:rPr>
+              <w:t>2.1.1. Ý tưởng của Whitfield Diffie và Martin Hellman</w:t>
+            </w:r>
+            <w:r>
+              <w:rPr>
+                <w:noProof/>
+                <w:webHidden/>
+                <w:sz w:val="26"/>
+                <w:szCs w:val="26"/>
+              </w:rPr>
+              <w:tab/>
+            </w:r>
+            <w:r>
+              <w:rPr>
+                <w:noProof/>
+                <w:webHidden/>
+                <w:sz w:val="26"/>
+                <w:szCs w:val="26"/>
+              </w:rPr>
+              <w:fldChar w:fldCharType="begin"/>
+            </w:r>
+            <w:r>
+              <w:rPr>
+                <w:noProof/>
+                <w:webHidden/>
+                <w:sz w:val="26"/>
+                <w:szCs w:val="26"/>
+              </w:rPr>
+              <w:instrText xml:space="preserve"> PAGEREF _Toc230810779 \h </w:instrText>
+            </w:r>
+            <w:r>
+              <w:rPr>
+                <w:noProof/>
+                <w:webHidden/>
+                <w:sz w:val="26"/>
+                <w:szCs w:val="26"/>
+              </w:rPr>
+            </w:r>
+            <w:r>
+              <w:rPr>
+                <w:noProof/>
+                <w:webHidden/>
+                <w:sz w:val="26"/>
+                <w:szCs w:val="26"/>
+              </w:rPr>
+              <w:fldChar w:fldCharType="separate"/>
+            </w:r>
+            <w:r>
+              <w:rPr>
+                <w:noProof/>
+                <w:webHidden/>
+                <w:sz w:val="26"/>
+                <w:szCs w:val="26"/>
+              </w:rPr>
+              <w:t>17</w:t>
+            </w:r>
+            <w:r>
+              <w:rPr>
+                <w:noProof/>
+                <w:webHidden/>
+                <w:sz w:val="26"/>
+                <w:szCs w:val="26"/>
+              </w:rPr>
+              <w:fldChar w:fldCharType="end"/>
+            </w:r>
+          </w:hyperlink>
+        </w:p>
+        <w:p>
+          <w:pPr>
+            <w:pStyle w:val="TOC3"/>
+            <w:tabs>
+              <w:tab w:val="right" w:leader="dot" w:pos="9111"/>
+            </w:tabs>
+            <w:rPr>
+              <w:rFonts w:asciiTheme="minorHAnsi" w:eastAsiaTheme="minorEastAsia" w:hAnsiTheme="minorHAnsi" w:cstheme="minorBidi"/>
+              <w:noProof/>
+              <w:color w:val="auto"/>
+              <w:sz w:val="26"/>
+              <w:szCs w:val="26"/>
+            </w:rPr>
+          </w:pPr>
+          <w:hyperlink w:anchor="_Toc230810780" w:history="1">
+            <w:r>
+              <w:rPr>
+                <w:rStyle w:val="Hyperlink"/>
+                <w:noProof/>
+                <w:sz w:val="26"/>
+                <w:szCs w:val="26"/>
+              </w:rPr>
+              <w:t>2.1.2. Các thành phần của khai báo khóa mã hóa</w:t>
+            </w:r>
+            <w:r>
+              <w:rPr>
+                <w:noProof/>
+                <w:webHidden/>
+                <w:sz w:val="26"/>
+                <w:szCs w:val="26"/>
+              </w:rPr>
+              <w:tab/>
+            </w:r>
+            <w:r>
+              <w:rPr>
+                <w:noProof/>
+                <w:webHidden/>
+                <w:sz w:val="26"/>
+                <w:szCs w:val="26"/>
+              </w:rPr>
+              <w:fldChar w:fldCharType="begin"/>
+            </w:r>
+            <w:r>
+              <w:rPr>
+                <w:noProof/>
+                <w:webHidden/>
+                <w:sz w:val="26"/>
+                <w:szCs w:val="26"/>
+              </w:rPr>
+              <w:instrText xml:space="preserve"> PAGEREF _Toc230810780 \h </w:instrText>
+            </w:r>
+            <w:r>
+              <w:rPr>
+                <w:noProof/>
+                <w:webHidden/>
+                <w:sz w:val="26"/>
+                <w:szCs w:val="26"/>
+              </w:rPr>
+            </w:r>
+            <w:r>
+              <w:rPr>
+                <w:noProof/>
+                <w:webHidden/>
+                <w:sz w:val="26"/>
+                <w:szCs w:val="26"/>
+              </w:rPr>
+              <w:fldChar w:fldCharType="separate"/>
+            </w:r>
+            <w:r>
+              <w:rPr>
+                <w:noProof/>
+                <w:webHidden/>
+                <w:sz w:val="26"/>
+                <w:szCs w:val="26"/>
+              </w:rPr>
+              <w:t>17</w:t>
+            </w:r>
+            <w:r>
+              <w:rPr>
+                <w:noProof/>
+                <w:webHidden/>
+                <w:sz w:val="26"/>
+                <w:szCs w:val="26"/>
+              </w:rPr>
+              <w:fldChar w:fldCharType="end"/>
+            </w:r>
+          </w:hyperlink>
+        </w:p>
+        <w:p>
+          <w:pPr>
+            <w:pStyle w:val="TOC3"/>
+            <w:tabs>
+              <w:tab w:val="right" w:leader="dot" w:pos="9111"/>
+            </w:tabs>
+            <w:rPr>
+              <w:rFonts w:asciiTheme="minorHAnsi" w:eastAsiaTheme="minorEastAsia" w:hAnsiTheme="minorHAnsi" w:cstheme="minorBidi"/>
+              <w:noProof/>
+              <w:color w:val="auto"/>
+              <w:sz w:val="26"/>
+              <w:szCs w:val="26"/>
+            </w:rPr>
+          </w:pPr>
+          <w:hyperlink w:anchor="_Toc230810781" w:history="1">
+            <w:r>
+              <w:rPr>
+                <w:rStyle w:val="Hyperlink"/>
+                <w:noProof/>
+                <w:sz w:val="26"/>
+                <w:szCs w:val="26"/>
+              </w:rPr>
+              <w:t>2.1.3. Độ an toàn của mã hóa khóa công khai</w:t>
+            </w:r>
+            <w:r>
+              <w:rPr>
+                <w:noProof/>
+                <w:webHidden/>
+                <w:sz w:val="26"/>
+                <w:szCs w:val="26"/>
+              </w:rPr>
+              <w:tab/>
+            </w:r>
+            <w:r>
+              <w:rPr>
+                <w:noProof/>
+                <w:webHidden/>
+                <w:sz w:val="26"/>
+                <w:szCs w:val="26"/>
+              </w:rPr>
+              <w:fldChar w:fldCharType="begin"/>
+            </w:r>
+            <w:r>
+              <w:rPr>
+                <w:noProof/>
+                <w:webHidden/>
+                <w:sz w:val="26"/>
+                <w:szCs w:val="26"/>
+              </w:rPr>
+              <w:instrText xml:space="preserve"> PAGEREF _Toc230810781 \h </w:instrText>
+            </w:r>
+            <w:r>
+              <w:rPr>
+                <w:noProof/>
+                <w:webHidden/>
+                <w:sz w:val="26"/>
+                <w:szCs w:val="26"/>
+              </w:rPr>
+            </w:r>
+            <w:r>
+              <w:rPr>
+                <w:noProof/>
+                <w:webHidden/>
+                <w:sz w:val="26"/>
+                <w:szCs w:val="26"/>
+              </w:rPr>
+              <w:fldChar w:fldCharType="separate"/>
+            </w:r>
+            <w:r>
+              <w:rPr>
+                <w:noProof/>
+                <w:webHidden/>
+                <w:sz w:val="26"/>
+                <w:szCs w:val="26"/>
+              </w:rPr>
+              <w:t>17</w:t>
+            </w:r>
+            <w:r>
+              <w:rPr>
+                <w:noProof/>
+                <w:webHidden/>
+                <w:sz w:val="26"/>
+                <w:szCs w:val="26"/>
+              </w:rPr>
+              <w:fldChar w:fldCharType="end"/>
+            </w:r>
+          </w:hyperlink>
+        </w:p>
+        <w:p>
+          <w:pPr>
+            <w:pStyle w:val="TOC3"/>
+            <w:tabs>
+              <w:tab w:val="right" w:leader="dot" w:pos="9111"/>
+            </w:tabs>
+            <w:rPr>
+              <w:rFonts w:asciiTheme="minorHAnsi" w:eastAsiaTheme="minorEastAsia" w:hAnsiTheme="minorHAnsi" w:cstheme="minorBidi"/>
+              <w:noProof/>
+              <w:color w:val="auto"/>
+              <w:sz w:val="26"/>
+              <w:szCs w:val="26"/>
+            </w:rPr>
+          </w:pPr>
+          <w:hyperlink w:anchor="_Toc230810782" w:history="1">
+            <w:r>
+              <w:rPr>
+                <w:rStyle w:val="Hyperlink"/>
+                <w:noProof/>
+                <w:sz w:val="26"/>
+                <w:szCs w:val="26"/>
+              </w:rPr>
+              <w:t>2.1.4. Điểm yếu về mã hóa công khai</w:t>
+            </w:r>
+            <w:r>
+              <w:rPr>
+                <w:noProof/>
+                <w:webHidden/>
+                <w:sz w:val="26"/>
+                <w:szCs w:val="26"/>
+              </w:rPr>
+              <w:tab/>
+            </w:r>
+            <w:r>
+              <w:rPr>
+                <w:noProof/>
+                <w:webHidden/>
+                <w:sz w:val="26"/>
+                <w:szCs w:val="26"/>
+              </w:rPr>
+              <w:fldChar w:fldCharType="begin"/>
+            </w:r>
+            <w:r>
+              <w:rPr>
+                <w:noProof/>
+                <w:webHidden/>
+                <w:sz w:val="26"/>
+                <w:szCs w:val="26"/>
+              </w:rPr>
+              <w:instrText xml:space="preserve"> PAGEREF _Toc230810782 \h </w:instrText>
+            </w:r>
+            <w:r>
+              <w:rPr>
+                <w:noProof/>
+                <w:webHidden/>
+                <w:sz w:val="26"/>
+                <w:szCs w:val="26"/>
+              </w:rPr>
+            </w:r>
+            <w:r>
+              <w:rPr>
+                <w:noProof/>
+                <w:webHidden/>
+                <w:sz w:val="26"/>
+                <w:szCs w:val="26"/>
+              </w:rPr>
+              <w:fldChar w:fldCharType="separate"/>
+            </w:r>
+            <w:r>
+              <w:rPr>
+                <w:noProof/>
+                <w:webHidden/>
+                <w:sz w:val="26"/>
+                <w:szCs w:val="26"/>
+              </w:rPr>
+              <w:t>17</w:t>
+            </w:r>
+            <w:r>
+              <w:rPr>
+                <w:noProof/>
+                <w:webHidden/>
+                <w:sz w:val="26"/>
+                <w:szCs w:val="26"/>
+              </w:rPr>
+              <w:fldChar w:fldCharType="end"/>
+            </w:r>
+          </w:hyperlink>
+        </w:p>
+        <w:p>
+          <w:pPr>
+            <w:pStyle w:val="TOC3"/>
+            <w:tabs>
+              <w:tab w:val="right" w:leader="dot" w:pos="9111"/>
+            </w:tabs>
+            <w:rPr>
+              <w:rFonts w:asciiTheme="minorHAnsi" w:eastAsiaTheme="minorEastAsia" w:hAnsiTheme="minorHAnsi" w:cstheme="minorBidi"/>
+              <w:noProof/>
+              <w:color w:val="auto"/>
+              <w:sz w:val="26"/>
+              <w:szCs w:val="26"/>
+            </w:rPr>
+          </w:pPr>
+          <w:hyperlink w:anchor="_Toc230810783" w:history="1">
+            <w:r>
+              <w:rPr>
+                <w:rStyle w:val="Hyperlink"/>
+                <w:noProof/>
+                <w:sz w:val="26"/>
+                <w:szCs w:val="26"/>
+              </w:rPr>
+              <w:t>2.1.5. Ứng dụng về mã khóa công khai</w:t>
+            </w:r>
+            <w:r>
+              <w:rPr>
+                <w:noProof/>
+                <w:webHidden/>
+                <w:sz w:val="26"/>
+                <w:szCs w:val="26"/>
+              </w:rPr>
+              <w:tab/>
+            </w:r>
+            <w:r>
+              <w:rPr>
+                <w:noProof/>
+                <w:webHidden/>
+                <w:sz w:val="26"/>
+                <w:szCs w:val="26"/>
+              </w:rPr>
+              <w:fldChar w:fldCharType="begin"/>
+            </w:r>
+            <w:r>
+              <w:rPr>
+                <w:noProof/>
+                <w:webHidden/>
+                <w:sz w:val="26"/>
+                <w:szCs w:val="26"/>
+              </w:rPr>
+              <w:instrText xml:space="preserve"> PAGEREF _Toc230810783 \h </w:instrText>
+            </w:r>
+            <w:r>
+              <w:rPr>
+                <w:noProof/>
+                <w:webHidden/>
+                <w:sz w:val="26"/>
+                <w:szCs w:val="26"/>
+              </w:rPr>
+            </w:r>
+            <w:r>
+              <w:rPr>
+                <w:noProof/>
+                <w:webHidden/>
+                <w:sz w:val="26"/>
+                <w:szCs w:val="26"/>
+              </w:rPr>
+              <w:fldChar w:fldCharType="separate"/>
+            </w:r>
+            <w:r>
+              <w:rPr>
+                <w:noProof/>
+                <w:webHidden/>
+                <w:sz w:val="26"/>
+                <w:szCs w:val="26"/>
+              </w:rPr>
+              <w:t>17</w:t>
+            </w:r>
+            <w:r>
+              <w:rPr>
+                <w:noProof/>
+                <w:webHidden/>
+                <w:sz w:val="26"/>
+                <w:szCs w:val="26"/>
+              </w:rPr>
+              <w:fldChar w:fldCharType="end"/>
+            </w:r>
+          </w:hyperlink>
+        </w:p>
+        <w:p>
+          <w:pPr>
+            <w:pStyle w:val="TOC2"/>
+            <w:tabs>
+              <w:tab w:val="right" w:leader="dot" w:pos="9111"/>
+            </w:tabs>
+            <w:rPr>
+              <w:rFonts w:asciiTheme="minorHAnsi" w:eastAsiaTheme="minorEastAsia" w:hAnsiTheme="minorHAnsi" w:cstheme="minorBidi"/>
+              <w:noProof/>
+              <w:color w:val="auto"/>
+              <w:sz w:val="26"/>
+              <w:szCs w:val="26"/>
+            </w:rPr>
+          </w:pPr>
+          <w:hyperlink w:anchor="_Toc230810784" w:history="1">
+            <w:r>
+              <w:rPr>
+                <w:rStyle w:val="Hyperlink"/>
+                <w:noProof/>
+                <w:sz w:val="26"/>
+                <w:szCs w:val="26"/>
+              </w:rPr>
+              <w:t>2.2. Tổng quan về chữ ký số</w:t>
+            </w:r>
+            <w:r>
+              <w:rPr>
+                <w:noProof/>
+                <w:webHidden/>
+                <w:sz w:val="26"/>
+                <w:szCs w:val="26"/>
+              </w:rPr>
+              <w:tab/>
+            </w:r>
+            <w:r>
+              <w:rPr>
+                <w:noProof/>
+                <w:webHidden/>
+                <w:sz w:val="26"/>
+                <w:szCs w:val="26"/>
+              </w:rPr>
+              <w:fldChar w:fldCharType="begin"/>
+            </w:r>
+            <w:r>
+              <w:rPr>
+                <w:noProof/>
+                <w:webHidden/>
+                <w:sz w:val="26"/>
+                <w:szCs w:val="26"/>
+              </w:rPr>
+              <w:instrText xml:space="preserve"> PAGEREF _Toc230810784 \h </w:instrText>
+            </w:r>
+            <w:r>
+              <w:rPr>
+                <w:noProof/>
+                <w:webHidden/>
+                <w:sz w:val="26"/>
+                <w:szCs w:val="26"/>
+              </w:rPr>
+            </w:r>
+            <w:r>
+              <w:rPr>
+                <w:noProof/>
+                <w:webHidden/>
+                <w:sz w:val="26"/>
+                <w:szCs w:val="26"/>
+              </w:rPr>
+              <w:fldChar w:fldCharType="separate"/>
+            </w:r>
+            <w:r>
+              <w:rPr>
+                <w:noProof/>
+                <w:webHidden/>
+                <w:sz w:val="26"/>
+                <w:szCs w:val="26"/>
+              </w:rPr>
+              <w:t>17</w:t>
+            </w:r>
+            <w:r>
+              <w:rPr>
+                <w:noProof/>
+                <w:webHidden/>
+                <w:sz w:val="26"/>
+                <w:szCs w:val="26"/>
+              </w:rPr>
+              <w:fldChar w:fldCharType="end"/>
+            </w:r>
+          </w:hyperlink>
+        </w:p>
+        <w:p>
+          <w:pPr>
+            <w:pStyle w:val="TOC3"/>
+            <w:tabs>
+              <w:tab w:val="right" w:leader="dot" w:pos="9111"/>
+            </w:tabs>
+            <w:rPr>
+              <w:rFonts w:asciiTheme="minorHAnsi" w:eastAsiaTheme="minorEastAsia" w:hAnsiTheme="minorHAnsi" w:cstheme="minorBidi"/>
+              <w:noProof/>
+              <w:color w:val="auto"/>
+              <w:sz w:val="26"/>
+              <w:szCs w:val="26"/>
+            </w:rPr>
+          </w:pPr>
+          <w:hyperlink w:anchor="_Toc230810785" w:history="1">
+            <w:r>
+              <w:rPr>
+                <w:rStyle w:val="Hyperlink"/>
+                <w:noProof/>
+                <w:sz w:val="26"/>
+                <w:szCs w:val="26"/>
+              </w:rPr>
+              <w:t>2.2.1. Khải niệm chữ ký số</w:t>
+            </w:r>
+            <w:r>
+              <w:rPr>
+                <w:noProof/>
+                <w:webHidden/>
+                <w:sz w:val="26"/>
+                <w:szCs w:val="26"/>
+              </w:rPr>
+              <w:tab/>
+            </w:r>
+            <w:r>
+              <w:rPr>
+                <w:noProof/>
+                <w:webHidden/>
+                <w:sz w:val="26"/>
+                <w:szCs w:val="26"/>
+              </w:rPr>
+              <w:fldChar w:fldCharType="begin"/>
+            </w:r>
+            <w:r>
+              <w:rPr>
+                <w:noProof/>
+                <w:webHidden/>
+                <w:sz w:val="26"/>
+                <w:szCs w:val="26"/>
+              </w:rPr>
+              <w:instrText xml:space="preserve"> PAGEREF _Toc230810785 \h </w:instrText>
+            </w:r>
+            <w:r>
+              <w:rPr>
+                <w:noProof/>
+                <w:webHidden/>
+                <w:sz w:val="26"/>
+                <w:szCs w:val="26"/>
+              </w:rPr>
+            </w:r>
+            <w:r>
+              <w:rPr>
+                <w:noProof/>
+                <w:webHidden/>
+                <w:sz w:val="26"/>
+                <w:szCs w:val="26"/>
+              </w:rPr>
+              <w:fldChar w:fldCharType="separate"/>
+            </w:r>
+            <w:r>
+              <w:rPr>
+                <w:noProof/>
+                <w:webHidden/>
+                <w:sz w:val="26"/>
+                <w:szCs w:val="26"/>
+              </w:rPr>
+              <w:t>17</w:t>
+            </w:r>
+            <w:r>
+              <w:rPr>
+                <w:noProof/>
+                <w:webHidden/>
+                <w:sz w:val="26"/>
+                <w:szCs w:val="26"/>
+              </w:rPr>
+              <w:fldChar w:fldCharType="end"/>
+            </w:r>
+          </w:hyperlink>
+        </w:p>
+        <w:p>
+          <w:pPr>
+            <w:pStyle w:val="TOC3"/>
+            <w:tabs>
+              <w:tab w:val="right" w:leader="dot" w:pos="9111"/>
+            </w:tabs>
+            <w:rPr>
+              <w:rFonts w:asciiTheme="minorHAnsi" w:eastAsiaTheme="minorEastAsia" w:hAnsiTheme="minorHAnsi" w:cstheme="minorBidi"/>
+              <w:noProof/>
+              <w:color w:val="auto"/>
+              <w:sz w:val="26"/>
+              <w:szCs w:val="26"/>
+            </w:rPr>
+          </w:pPr>
+          <w:hyperlink w:anchor="_Toc230810786" w:history="1">
+            <w:r>
+              <w:rPr>
+                <w:rStyle w:val="Hyperlink"/>
+                <w:noProof/>
+                <w:sz w:val="26"/>
+                <w:szCs w:val="26"/>
+              </w:rPr>
+              <w:t>2.2.2. Pháp lí của chữ ký số</w:t>
+            </w:r>
+            <w:r>
+              <w:rPr>
+                <w:noProof/>
+                <w:webHidden/>
+                <w:sz w:val="26"/>
+                <w:szCs w:val="26"/>
+              </w:rPr>
+              <w:tab/>
+            </w:r>
+            <w:r>
+              <w:rPr>
+                <w:noProof/>
+                <w:webHidden/>
+                <w:sz w:val="26"/>
+                <w:szCs w:val="26"/>
+              </w:rPr>
+              <w:fldChar w:fldCharType="begin"/>
+            </w:r>
+            <w:r>
+              <w:rPr>
+                <w:noProof/>
+                <w:webHidden/>
+                <w:sz w:val="26"/>
+                <w:szCs w:val="26"/>
+              </w:rPr>
+              <w:instrText xml:space="preserve"> PAGEREF _Toc230810786 \h </w:instrText>
+            </w:r>
+            <w:r>
+              <w:rPr>
+                <w:noProof/>
+                <w:webHidden/>
+                <w:sz w:val="26"/>
+                <w:szCs w:val="26"/>
+              </w:rPr>
+            </w:r>
+            <w:r>
+              <w:rPr>
+                <w:noProof/>
+                <w:webHidden/>
+                <w:sz w:val="26"/>
+                <w:szCs w:val="26"/>
+              </w:rPr>
+              <w:fldChar w:fldCharType="separate"/>
+            </w:r>
+            <w:r>
+              <w:rPr>
+                <w:noProof/>
+                <w:webHidden/>
+                <w:sz w:val="26"/>
+                <w:szCs w:val="26"/>
+              </w:rPr>
+              <w:t>17</w:t>
+            </w:r>
+            <w:r>
+              <w:rPr>
+                <w:noProof/>
+                <w:webHidden/>
+                <w:sz w:val="26"/>
+                <w:szCs w:val="26"/>
+              </w:rPr>
+              <w:fldChar w:fldCharType="end"/>
+            </w:r>
+          </w:hyperlink>
+        </w:p>
+        <w:p>
+          <w:pPr>
+            <w:pStyle w:val="TOC3"/>
+            <w:tabs>
+              <w:tab w:val="right" w:leader="dot" w:pos="9111"/>
+            </w:tabs>
+            <w:rPr>
+              <w:rFonts w:asciiTheme="minorHAnsi" w:eastAsiaTheme="minorEastAsia" w:hAnsiTheme="minorHAnsi" w:cstheme="minorBidi"/>
+              <w:noProof/>
+              <w:color w:val="auto"/>
+              <w:sz w:val="26"/>
+              <w:szCs w:val="26"/>
+            </w:rPr>
+          </w:pPr>
+          <w:hyperlink w:anchor="_Toc230810787" w:history="1">
+            <w:r>
+              <w:rPr>
+                <w:rStyle w:val="Hyperlink"/>
+                <w:noProof/>
+                <w:sz w:val="26"/>
+                <w:szCs w:val="26"/>
+              </w:rPr>
+              <w:t>2.2.3. Vị trí, vai trò của chữ ký số</w:t>
+            </w:r>
+            <w:r>
+              <w:rPr>
+                <w:noProof/>
+                <w:webHidden/>
+                <w:sz w:val="26"/>
+                <w:szCs w:val="26"/>
+              </w:rPr>
+              <w:tab/>
+            </w:r>
+            <w:r>
+              <w:rPr>
+                <w:noProof/>
+                <w:webHidden/>
+                <w:sz w:val="26"/>
+                <w:szCs w:val="26"/>
+              </w:rPr>
+              <w:fldChar w:fldCharType="begin"/>
+            </w:r>
+            <w:r>
+              <w:rPr>
+                <w:noProof/>
+                <w:webHidden/>
+                <w:sz w:val="26"/>
+                <w:szCs w:val="26"/>
+              </w:rPr>
+              <w:instrText xml:space="preserve"> PAGEREF _Toc230810787 \h </w:instrText>
+            </w:r>
+            <w:r>
+              <w:rPr>
+                <w:noProof/>
+                <w:webHidden/>
+                <w:sz w:val="26"/>
+                <w:szCs w:val="26"/>
+              </w:rPr>
+            </w:r>
+            <w:r>
+              <w:rPr>
+                <w:noProof/>
+                <w:webHidden/>
+                <w:sz w:val="26"/>
+                <w:szCs w:val="26"/>
+              </w:rPr>
+              <w:fldChar w:fldCharType="separate"/>
+            </w:r>
+            <w:r>
+              <w:rPr>
+                <w:noProof/>
+                <w:webHidden/>
+                <w:sz w:val="26"/>
+                <w:szCs w:val="26"/>
+              </w:rPr>
+              <w:t>17</w:t>
+            </w:r>
+            <w:r>
+              <w:rPr>
+                <w:noProof/>
+                <w:webHidden/>
+                <w:sz w:val="26"/>
+                <w:szCs w:val="26"/>
+              </w:rPr>
+              <w:fldChar w:fldCharType="end"/>
+            </w:r>
+          </w:hyperlink>
+        </w:p>
+        <w:p>
+          <w:pPr>
+            <w:pStyle w:val="TOC3"/>
+            <w:tabs>
+              <w:tab w:val="right" w:leader="dot" w:pos="9111"/>
+            </w:tabs>
+            <w:rPr>
+              <w:rFonts w:asciiTheme="minorHAnsi" w:eastAsiaTheme="minorEastAsia" w:hAnsiTheme="minorHAnsi" w:cstheme="minorBidi"/>
+              <w:noProof/>
+              <w:color w:val="auto"/>
+              <w:sz w:val="26"/>
+              <w:szCs w:val="26"/>
+            </w:rPr>
+          </w:pPr>
+          <w:hyperlink w:anchor="_Toc230810788" w:history="1">
+            <w:r>
+              <w:rPr>
+                <w:rStyle w:val="Hyperlink"/>
+                <w:noProof/>
+                <w:sz w:val="26"/>
+                <w:szCs w:val="26"/>
+              </w:rPr>
+              <w:t>2.2.4. Sơ đồ tổng quan của chữ ký số</w:t>
+            </w:r>
+            <w:r>
+              <w:rPr>
+                <w:noProof/>
+                <w:webHidden/>
+                <w:sz w:val="26"/>
+                <w:szCs w:val="26"/>
+              </w:rPr>
+              <w:tab/>
+            </w:r>
+            <w:r>
+              <w:rPr>
+                <w:noProof/>
+                <w:webHidden/>
+                <w:sz w:val="26"/>
+                <w:szCs w:val="26"/>
+              </w:rPr>
+              <w:fldChar w:fldCharType="begin"/>
+            </w:r>
+            <w:r>
+              <w:rPr>
+                <w:noProof/>
+                <w:webHidden/>
+                <w:sz w:val="26"/>
+                <w:szCs w:val="26"/>
+              </w:rPr>
+              <w:instrText xml:space="preserve"> PAGEREF _Toc230810788 \h </w:instrText>
+            </w:r>
+            <w:r>
+              <w:rPr>
+                <w:noProof/>
+                <w:webHidden/>
+                <w:sz w:val="26"/>
+                <w:szCs w:val="26"/>
+              </w:rPr>
+            </w:r>
+            <w:r>
+              <w:rPr>
+                <w:noProof/>
+                <w:webHidden/>
+                <w:sz w:val="26"/>
+                <w:szCs w:val="26"/>
+              </w:rPr>
+              <w:fldChar w:fldCharType="separate"/>
+            </w:r>
+            <w:r>
+              <w:rPr>
+                <w:noProof/>
+                <w:webHidden/>
+                <w:sz w:val="26"/>
+                <w:szCs w:val="26"/>
+              </w:rPr>
+              <w:t>17</w:t>
+            </w:r>
+            <w:r>
+              <w:rPr>
+                <w:noProof/>
+                <w:webHidden/>
+                <w:sz w:val="26"/>
+                <w:szCs w:val="26"/>
+              </w:rPr>
+              <w:fldChar w:fldCharType="end"/>
+            </w:r>
+          </w:hyperlink>
+        </w:p>
+        <w:p>
+          <w:pPr>
+            <w:pStyle w:val="TOC3"/>
+            <w:tabs>
+              <w:tab w:val="right" w:leader="dot" w:pos="9111"/>
+            </w:tabs>
+            <w:rPr>
+              <w:rFonts w:asciiTheme="minorHAnsi" w:eastAsiaTheme="minorEastAsia" w:hAnsiTheme="minorHAnsi" w:cstheme="minorBidi"/>
+              <w:noProof/>
+              <w:color w:val="auto"/>
+              <w:sz w:val="26"/>
+              <w:szCs w:val="26"/>
+            </w:rPr>
+          </w:pPr>
+          <w:hyperlink w:anchor="_Toc230810789" w:history="1">
+            <w:r>
+              <w:rPr>
+                <w:rStyle w:val="Hyperlink"/>
+                <w:noProof/>
+                <w:sz w:val="26"/>
+                <w:szCs w:val="26"/>
+              </w:rPr>
+              <w:t>2.2.5. Ưu điểm của chữ kỷ số</w:t>
+            </w:r>
+            <w:r>
+              <w:rPr>
+                <w:noProof/>
+                <w:webHidden/>
+                <w:sz w:val="26"/>
+                <w:szCs w:val="26"/>
+              </w:rPr>
+              <w:tab/>
+            </w:r>
+            <w:r>
+              <w:rPr>
+                <w:noProof/>
+                <w:webHidden/>
+                <w:sz w:val="26"/>
+                <w:szCs w:val="26"/>
+              </w:rPr>
+              <w:fldChar w:fldCharType="begin"/>
+            </w:r>
+            <w:r>
+              <w:rPr>
+                <w:noProof/>
+                <w:webHidden/>
+                <w:sz w:val="26"/>
+                <w:szCs w:val="26"/>
+              </w:rPr>
+              <w:instrText xml:space="preserve"> PAGEREF _Toc230810789 \h </w:instrText>
+            </w:r>
+            <w:r>
+              <w:rPr>
+                <w:noProof/>
+                <w:webHidden/>
+                <w:sz w:val="26"/>
+                <w:szCs w:val="26"/>
+              </w:rPr>
+            </w:r>
+            <w:r>
+              <w:rPr>
+                <w:noProof/>
+                <w:webHidden/>
+                <w:sz w:val="26"/>
+                <w:szCs w:val="26"/>
+              </w:rPr>
+              <w:fldChar w:fldCharType="separate"/>
+            </w:r>
+            <w:r>
+              <w:rPr>
+                <w:noProof/>
+                <w:webHidden/>
+                <w:sz w:val="26"/>
+                <w:szCs w:val="26"/>
+              </w:rPr>
+              <w:t>17</w:t>
+            </w:r>
+            <w:r>
+              <w:rPr>
+                <w:noProof/>
+                <w:webHidden/>
+                <w:sz w:val="26"/>
+                <w:szCs w:val="26"/>
+              </w:rPr>
+              <w:fldChar w:fldCharType="end"/>
+            </w:r>
+          </w:hyperlink>
+        </w:p>
+        <w:p>
+          <w:pPr>
+            <w:pStyle w:val="TOC3"/>
+            <w:tabs>
+              <w:tab w:val="right" w:leader="dot" w:pos="9111"/>
+            </w:tabs>
+            <w:rPr>
+              <w:rFonts w:asciiTheme="minorHAnsi" w:eastAsiaTheme="minorEastAsia" w:hAnsiTheme="minorHAnsi" w:cstheme="minorBidi"/>
+              <w:noProof/>
+              <w:color w:val="auto"/>
+              <w:sz w:val="26"/>
+              <w:szCs w:val="26"/>
+            </w:rPr>
+          </w:pPr>
+          <w:hyperlink w:anchor="_Toc230810790" w:history="1">
+            <w:r>
+              <w:rPr>
+                <w:rStyle w:val="Hyperlink"/>
+                <w:noProof/>
+                <w:sz w:val="26"/>
+                <w:szCs w:val="26"/>
+              </w:rPr>
+              <w:t>2.2.6. Tổng quan về kỹ thuật của chữ ký số</w:t>
+            </w:r>
+            <w:r>
+              <w:rPr>
+                <w:noProof/>
+                <w:webHidden/>
+                <w:sz w:val="26"/>
+                <w:szCs w:val="26"/>
+              </w:rPr>
+              <w:tab/>
+            </w:r>
+            <w:r>
+              <w:rPr>
+                <w:noProof/>
+                <w:webHidden/>
+                <w:sz w:val="26"/>
+                <w:szCs w:val="26"/>
+              </w:rPr>
+              <w:fldChar w:fldCharType="begin"/>
+            </w:r>
+            <w:r>
+              <w:rPr>
+                <w:noProof/>
+                <w:webHidden/>
+                <w:sz w:val="26"/>
+                <w:szCs w:val="26"/>
+              </w:rPr>
+              <w:instrText xml:space="preserve"> PAGEREF _Toc230810790 \h </w:instrText>
+            </w:r>
+            <w:r>
+              <w:rPr>
+                <w:noProof/>
+                <w:webHidden/>
+                <w:sz w:val="26"/>
+                <w:szCs w:val="26"/>
+              </w:rPr>
+            </w:r>
+            <w:r>
+              <w:rPr>
+                <w:noProof/>
+                <w:webHidden/>
+                <w:sz w:val="26"/>
+                <w:szCs w:val="26"/>
+              </w:rPr>
+              <w:fldChar w:fldCharType="separate"/>
+            </w:r>
+            <w:r>
+              <w:rPr>
+                <w:noProof/>
+                <w:webHidden/>
+                <w:sz w:val="26"/>
+                <w:szCs w:val="26"/>
+              </w:rPr>
+              <w:t>17</w:t>
+            </w:r>
+            <w:r>
+              <w:rPr>
+                <w:noProof/>
+                <w:webHidden/>
+                <w:sz w:val="26"/>
+                <w:szCs w:val="26"/>
+              </w:rPr>
+              <w:fldChar w:fldCharType="end"/>
+            </w:r>
+          </w:hyperlink>
+        </w:p>
+        <w:p>
+          <w:pPr>
+            <w:pStyle w:val="TOC3"/>
+            <w:tabs>
+              <w:tab w:val="right" w:leader="dot" w:pos="9111"/>
+            </w:tabs>
+            <w:rPr>
+              <w:rFonts w:asciiTheme="minorHAnsi" w:eastAsiaTheme="minorEastAsia" w:hAnsiTheme="minorHAnsi" w:cstheme="minorBidi"/>
+              <w:noProof/>
+              <w:color w:val="auto"/>
+              <w:sz w:val="26"/>
+              <w:szCs w:val="26"/>
+            </w:rPr>
+          </w:pPr>
+          <w:hyperlink w:anchor="_Toc230810791" w:history="1">
+            <w:r>
+              <w:rPr>
+                <w:rStyle w:val="Hyperlink"/>
+                <w:noProof/>
+                <w:sz w:val="26"/>
+                <w:szCs w:val="26"/>
+              </w:rPr>
+              <w:t>2.2.7. Ứng dụng của chữ ký số</w:t>
+            </w:r>
+            <w:r>
+              <w:rPr>
+                <w:noProof/>
+                <w:webHidden/>
+                <w:sz w:val="26"/>
+                <w:szCs w:val="26"/>
+              </w:rPr>
+              <w:tab/>
+            </w:r>
+            <w:r>
+              <w:rPr>
+                <w:noProof/>
+                <w:webHidden/>
+                <w:sz w:val="26"/>
+                <w:szCs w:val="26"/>
+              </w:rPr>
+              <w:fldChar w:fldCharType="begin"/>
+            </w:r>
+            <w:r>
+              <w:rPr>
+                <w:noProof/>
+                <w:webHidden/>
+                <w:sz w:val="26"/>
+                <w:szCs w:val="26"/>
+              </w:rPr>
+              <w:instrText xml:space="preserve"> PAGEREF _Toc230810791 \h </w:instrText>
+            </w:r>
+            <w:r>
+              <w:rPr>
+                <w:noProof/>
+                <w:webHidden/>
+                <w:sz w:val="26"/>
+                <w:szCs w:val="26"/>
+              </w:rPr>
+            </w:r>
+            <w:r>
+              <w:rPr>
+                <w:noProof/>
+                <w:webHidden/>
+                <w:sz w:val="26"/>
+                <w:szCs w:val="26"/>
+              </w:rPr>
+              <w:fldChar w:fldCharType="separate"/>
+            </w:r>
+            <w:r>
+              <w:rPr>
+                <w:noProof/>
+                <w:webHidden/>
+                <w:sz w:val="26"/>
+                <w:szCs w:val="26"/>
+              </w:rPr>
+              <w:t>17</w:t>
+            </w:r>
+            <w:r>
+              <w:rPr>
+                <w:noProof/>
+                <w:webHidden/>
+                <w:sz w:val="26"/>
+                <w:szCs w:val="26"/>
+              </w:rPr>
+              <w:fldChar w:fldCharType="end"/>
+            </w:r>
+          </w:hyperlink>
+        </w:p>
+        <w:p>
+          <w:pPr>
+            <w:pStyle w:val="TOC3"/>
+            <w:tabs>
+              <w:tab w:val="right" w:leader="dot" w:pos="9111"/>
+            </w:tabs>
+            <w:rPr>
+              <w:rFonts w:asciiTheme="minorHAnsi" w:eastAsiaTheme="minorEastAsia" w:hAnsiTheme="minorHAnsi" w:cstheme="minorBidi"/>
+              <w:noProof/>
+              <w:color w:val="auto"/>
+              <w:sz w:val="26"/>
+              <w:szCs w:val="26"/>
+            </w:rPr>
+          </w:pPr>
+          <w:hyperlink w:anchor="_Toc230810792" w:history="1">
+            <w:r>
+              <w:rPr>
+                <w:rStyle w:val="Hyperlink"/>
+                <w:noProof/>
+                <w:sz w:val="26"/>
+                <w:szCs w:val="26"/>
+              </w:rPr>
+              <w:t>2.2.8. Sử dụng chữ ký số</w:t>
+            </w:r>
+            <w:r>
+              <w:rPr>
+                <w:noProof/>
+                <w:webHidden/>
+                <w:sz w:val="26"/>
+                <w:szCs w:val="26"/>
+              </w:rPr>
+              <w:tab/>
+            </w:r>
+            <w:r>
+              <w:rPr>
+                <w:noProof/>
+                <w:webHidden/>
+                <w:sz w:val="26"/>
+                <w:szCs w:val="26"/>
+              </w:rPr>
+              <w:fldChar w:fldCharType="begin"/>
+            </w:r>
+            <w:r>
+              <w:rPr>
+                <w:noProof/>
+                <w:webHidden/>
+                <w:sz w:val="26"/>
+                <w:szCs w:val="26"/>
+              </w:rPr>
+              <w:instrText xml:space="preserve"> PAGEREF _Toc230810792 \h </w:instrText>
+            </w:r>
+            <w:r>
+              <w:rPr>
+                <w:noProof/>
+                <w:webHidden/>
+                <w:sz w:val="26"/>
+                <w:szCs w:val="26"/>
+              </w:rPr>
+            </w:r>
+            <w:r>
+              <w:rPr>
+                <w:noProof/>
+                <w:webHidden/>
+                <w:sz w:val="26"/>
+                <w:szCs w:val="26"/>
+              </w:rPr>
+              <w:fldChar w:fldCharType="separate"/>
+            </w:r>
+            <w:r>
+              <w:rPr>
+                <w:noProof/>
+                <w:webHidden/>
+                <w:sz w:val="26"/>
+                <w:szCs w:val="26"/>
+              </w:rPr>
+              <w:t>17</w:t>
+            </w:r>
+            <w:r>
+              <w:rPr>
+                <w:noProof/>
+                <w:webHidden/>
+                <w:sz w:val="26"/>
+                <w:szCs w:val="26"/>
+              </w:rPr>
+              <w:fldChar w:fldCharType="end"/>
+            </w:r>
+          </w:hyperlink>
+        </w:p>
+        <w:p>
+          <w:pPr>
+            <w:pStyle w:val="TOC2"/>
+            <w:tabs>
+              <w:tab w:val="right" w:leader="dot" w:pos="9111"/>
+            </w:tabs>
+            <w:rPr>
+              <w:rFonts w:asciiTheme="minorHAnsi" w:eastAsiaTheme="minorEastAsia" w:hAnsiTheme="minorHAnsi" w:cstheme="minorBidi"/>
+              <w:noProof/>
+              <w:color w:val="auto"/>
+              <w:sz w:val="26"/>
+              <w:szCs w:val="26"/>
+            </w:rPr>
+          </w:pPr>
+          <w:hyperlink w:anchor="_Toc230810793" w:history="1">
+            <w:r>
+              <w:rPr>
+                <w:rStyle w:val="Hyperlink"/>
+                <w:noProof/>
+                <w:sz w:val="26"/>
+                <w:szCs w:val="26"/>
+              </w:rPr>
+              <w:t>2.3. Nghiên cứu, tìm hiểu về hệ mật Schnorr và chữ ký số Schnorr</w:t>
+            </w:r>
+            <w:r>
+              <w:rPr>
+                <w:noProof/>
+                <w:webHidden/>
+                <w:sz w:val="26"/>
+                <w:szCs w:val="26"/>
+              </w:rPr>
+              <w:tab/>
+            </w:r>
+            <w:r>
+              <w:rPr>
+                <w:noProof/>
+                <w:webHidden/>
+                <w:sz w:val="26"/>
+                <w:szCs w:val="26"/>
+              </w:rPr>
+              <w:fldChar w:fldCharType="begin"/>
+            </w:r>
+            <w:r>
+              <w:rPr>
+                <w:noProof/>
+                <w:webHidden/>
+                <w:sz w:val="26"/>
+                <w:szCs w:val="26"/>
+              </w:rPr>
+              <w:instrText xml:space="preserve"> PAGEREF _Toc230810793 \h </w:instrText>
+            </w:r>
+            <w:r>
+              <w:rPr>
+                <w:noProof/>
+                <w:webHidden/>
+                <w:sz w:val="26"/>
+                <w:szCs w:val="26"/>
+              </w:rPr>
+            </w:r>
+            <w:r>
+              <w:rPr>
+                <w:noProof/>
+                <w:webHidden/>
+                <w:sz w:val="26"/>
+                <w:szCs w:val="26"/>
+              </w:rPr>
+              <w:fldChar w:fldCharType="separate"/>
+            </w:r>
+            <w:r>
+              <w:rPr>
+                <w:noProof/>
+                <w:webHidden/>
+                <w:sz w:val="26"/>
+                <w:szCs w:val="26"/>
+              </w:rPr>
+              <w:t>18</w:t>
+            </w:r>
+            <w:r>
+              <w:rPr>
+                <w:noProof/>
+                <w:webHidden/>
+                <w:sz w:val="26"/>
+                <w:szCs w:val="26"/>
+              </w:rPr>
+              <w:fldChar w:fldCharType="end"/>
+            </w:r>
+          </w:hyperlink>
+        </w:p>
+        <w:p>
+          <w:pPr>
+            <w:pStyle w:val="TOC3"/>
+            <w:tabs>
+              <w:tab w:val="right" w:leader="dot" w:pos="9111"/>
+            </w:tabs>
+            <w:rPr>
+              <w:rFonts w:asciiTheme="minorHAnsi" w:eastAsiaTheme="minorEastAsia" w:hAnsiTheme="minorHAnsi" w:cstheme="minorBidi"/>
+              <w:noProof/>
+              <w:color w:val="auto"/>
+              <w:sz w:val="26"/>
+              <w:szCs w:val="26"/>
+            </w:rPr>
+          </w:pPr>
+          <w:hyperlink w:anchor="_Toc230810794" w:history="1">
+            <w:r>
+              <w:rPr>
+                <w:rStyle w:val="Hyperlink"/>
+                <w:noProof/>
+                <w:sz w:val="26"/>
+                <w:szCs w:val="26"/>
+              </w:rPr>
+              <w:t>2.3.1. Giới thiệu chung về hệ mã Schnorr</w:t>
+            </w:r>
+            <w:r>
+              <w:rPr>
+                <w:noProof/>
+                <w:webHidden/>
+                <w:sz w:val="26"/>
+                <w:szCs w:val="26"/>
+              </w:rPr>
+              <w:tab/>
+            </w:r>
+            <w:r>
+              <w:rPr>
+                <w:noProof/>
+                <w:webHidden/>
+                <w:sz w:val="26"/>
+                <w:szCs w:val="26"/>
+              </w:rPr>
+              <w:fldChar w:fldCharType="begin"/>
+            </w:r>
+            <w:r>
+              <w:rPr>
+                <w:noProof/>
+                <w:webHidden/>
+                <w:sz w:val="26"/>
+                <w:szCs w:val="26"/>
+              </w:rPr>
+              <w:instrText xml:space="preserve"> PAGEREF _Toc230810794 \h </w:instrText>
+            </w:r>
+            <w:r>
+              <w:rPr>
+                <w:noProof/>
+                <w:webHidden/>
+                <w:sz w:val="26"/>
+                <w:szCs w:val="26"/>
+              </w:rPr>
+            </w:r>
+            <w:r>
+              <w:rPr>
+                <w:noProof/>
+                <w:webHidden/>
+                <w:sz w:val="26"/>
+                <w:szCs w:val="26"/>
+              </w:rPr>
+              <w:fldChar w:fldCharType="separate"/>
+            </w:r>
+            <w:r>
+              <w:rPr>
+                <w:noProof/>
+                <w:webHidden/>
+                <w:sz w:val="26"/>
+                <w:szCs w:val="26"/>
+              </w:rPr>
+              <w:t>18</w:t>
+            </w:r>
+            <w:r>
+              <w:rPr>
+                <w:noProof/>
+                <w:webHidden/>
+                <w:sz w:val="26"/>
+                <w:szCs w:val="26"/>
+              </w:rPr>
+              <w:fldChar w:fldCharType="end"/>
+            </w:r>
+          </w:hyperlink>
+        </w:p>
+        <w:p>
+          <w:pPr>
+            <w:pStyle w:val="TOC3"/>
+            <w:tabs>
+              <w:tab w:val="right" w:leader="dot" w:pos="9111"/>
+            </w:tabs>
+            <w:rPr>
+              <w:rFonts w:asciiTheme="minorHAnsi" w:eastAsiaTheme="minorEastAsia" w:hAnsiTheme="minorHAnsi" w:cstheme="minorBidi"/>
+              <w:noProof/>
+              <w:color w:val="auto"/>
+              <w:sz w:val="26"/>
+              <w:szCs w:val="26"/>
+            </w:rPr>
+          </w:pPr>
+          <w:hyperlink w:anchor="_Toc230810795" w:history="1">
+            <w:r>
+              <w:rPr>
+                <w:rStyle w:val="Hyperlink"/>
+                <w:noProof/>
+                <w:sz w:val="26"/>
+                <w:szCs w:val="26"/>
+              </w:rPr>
+              <w:t>2.3.2. Thuật toán Schnorr</w:t>
+            </w:r>
+            <w:r>
+              <w:rPr>
+                <w:noProof/>
+                <w:webHidden/>
+                <w:sz w:val="26"/>
+                <w:szCs w:val="26"/>
+              </w:rPr>
+              <w:tab/>
+            </w:r>
+            <w:r>
+              <w:rPr>
+                <w:noProof/>
+                <w:webHidden/>
+                <w:sz w:val="26"/>
+                <w:szCs w:val="26"/>
+              </w:rPr>
+              <w:fldChar w:fldCharType="begin"/>
+            </w:r>
+            <w:r>
+              <w:rPr>
+                <w:noProof/>
+                <w:webHidden/>
+                <w:sz w:val="26"/>
+                <w:szCs w:val="26"/>
+              </w:rPr>
+              <w:instrText xml:space="preserve"> PAGEREF _Toc230810795 \h </w:instrText>
+            </w:r>
+            <w:r>
+              <w:rPr>
+                <w:noProof/>
+                <w:webHidden/>
+                <w:sz w:val="26"/>
+                <w:szCs w:val="26"/>
+              </w:rPr>
+            </w:r>
+            <w:r>
+              <w:rPr>
+                <w:noProof/>
+                <w:webHidden/>
+                <w:sz w:val="26"/>
+                <w:szCs w:val="26"/>
+              </w:rPr>
+              <w:fldChar w:fldCharType="separate"/>
+            </w:r>
+            <w:r>
+              <w:rPr>
+                <w:noProof/>
+                <w:webHidden/>
+                <w:sz w:val="26"/>
+                <w:szCs w:val="26"/>
+              </w:rPr>
+              <w:t>18</w:t>
+            </w:r>
+            <w:r>
+              <w:rPr>
+                <w:noProof/>
+                <w:webHidden/>
+                <w:sz w:val="26"/>
+                <w:szCs w:val="26"/>
+              </w:rPr>
+              <w:fldChar w:fldCharType="end"/>
+            </w:r>
+          </w:hyperlink>
+        </w:p>
+        <w:p>
+          <w:pPr>
+            <w:pStyle w:val="TOC3"/>
+            <w:tabs>
+              <w:tab w:val="right" w:leader="dot" w:pos="9111"/>
+            </w:tabs>
+            <w:rPr>
+              <w:rFonts w:asciiTheme="minorHAnsi" w:eastAsiaTheme="minorEastAsia" w:hAnsiTheme="minorHAnsi" w:cstheme="minorBidi"/>
+              <w:noProof/>
+              <w:color w:val="auto"/>
+              <w:sz w:val="26"/>
+              <w:szCs w:val="26"/>
+            </w:rPr>
+          </w:pPr>
+          <w:hyperlink w:anchor="_Toc230810796" w:history="1">
+            <w:r>
+              <w:rPr>
+                <w:rStyle w:val="Hyperlink"/>
+                <w:noProof/>
+                <w:sz w:val="26"/>
+                <w:szCs w:val="26"/>
+              </w:rPr>
+              <w:t>2.3.3. Độ an toàn</w:t>
+            </w:r>
+            <w:r>
+              <w:rPr>
+                <w:noProof/>
+                <w:webHidden/>
+                <w:sz w:val="26"/>
+                <w:szCs w:val="26"/>
+              </w:rPr>
+              <w:tab/>
+            </w:r>
+            <w:r>
+              <w:rPr>
+                <w:noProof/>
+                <w:webHidden/>
+                <w:sz w:val="26"/>
+                <w:szCs w:val="26"/>
+              </w:rPr>
+              <w:fldChar w:fldCharType="begin"/>
+            </w:r>
+            <w:r>
+              <w:rPr>
+                <w:noProof/>
+                <w:webHidden/>
+                <w:sz w:val="26"/>
+                <w:szCs w:val="26"/>
+              </w:rPr>
+              <w:instrText xml:space="preserve"> PAGEREF _Toc230810796 \h </w:instrText>
+            </w:r>
+            <w:r>
+              <w:rPr>
+                <w:noProof/>
+                <w:webHidden/>
+                <w:sz w:val="26"/>
+                <w:szCs w:val="26"/>
+              </w:rPr>
+            </w:r>
+            <w:r>
+              <w:rPr>
+                <w:noProof/>
+                <w:webHidden/>
+                <w:sz w:val="26"/>
+                <w:szCs w:val="26"/>
+              </w:rPr>
+              <w:fldChar w:fldCharType="separate"/>
+            </w:r>
+            <w:r>
+              <w:rPr>
+                <w:noProof/>
+                <w:webHidden/>
+                <w:sz w:val="26"/>
+                <w:szCs w:val="26"/>
+              </w:rPr>
+              <w:t>18</w:t>
+            </w:r>
+            <w:r>
+              <w:rPr>
+                <w:noProof/>
+                <w:webHidden/>
+                <w:sz w:val="26"/>
+                <w:szCs w:val="26"/>
+              </w:rPr>
+              <w:fldChar w:fldCharType="end"/>
+            </w:r>
+          </w:hyperlink>
+        </w:p>
+        <w:p>
+          <w:pPr>
+            <w:pStyle w:val="TOC3"/>
+            <w:tabs>
+              <w:tab w:val="right" w:leader="dot" w:pos="9111"/>
+            </w:tabs>
+            <w:rPr>
+              <w:rFonts w:asciiTheme="minorHAnsi" w:eastAsiaTheme="minorEastAsia" w:hAnsiTheme="minorHAnsi" w:cstheme="minorBidi"/>
+              <w:noProof/>
+              <w:color w:val="auto"/>
+              <w:sz w:val="26"/>
+              <w:szCs w:val="26"/>
+            </w:rPr>
+          </w:pPr>
+          <w:hyperlink w:anchor="_Toc230810797" w:history="1">
+            <w:r>
+              <w:rPr>
+                <w:rStyle w:val="Hyperlink"/>
+                <w:noProof/>
+                <w:sz w:val="26"/>
+                <w:szCs w:val="26"/>
+              </w:rPr>
+              <w:t>2.3.4. Ưu và nhược điểm của Schnorr</w:t>
+            </w:r>
+            <w:r>
+              <w:rPr>
+                <w:noProof/>
+                <w:webHidden/>
+                <w:sz w:val="26"/>
+                <w:szCs w:val="26"/>
+              </w:rPr>
+              <w:tab/>
+            </w:r>
+            <w:r>
+              <w:rPr>
+                <w:noProof/>
+                <w:webHidden/>
+                <w:sz w:val="26"/>
+                <w:szCs w:val="26"/>
+              </w:rPr>
+              <w:fldChar w:fldCharType="begin"/>
+            </w:r>
+            <w:r>
+              <w:rPr>
+                <w:noProof/>
+                <w:webHidden/>
+                <w:sz w:val="26"/>
+                <w:szCs w:val="26"/>
+              </w:rPr>
+              <w:instrText xml:space="preserve"> PAGEREF _Toc230810797 \h </w:instrText>
+            </w:r>
+            <w:r>
+              <w:rPr>
+                <w:noProof/>
+                <w:webHidden/>
+                <w:sz w:val="26"/>
+                <w:szCs w:val="26"/>
+              </w:rPr>
+            </w:r>
+            <w:r>
+              <w:rPr>
+                <w:noProof/>
+                <w:webHidden/>
+                <w:sz w:val="26"/>
+                <w:szCs w:val="26"/>
+              </w:rPr>
+              <w:fldChar w:fldCharType="separate"/>
+            </w:r>
+            <w:r>
+              <w:rPr>
+                <w:noProof/>
+                <w:webHidden/>
+                <w:sz w:val="26"/>
+                <w:szCs w:val="26"/>
+              </w:rPr>
+              <w:t>18</w:t>
+            </w:r>
+            <w:r>
+              <w:rPr>
+                <w:noProof/>
+                <w:webHidden/>
+                <w:sz w:val="26"/>
+                <w:szCs w:val="26"/>
+              </w:rPr>
+              <w:fldChar w:fldCharType="end"/>
+            </w:r>
+          </w:hyperlink>
+        </w:p>
+        <w:p>
+          <w:pPr>
+            <w:pStyle w:val="TOC3"/>
+            <w:tabs>
+              <w:tab w:val="right" w:leader="dot" w:pos="9111"/>
+            </w:tabs>
+            <w:rPr>
+              <w:rFonts w:asciiTheme="minorHAnsi" w:eastAsiaTheme="minorEastAsia" w:hAnsiTheme="minorHAnsi" w:cstheme="minorBidi"/>
+              <w:noProof/>
+              <w:color w:val="auto"/>
+              <w:sz w:val="26"/>
+              <w:szCs w:val="26"/>
+            </w:rPr>
+          </w:pPr>
+          <w:hyperlink w:anchor="_Toc230810798" w:history="1">
+            <w:r>
+              <w:rPr>
+                <w:rStyle w:val="Hyperlink"/>
+                <w:noProof/>
+                <w:sz w:val="26"/>
+                <w:szCs w:val="26"/>
+              </w:rPr>
+              <w:t>2.3.5. Ứng dụng của thuật toán Schnorr</w:t>
+            </w:r>
+            <w:r>
+              <w:rPr>
+                <w:noProof/>
+                <w:webHidden/>
+                <w:sz w:val="26"/>
+                <w:szCs w:val="26"/>
+              </w:rPr>
+              <w:tab/>
+            </w:r>
+            <w:r>
+              <w:rPr>
+                <w:noProof/>
+                <w:webHidden/>
+                <w:sz w:val="26"/>
+                <w:szCs w:val="26"/>
+              </w:rPr>
+              <w:fldChar w:fldCharType="begin"/>
+            </w:r>
+            <w:r>
+              <w:rPr>
+                <w:noProof/>
+                <w:webHidden/>
+                <w:sz w:val="26"/>
+                <w:szCs w:val="26"/>
+              </w:rPr>
+              <w:instrText xml:space="preserve"> PAGEREF _Toc230810798 \h </w:instrText>
+            </w:r>
+            <w:r>
+              <w:rPr>
+                <w:noProof/>
+                <w:webHidden/>
+                <w:sz w:val="26"/>
+                <w:szCs w:val="26"/>
+              </w:rPr>
+            </w:r>
+            <w:r>
+              <w:rPr>
+                <w:noProof/>
+                <w:webHidden/>
+                <w:sz w:val="26"/>
+                <w:szCs w:val="26"/>
+              </w:rPr>
+              <w:fldChar w:fldCharType="separate"/>
+            </w:r>
+            <w:r>
+              <w:rPr>
+                <w:noProof/>
+                <w:webHidden/>
+                <w:sz w:val="26"/>
+                <w:szCs w:val="26"/>
+              </w:rPr>
+              <w:t>18</w:t>
+            </w:r>
+            <w:r>
+              <w:rPr>
+                <w:noProof/>
+                <w:webHidden/>
+                <w:sz w:val="26"/>
+                <w:szCs w:val="26"/>
+              </w:rPr>
+              <w:fldChar w:fldCharType="end"/>
+            </w:r>
+          </w:hyperlink>
+        </w:p>
+        <w:p>
+          <w:pPr>
+            <w:pStyle w:val="TOC2"/>
+            <w:tabs>
+              <w:tab w:val="right" w:leader="dot" w:pos="9111"/>
+            </w:tabs>
+            <w:rPr>
+              <w:rFonts w:asciiTheme="minorHAnsi" w:eastAsiaTheme="minorEastAsia" w:hAnsiTheme="minorHAnsi" w:cstheme="minorBidi"/>
+              <w:noProof/>
+              <w:color w:val="auto"/>
+              <w:sz w:val="26"/>
+              <w:szCs w:val="26"/>
+            </w:rPr>
+          </w:pPr>
+          <w:hyperlink w:anchor="_Toc230810799" w:history="1">
+            <w:r>
+              <w:rPr>
+                <w:rStyle w:val="Hyperlink"/>
+                <w:noProof/>
+                <w:sz w:val="26"/>
+                <w:szCs w:val="26"/>
+              </w:rPr>
+              <w:t>2.4. Thiết kế chương trình, cài đặt thuật toán</w:t>
+            </w:r>
+            <w:r>
+              <w:rPr>
+                <w:noProof/>
+                <w:webHidden/>
+                <w:sz w:val="26"/>
+                <w:szCs w:val="26"/>
+              </w:rPr>
+              <w:tab/>
+            </w:r>
+            <w:r>
+              <w:rPr>
+                <w:noProof/>
+                <w:webHidden/>
+                <w:sz w:val="26"/>
+                <w:szCs w:val="26"/>
+              </w:rPr>
+              <w:fldChar w:fldCharType="begin"/>
+            </w:r>
+            <w:r>
+              <w:rPr>
+                <w:noProof/>
+                <w:webHidden/>
+                <w:sz w:val="26"/>
+                <w:szCs w:val="26"/>
+              </w:rPr>
+              <w:instrText xml:space="preserve"> PAGEREF _Toc230810799 \h </w:instrText>
+            </w:r>
+            <w:r>
+              <w:rPr>
+                <w:noProof/>
+                <w:webHidden/>
+                <w:sz w:val="26"/>
+                <w:szCs w:val="26"/>
+              </w:rPr>
+            </w:r>
+            <w:r>
+              <w:rPr>
+                <w:noProof/>
+                <w:webHidden/>
+                <w:sz w:val="26"/>
+                <w:szCs w:val="26"/>
+              </w:rPr>
+              <w:fldChar w:fldCharType="separate"/>
+            </w:r>
+            <w:r>
+              <w:rPr>
+                <w:noProof/>
+                <w:webHidden/>
+                <w:sz w:val="26"/>
+                <w:szCs w:val="26"/>
+              </w:rPr>
+              <w:t>18</w:t>
+            </w:r>
+            <w:r>
+              <w:rPr>
+                <w:noProof/>
+                <w:webHidden/>
+                <w:sz w:val="26"/>
+                <w:szCs w:val="26"/>
+              </w:rPr>
+              <w:fldChar w:fldCharType="end"/>
+            </w:r>
+          </w:hyperlink>
+        </w:p>
+        <w:p>
+          <w:pPr>
+            <w:pStyle w:val="TOC3"/>
+            <w:tabs>
+              <w:tab w:val="right" w:leader="dot" w:pos="9111"/>
+            </w:tabs>
+            <w:rPr>
+              <w:rFonts w:asciiTheme="minorHAnsi" w:eastAsiaTheme="minorEastAsia" w:hAnsiTheme="minorHAnsi" w:cstheme="minorBidi"/>
+              <w:noProof/>
+              <w:color w:val="auto"/>
+              <w:sz w:val="26"/>
+              <w:szCs w:val="26"/>
+            </w:rPr>
+          </w:pPr>
+          <w:hyperlink w:anchor="_Toc230810800" w:history="1">
+            <w:r>
+              <w:rPr>
+                <w:rStyle w:val="Hyperlink"/>
+                <w:noProof/>
+                <w:sz w:val="26"/>
+                <w:szCs w:val="26"/>
+              </w:rPr>
+              <w:t>2.4.1. Thiết kế kịch bản chương trình</w:t>
+            </w:r>
+            <w:r>
+              <w:rPr>
+                <w:noProof/>
+                <w:webHidden/>
+                <w:sz w:val="26"/>
+                <w:szCs w:val="26"/>
+              </w:rPr>
+              <w:tab/>
+            </w:r>
+            <w:r>
+              <w:rPr>
+                <w:noProof/>
+                <w:webHidden/>
+                <w:sz w:val="26"/>
+                <w:szCs w:val="26"/>
+              </w:rPr>
+              <w:fldChar w:fldCharType="begin"/>
+            </w:r>
+            <w:r>
+              <w:rPr>
+                <w:noProof/>
+                <w:webHidden/>
+                <w:sz w:val="26"/>
+                <w:szCs w:val="26"/>
+              </w:rPr>
+              <w:instrText xml:space="preserve"> PAGEREF _Toc230810800 \h </w:instrText>
+            </w:r>
+            <w:r>
+              <w:rPr>
+                <w:noProof/>
+                <w:webHidden/>
+                <w:sz w:val="26"/>
+                <w:szCs w:val="26"/>
+              </w:rPr>
+            </w:r>
+            <w:r>
+              <w:rPr>
+                <w:noProof/>
+                <w:webHidden/>
+                <w:sz w:val="26"/>
+                <w:szCs w:val="26"/>
+              </w:rPr>
+              <w:fldChar w:fldCharType="separate"/>
+            </w:r>
+            <w:r>
+              <w:rPr>
+                <w:noProof/>
+                <w:webHidden/>
+                <w:sz w:val="26"/>
+                <w:szCs w:val="26"/>
+              </w:rPr>
+              <w:t>18</w:t>
+            </w:r>
+            <w:r>
+              <w:rPr>
+                <w:noProof/>
+                <w:webHidden/>
+                <w:sz w:val="26"/>
+                <w:szCs w:val="26"/>
+              </w:rPr>
+              <w:fldChar w:fldCharType="end"/>
+            </w:r>
+          </w:hyperlink>
+        </w:p>
+        <w:p>
+          <w:pPr>
+            <w:pStyle w:val="TOC3"/>
+            <w:tabs>
+              <w:tab w:val="right" w:leader="dot" w:pos="9111"/>
+            </w:tabs>
+            <w:rPr>
+              <w:rFonts w:asciiTheme="minorHAnsi" w:eastAsiaTheme="minorEastAsia" w:hAnsiTheme="minorHAnsi" w:cstheme="minorBidi"/>
+              <w:noProof/>
+              <w:color w:val="auto"/>
+              <w:sz w:val="26"/>
+              <w:szCs w:val="26"/>
+            </w:rPr>
+          </w:pPr>
+          <w:hyperlink w:anchor="_Toc230810801" w:history="1">
+            <w:r>
+              <w:rPr>
+                <w:rStyle w:val="Hyperlink"/>
+                <w:noProof/>
+                <w:sz w:val="26"/>
+                <w:szCs w:val="26"/>
+              </w:rPr>
+              <w:t>2.4.2. Giới thiệu ngôn ngữ lập trình sử dụng để cài đặt thuật toán.</w:t>
+            </w:r>
+            <w:r>
+              <w:rPr>
+                <w:noProof/>
+                <w:webHidden/>
+                <w:sz w:val="26"/>
+                <w:szCs w:val="26"/>
+              </w:rPr>
+              <w:tab/>
+            </w:r>
+            <w:r>
+              <w:rPr>
+                <w:noProof/>
+                <w:webHidden/>
+                <w:sz w:val="26"/>
+                <w:szCs w:val="26"/>
+              </w:rPr>
+              <w:fldChar w:fldCharType="begin"/>
+            </w:r>
+            <w:r>
+              <w:rPr>
+                <w:noProof/>
+                <w:webHidden/>
+                <w:sz w:val="26"/>
+                <w:szCs w:val="26"/>
+              </w:rPr>
+              <w:instrText xml:space="preserve"> PAGEREF _Toc230810801 \h </w:instrText>
+            </w:r>
+            <w:r>
+              <w:rPr>
+                <w:noProof/>
+                <w:webHidden/>
+                <w:sz w:val="26"/>
+                <w:szCs w:val="26"/>
+              </w:rPr>
+            </w:r>
+            <w:r>
+              <w:rPr>
+                <w:noProof/>
+                <w:webHidden/>
+                <w:sz w:val="26"/>
+                <w:szCs w:val="26"/>
+              </w:rPr>
+              <w:fldChar w:fldCharType="separate"/>
+            </w:r>
+            <w:r>
+              <w:rPr>
+                <w:noProof/>
+                <w:webHidden/>
+                <w:sz w:val="26"/>
+                <w:szCs w:val="26"/>
+              </w:rPr>
+              <w:t>18</w:t>
+            </w:r>
+            <w:r>
+              <w:rPr>
+                <w:noProof/>
+                <w:webHidden/>
+                <w:sz w:val="26"/>
+                <w:szCs w:val="26"/>
+              </w:rPr>
+              <w:fldChar w:fldCharType="end"/>
+            </w:r>
+          </w:hyperlink>
+        </w:p>
+        <w:p>
+          <w:pPr>
+            <w:pStyle w:val="TOC3"/>
+            <w:tabs>
+              <w:tab w:val="right" w:leader="dot" w:pos="9111"/>
+            </w:tabs>
+            <w:rPr>
+              <w:rFonts w:asciiTheme="minorHAnsi" w:eastAsiaTheme="minorEastAsia" w:hAnsiTheme="minorHAnsi" w:cstheme="minorBidi"/>
+              <w:noProof/>
+              <w:color w:val="auto"/>
+              <w:sz w:val="26"/>
+              <w:szCs w:val="26"/>
+            </w:rPr>
+          </w:pPr>
+          <w:hyperlink w:anchor="_Toc230810802" w:history="1">
+            <w:r>
+              <w:rPr>
+                <w:rStyle w:val="Hyperlink"/>
+                <w:noProof/>
+                <w:sz w:val="26"/>
+                <w:szCs w:val="26"/>
+              </w:rPr>
+              <w:t>2.4.3. Cài đặt thuật toán, giao diện chương trình</w:t>
+            </w:r>
+            <w:r>
+              <w:rPr>
+                <w:noProof/>
+                <w:webHidden/>
+                <w:sz w:val="26"/>
+                <w:szCs w:val="26"/>
+              </w:rPr>
+              <w:tab/>
+            </w:r>
+            <w:r>
+              <w:rPr>
+                <w:noProof/>
+                <w:webHidden/>
+                <w:sz w:val="26"/>
+                <w:szCs w:val="26"/>
+              </w:rPr>
+              <w:fldChar w:fldCharType="begin"/>
+            </w:r>
+            <w:r>
+              <w:rPr>
+                <w:noProof/>
+                <w:webHidden/>
+                <w:sz w:val="26"/>
+                <w:szCs w:val="26"/>
+              </w:rPr>
+              <w:instrText xml:space="preserve"> PAGEREF _Toc230810802 \h </w:instrText>
+            </w:r>
+            <w:r>
+              <w:rPr>
+                <w:noProof/>
+                <w:webHidden/>
+                <w:sz w:val="26"/>
+                <w:szCs w:val="26"/>
+              </w:rPr>
+            </w:r>
+            <w:r>
+              <w:rPr>
+                <w:noProof/>
+                <w:webHidden/>
+                <w:sz w:val="26"/>
+                <w:szCs w:val="26"/>
+              </w:rPr>
+              <w:fldChar w:fldCharType="separate"/>
+            </w:r>
+            <w:r>
+              <w:rPr>
+                <w:noProof/>
+                <w:webHidden/>
+                <w:sz w:val="26"/>
+                <w:szCs w:val="26"/>
+              </w:rPr>
+              <w:t>18</w:t>
+            </w:r>
+            <w:r>
+              <w:rPr>
+                <w:noProof/>
+                <w:webHidden/>
+                <w:sz w:val="26"/>
+                <w:szCs w:val="26"/>
+              </w:rPr>
+              <w:fldChar w:fldCharType="end"/>
+            </w:r>
+          </w:hyperlink>
+        </w:p>
+        <w:p>
+          <w:pPr>
+            <w:pStyle w:val="TOC1"/>
+            <w:tabs>
+              <w:tab w:val="right" w:leader="dot" w:pos="9111"/>
+            </w:tabs>
+            <w:rPr>
+              <w:rFonts w:asciiTheme="minorHAnsi" w:eastAsiaTheme="minorEastAsia" w:hAnsiTheme="minorHAnsi" w:cstheme="minorBidi"/>
+              <w:noProof/>
+              <w:color w:val="auto"/>
+              <w:sz w:val="26"/>
+              <w:szCs w:val="26"/>
+            </w:rPr>
+          </w:pPr>
+          <w:hyperlink w:anchor="_Toc230810803" w:history="1">
+            <w:r>
+              <w:rPr>
+                <w:rStyle w:val="Hyperlink"/>
+                <w:noProof/>
+                <w:sz w:val="26"/>
+                <w:szCs w:val="26"/>
+              </w:rPr>
+              <w:t>CHƯƠNG 3: KẾT LUẬN VÀ BÀI HỌC KINH NGHIỆM</w:t>
+            </w:r>
+            <w:r>
+              <w:rPr>
+                <w:noProof/>
+                <w:webHidden/>
+                <w:sz w:val="26"/>
+                <w:szCs w:val="26"/>
+              </w:rPr>
+              <w:tab/>
+            </w:r>
+            <w:r>
+              <w:rPr>
+                <w:noProof/>
+                <w:webHidden/>
+                <w:sz w:val="26"/>
+                <w:szCs w:val="26"/>
+              </w:rPr>
+              <w:fldChar w:fldCharType="begin"/>
+            </w:r>
+            <w:r>
+              <w:rPr>
+                <w:noProof/>
+                <w:webHidden/>
+                <w:sz w:val="26"/>
+                <w:szCs w:val="26"/>
+              </w:rPr>
+              <w:instrText xml:space="preserve"> PAGEREF _Toc230810803 \h </w:instrText>
+            </w:r>
+            <w:r>
+              <w:rPr>
+                <w:noProof/>
+                <w:webHidden/>
+                <w:sz w:val="26"/>
+                <w:szCs w:val="26"/>
+              </w:rPr>
+            </w:r>
+            <w:r>
+              <w:rPr>
+                <w:noProof/>
+                <w:webHidden/>
+                <w:sz w:val="26"/>
+                <w:szCs w:val="26"/>
+              </w:rPr>
+              <w:fldChar w:fldCharType="separate"/>
+            </w:r>
+            <w:r>
+              <w:rPr>
+                <w:noProof/>
+                <w:webHidden/>
+                <w:sz w:val="26"/>
+                <w:szCs w:val="26"/>
+              </w:rPr>
+              <w:t>18</w:t>
+            </w:r>
+            <w:r>
+              <w:rPr>
+                <w:noProof/>
+                <w:webHidden/>
+                <w:sz w:val="26"/>
+                <w:szCs w:val="26"/>
+              </w:rPr>
+              <w:fldChar w:fldCharType="end"/>
+            </w:r>
+          </w:hyperlink>
+        </w:p>
+        <w:p>
+          <w:pPr>
+            <w:pStyle w:val="TOC2"/>
+            <w:tabs>
+              <w:tab w:val="right" w:leader="dot" w:pos="9111"/>
+            </w:tabs>
+            <w:rPr>
+              <w:rFonts w:asciiTheme="minorHAnsi" w:eastAsiaTheme="minorEastAsia" w:hAnsiTheme="minorHAnsi" w:cstheme="minorBidi"/>
+              <w:noProof/>
+              <w:color w:val="auto"/>
+              <w:sz w:val="26"/>
+              <w:szCs w:val="26"/>
+            </w:rPr>
+          </w:pPr>
+          <w:hyperlink w:anchor="_Toc230810804" w:history="1">
+            <w:r>
+              <w:rPr>
+                <w:rStyle w:val="Hyperlink"/>
+                <w:noProof/>
+                <w:sz w:val="26"/>
+                <w:szCs w:val="26"/>
+              </w:rPr>
+              <w:t>3.1. Kiến thức kỹ năng đã học được trong quá trình thực hiện đề tài.</w:t>
+            </w:r>
+            <w:r>
+              <w:rPr>
+                <w:noProof/>
+                <w:webHidden/>
+                <w:sz w:val="26"/>
+                <w:szCs w:val="26"/>
+              </w:rPr>
+              <w:tab/>
+            </w:r>
+            <w:r>
+              <w:rPr>
+                <w:noProof/>
+                <w:webHidden/>
+                <w:sz w:val="26"/>
+                <w:szCs w:val="26"/>
+              </w:rPr>
+              <w:fldChar w:fldCharType="begin"/>
+            </w:r>
+            <w:r>
+              <w:rPr>
+                <w:noProof/>
+                <w:webHidden/>
+                <w:sz w:val="26"/>
+                <w:szCs w:val="26"/>
+              </w:rPr>
+              <w:instrText xml:space="preserve"> PAGEREF _Toc230810804 \h </w:instrText>
+            </w:r>
+            <w:r>
+              <w:rPr>
+                <w:noProof/>
+                <w:webHidden/>
+                <w:sz w:val="26"/>
+                <w:szCs w:val="26"/>
+              </w:rPr>
+            </w:r>
+            <w:r>
+              <w:rPr>
+                <w:noProof/>
+                <w:webHidden/>
+                <w:sz w:val="26"/>
+                <w:szCs w:val="26"/>
+              </w:rPr>
+              <w:fldChar w:fldCharType="separate"/>
+            </w:r>
+            <w:r>
+              <w:rPr>
+                <w:noProof/>
+                <w:webHidden/>
+                <w:sz w:val="26"/>
+                <w:szCs w:val="26"/>
+              </w:rPr>
+              <w:t>18</w:t>
+            </w:r>
+            <w:r>
+              <w:rPr>
+                <w:noProof/>
+                <w:webHidden/>
+                <w:sz w:val="26"/>
+                <w:szCs w:val="26"/>
+              </w:rPr>
+              <w:fldChar w:fldCharType="end"/>
+            </w:r>
+          </w:hyperlink>
+        </w:p>
+        <w:p>
+          <w:pPr>
+            <w:pStyle w:val="TOC3"/>
+            <w:tabs>
+              <w:tab w:val="right" w:leader="dot" w:pos="9111"/>
+            </w:tabs>
+            <w:rPr>
+              <w:rFonts w:asciiTheme="minorHAnsi" w:eastAsiaTheme="minorEastAsia" w:hAnsiTheme="minorHAnsi" w:cstheme="minorBidi"/>
+              <w:noProof/>
+              <w:color w:val="auto"/>
+              <w:sz w:val="26"/>
+              <w:szCs w:val="26"/>
+            </w:rPr>
+          </w:pPr>
+          <w:hyperlink w:anchor="_Toc230810805" w:history="1">
+            <w:r>
+              <w:rPr>
+                <w:rStyle w:val="Hyperlink"/>
+                <w:noProof/>
+                <w:sz w:val="26"/>
+                <w:szCs w:val="26"/>
+              </w:rPr>
+              <w:t>3.1.1. Kiến thức về mật mã và chữ ký số.</w:t>
+            </w:r>
+            <w:r>
+              <w:rPr>
+                <w:noProof/>
+                <w:webHidden/>
+                <w:sz w:val="26"/>
+                <w:szCs w:val="26"/>
+              </w:rPr>
+              <w:tab/>
+            </w:r>
+            <w:r>
+              <w:rPr>
+                <w:noProof/>
+                <w:webHidden/>
+                <w:sz w:val="26"/>
+                <w:szCs w:val="26"/>
+              </w:rPr>
+              <w:fldChar w:fldCharType="begin"/>
+            </w:r>
+            <w:r>
+              <w:rPr>
+                <w:noProof/>
+                <w:webHidden/>
+                <w:sz w:val="26"/>
+                <w:szCs w:val="26"/>
+              </w:rPr>
+              <w:instrText xml:space="preserve"> PAGEREF _Toc230810805 \h </w:instrText>
+            </w:r>
+            <w:r>
+              <w:rPr>
+                <w:noProof/>
+                <w:webHidden/>
+                <w:sz w:val="26"/>
+                <w:szCs w:val="26"/>
+              </w:rPr>
+            </w:r>
+            <w:r>
+              <w:rPr>
+                <w:noProof/>
+                <w:webHidden/>
+                <w:sz w:val="26"/>
+                <w:szCs w:val="26"/>
+              </w:rPr>
+              <w:fldChar w:fldCharType="separate"/>
+            </w:r>
+            <w:r>
+              <w:rPr>
+                <w:noProof/>
+                <w:webHidden/>
+                <w:sz w:val="26"/>
+                <w:szCs w:val="26"/>
+              </w:rPr>
+              <w:t>18</w:t>
+            </w:r>
+            <w:r>
+              <w:rPr>
+                <w:noProof/>
+                <w:webHidden/>
+                <w:sz w:val="26"/>
+                <w:szCs w:val="26"/>
+              </w:rPr>
+              <w:fldChar w:fldCharType="end"/>
+            </w:r>
+          </w:hyperlink>
+        </w:p>
+        <w:p>
+          <w:pPr>
+            <w:pStyle w:val="TOC3"/>
+            <w:tabs>
+              <w:tab w:val="right" w:leader="dot" w:pos="9111"/>
+            </w:tabs>
+            <w:rPr>
+              <w:rFonts w:asciiTheme="minorHAnsi" w:eastAsiaTheme="minorEastAsia" w:hAnsiTheme="minorHAnsi" w:cstheme="minorBidi"/>
+              <w:noProof/>
+              <w:color w:val="auto"/>
+              <w:sz w:val="26"/>
+              <w:szCs w:val="26"/>
+            </w:rPr>
+          </w:pPr>
+          <w:hyperlink w:anchor="_Toc230810806" w:history="1">
+            <w:r>
+              <w:rPr>
+                <w:rStyle w:val="Hyperlink"/>
+                <w:noProof/>
+                <w:sz w:val="26"/>
+                <w:szCs w:val="26"/>
+              </w:rPr>
+              <w:t>3.1.2. Kỹ năng thực thi thuật toán Schnorr</w:t>
+            </w:r>
+            <w:r>
+              <w:rPr>
+                <w:noProof/>
+                <w:webHidden/>
+                <w:sz w:val="26"/>
+                <w:szCs w:val="26"/>
+              </w:rPr>
+              <w:tab/>
+            </w:r>
+            <w:r>
+              <w:rPr>
+                <w:noProof/>
+                <w:webHidden/>
+                <w:sz w:val="26"/>
+                <w:szCs w:val="26"/>
+              </w:rPr>
+              <w:fldChar w:fldCharType="begin"/>
+            </w:r>
+            <w:r>
+              <w:rPr>
+                <w:noProof/>
+                <w:webHidden/>
+                <w:sz w:val="26"/>
+                <w:szCs w:val="26"/>
+              </w:rPr>
+              <w:instrText xml:space="preserve"> PAGEREF _Toc230810806 \h </w:instrText>
+            </w:r>
+            <w:r>
+              <w:rPr>
+                <w:noProof/>
+                <w:webHidden/>
+                <w:sz w:val="26"/>
+                <w:szCs w:val="26"/>
+              </w:rPr>
+            </w:r>
+            <w:r>
+              <w:rPr>
+                <w:noProof/>
+                <w:webHidden/>
+                <w:sz w:val="26"/>
+                <w:szCs w:val="26"/>
+              </w:rPr>
+              <w:fldChar w:fldCharType="separate"/>
+            </w:r>
+            <w:r>
+              <w:rPr>
+                <w:noProof/>
+                <w:webHidden/>
+                <w:sz w:val="26"/>
+                <w:szCs w:val="26"/>
+              </w:rPr>
+              <w:t>18</w:t>
+            </w:r>
+            <w:r>
+              <w:rPr>
+                <w:noProof/>
+                <w:webHidden/>
+                <w:sz w:val="26"/>
+                <w:szCs w:val="26"/>
+              </w:rPr>
+              <w:fldChar w:fldCharType="end"/>
+            </w:r>
+          </w:hyperlink>
+        </w:p>
+        <w:p>
+          <w:pPr>
+            <w:pStyle w:val="TOC3"/>
+            <w:tabs>
+              <w:tab w:val="right" w:leader="dot" w:pos="9111"/>
+            </w:tabs>
+            <w:rPr>
+              <w:rFonts w:asciiTheme="minorHAnsi" w:eastAsiaTheme="minorEastAsia" w:hAnsiTheme="minorHAnsi" w:cstheme="minorBidi"/>
+              <w:noProof/>
+              <w:color w:val="auto"/>
+              <w:sz w:val="26"/>
+              <w:szCs w:val="26"/>
+            </w:rPr>
+          </w:pPr>
+          <w:hyperlink w:anchor="_Toc230810807" w:history="1">
+            <w:r>
+              <w:rPr>
+                <w:rStyle w:val="Hyperlink"/>
+                <w:noProof/>
+                <w:sz w:val="26"/>
+                <w:szCs w:val="26"/>
+              </w:rPr>
+              <w:t>3.1.3. Kỹ năng thực tế về lập trình và ứng dụng bảo mật</w:t>
+            </w:r>
+            <w:r>
+              <w:rPr>
+                <w:noProof/>
+                <w:webHidden/>
+                <w:sz w:val="26"/>
+                <w:szCs w:val="26"/>
+              </w:rPr>
+              <w:tab/>
+            </w:r>
+            <w:r>
+              <w:rPr>
+                <w:noProof/>
+                <w:webHidden/>
+                <w:sz w:val="26"/>
+                <w:szCs w:val="26"/>
+              </w:rPr>
+              <w:fldChar w:fldCharType="begin"/>
+            </w:r>
+            <w:r>
+              <w:rPr>
+                <w:noProof/>
+                <w:webHidden/>
+                <w:sz w:val="26"/>
+                <w:szCs w:val="26"/>
+              </w:rPr>
+              <w:instrText xml:space="preserve"> PAGEREF _Toc230810807 \h </w:instrText>
+            </w:r>
+            <w:r>
+              <w:rPr>
+                <w:noProof/>
+                <w:webHidden/>
+                <w:sz w:val="26"/>
+                <w:szCs w:val="26"/>
+              </w:rPr>
+            </w:r>
+            <w:r>
+              <w:rPr>
+                <w:noProof/>
+                <w:webHidden/>
+                <w:sz w:val="26"/>
+                <w:szCs w:val="26"/>
+              </w:rPr>
+              <w:fldChar w:fldCharType="separate"/>
+            </w:r>
+            <w:r>
+              <w:rPr>
+                <w:noProof/>
+                <w:webHidden/>
+                <w:sz w:val="26"/>
+                <w:szCs w:val="26"/>
+              </w:rPr>
+              <w:t>18</w:t>
+            </w:r>
+            <w:r>
+              <w:rPr>
+                <w:noProof/>
+                <w:webHidden/>
+                <w:sz w:val="26"/>
+                <w:szCs w:val="26"/>
+              </w:rPr>
+              <w:fldChar w:fldCharType="end"/>
+            </w:r>
+          </w:hyperlink>
+        </w:p>
+        <w:p>
+          <w:pPr>
+            <w:pStyle w:val="TOC3"/>
+            <w:tabs>
+              <w:tab w:val="right" w:leader="dot" w:pos="9111"/>
+            </w:tabs>
+            <w:rPr>
+              <w:rFonts w:asciiTheme="minorHAnsi" w:eastAsiaTheme="minorEastAsia" w:hAnsiTheme="minorHAnsi" w:cstheme="minorBidi"/>
+              <w:noProof/>
+              <w:color w:val="auto"/>
+              <w:sz w:val="26"/>
+              <w:szCs w:val="26"/>
+            </w:rPr>
+          </w:pPr>
+          <w:hyperlink w:anchor="_Toc230810808" w:history="1">
+            <w:r>
+              <w:rPr>
+                <w:rStyle w:val="Hyperlink"/>
+                <w:noProof/>
+                <w:sz w:val="26"/>
+                <w:szCs w:val="26"/>
+              </w:rPr>
+              <w:t>3.1.4. Kỹ năng nghiên cứu và phát triên</w:t>
+            </w:r>
+            <w:r>
+              <w:rPr>
+                <w:noProof/>
+                <w:webHidden/>
+                <w:sz w:val="26"/>
+                <w:szCs w:val="26"/>
+              </w:rPr>
+              <w:tab/>
+            </w:r>
+            <w:r>
+              <w:rPr>
+                <w:noProof/>
+                <w:webHidden/>
+                <w:sz w:val="26"/>
+                <w:szCs w:val="26"/>
+              </w:rPr>
+              <w:fldChar w:fldCharType="begin"/>
+            </w:r>
+            <w:r>
+              <w:rPr>
+                <w:noProof/>
+                <w:webHidden/>
+                <w:sz w:val="26"/>
+                <w:szCs w:val="26"/>
+              </w:rPr>
+              <w:instrText xml:space="preserve"> PAGEREF _Toc230810808 \h </w:instrText>
+            </w:r>
+            <w:r>
+              <w:rPr>
+                <w:noProof/>
+                <w:webHidden/>
+                <w:sz w:val="26"/>
+                <w:szCs w:val="26"/>
+              </w:rPr>
+            </w:r>
+            <w:r>
+              <w:rPr>
+                <w:noProof/>
+                <w:webHidden/>
+                <w:sz w:val="26"/>
+                <w:szCs w:val="26"/>
+              </w:rPr>
+              <w:fldChar w:fldCharType="separate"/>
+            </w:r>
+            <w:r>
+              <w:rPr>
+                <w:noProof/>
+                <w:webHidden/>
+                <w:sz w:val="26"/>
+                <w:szCs w:val="26"/>
+              </w:rPr>
+              <w:t>18</w:t>
+            </w:r>
+            <w:r>
+              <w:rPr>
+                <w:noProof/>
+                <w:webHidden/>
+                <w:sz w:val="26"/>
+                <w:szCs w:val="26"/>
+              </w:rPr>
+              <w:fldChar w:fldCharType="end"/>
+            </w:r>
+          </w:hyperlink>
+        </w:p>
+        <w:p>
+          <w:pPr>
+            <w:pStyle w:val="TOC2"/>
+            <w:tabs>
+              <w:tab w:val="right" w:leader="dot" w:pos="9111"/>
+            </w:tabs>
+            <w:rPr>
+              <w:rFonts w:asciiTheme="minorHAnsi" w:eastAsiaTheme="minorEastAsia" w:hAnsiTheme="minorHAnsi" w:cstheme="minorBidi"/>
+              <w:noProof/>
+              <w:color w:val="auto"/>
+              <w:sz w:val="26"/>
+              <w:szCs w:val="26"/>
+            </w:rPr>
+          </w:pPr>
+          <w:hyperlink w:anchor="_Toc230810809" w:history="1">
+            <w:r>
+              <w:rPr>
+                <w:rStyle w:val="Hyperlink"/>
+                <w:noProof/>
+                <w:sz w:val="26"/>
+                <w:szCs w:val="26"/>
+              </w:rPr>
+              <w:t>3.2. Bài học kinh nghiệm</w:t>
+            </w:r>
+            <w:r>
+              <w:rPr>
+                <w:noProof/>
+                <w:webHidden/>
+                <w:sz w:val="26"/>
+                <w:szCs w:val="26"/>
+              </w:rPr>
+              <w:tab/>
+            </w:r>
+            <w:r>
+              <w:rPr>
+                <w:noProof/>
+                <w:webHidden/>
+                <w:sz w:val="26"/>
+                <w:szCs w:val="26"/>
+              </w:rPr>
+              <w:fldChar w:fldCharType="begin"/>
+            </w:r>
+            <w:r>
+              <w:rPr>
+                <w:noProof/>
+                <w:webHidden/>
+                <w:sz w:val="26"/>
+                <w:szCs w:val="26"/>
+              </w:rPr>
+              <w:instrText xml:space="preserve"> PAGEREF _Toc230810809 \h </w:instrText>
+            </w:r>
+            <w:r>
+              <w:rPr>
+                <w:noProof/>
+                <w:webHidden/>
+                <w:sz w:val="26"/>
+                <w:szCs w:val="26"/>
+              </w:rPr>
+            </w:r>
+            <w:r>
+              <w:rPr>
+                <w:noProof/>
+                <w:webHidden/>
+                <w:sz w:val="26"/>
+                <w:szCs w:val="26"/>
+              </w:rPr>
+              <w:fldChar w:fldCharType="separate"/>
+            </w:r>
+            <w:r>
+              <w:rPr>
+                <w:noProof/>
+                <w:webHidden/>
+                <w:sz w:val="26"/>
+                <w:szCs w:val="26"/>
+              </w:rPr>
+              <w:t>18</w:t>
+            </w:r>
+            <w:r>
+              <w:rPr>
+                <w:noProof/>
+                <w:webHidden/>
+                <w:sz w:val="26"/>
+                <w:szCs w:val="26"/>
+              </w:rPr>
+              <w:fldChar w:fldCharType="end"/>
+            </w:r>
+          </w:hyperlink>
+        </w:p>
+        <w:p>
+          <w:pPr>
+            <w:pStyle w:val="TOC2"/>
+            <w:tabs>
+              <w:tab w:val="right" w:leader="dot" w:pos="9111"/>
+            </w:tabs>
+            <w:rPr>
+              <w:rFonts w:asciiTheme="minorHAnsi" w:eastAsiaTheme="minorEastAsia" w:hAnsiTheme="minorHAnsi" w:cstheme="minorBidi"/>
+              <w:noProof/>
+              <w:color w:val="auto"/>
+              <w:sz w:val="26"/>
+              <w:szCs w:val="26"/>
+            </w:rPr>
+          </w:pPr>
+          <w:hyperlink w:anchor="_Toc230810810" w:history="1">
+            <w:r>
+              <w:rPr>
+                <w:rStyle w:val="Hyperlink"/>
+                <w:noProof/>
+                <w:sz w:val="26"/>
+                <w:szCs w:val="26"/>
+              </w:rPr>
+              <w:t>3.3. Đề xuất về tính khả thi của chủ đề nghiên cứu, những thuận lợi, khó khăn</w:t>
+            </w:r>
+            <w:r>
+              <w:rPr>
+                <w:noProof/>
+                <w:webHidden/>
+                <w:sz w:val="26"/>
+                <w:szCs w:val="26"/>
+              </w:rPr>
+              <w:tab/>
+            </w:r>
+            <w:r>
+              <w:rPr>
+                <w:noProof/>
+                <w:webHidden/>
+                <w:sz w:val="26"/>
+                <w:szCs w:val="26"/>
+              </w:rPr>
+              <w:fldChar w:fldCharType="begin"/>
+            </w:r>
+            <w:r>
+              <w:rPr>
+                <w:noProof/>
+                <w:webHidden/>
+                <w:sz w:val="26"/>
+                <w:szCs w:val="26"/>
+              </w:rPr>
+              <w:instrText xml:space="preserve"> PAGEREF _Toc230810810 \h </w:instrText>
+            </w:r>
+            <w:r>
+              <w:rPr>
+                <w:noProof/>
+                <w:webHidden/>
+                <w:sz w:val="26"/>
+                <w:szCs w:val="26"/>
+              </w:rPr>
+            </w:r>
+            <w:r>
+              <w:rPr>
+                <w:noProof/>
+                <w:webHidden/>
+                <w:sz w:val="26"/>
+                <w:szCs w:val="26"/>
+              </w:rPr>
+              <w:fldChar w:fldCharType="separate"/>
+            </w:r>
+            <w:r>
+              <w:rPr>
+                <w:noProof/>
+                <w:webHidden/>
+                <w:sz w:val="26"/>
+                <w:szCs w:val="26"/>
+              </w:rPr>
+              <w:t>18</w:t>
+            </w:r>
+            <w:r>
+              <w:rPr>
+                <w:noProof/>
+                <w:webHidden/>
+                <w:sz w:val="26"/>
+                <w:szCs w:val="26"/>
+              </w:rPr>
+              <w:fldChar w:fldCharType="end"/>
+            </w:r>
+          </w:hyperlink>
+        </w:p>
+        <w:p>
+          <w:pPr>
+            <w:pStyle w:val="TOC3"/>
+            <w:tabs>
+              <w:tab w:val="right" w:leader="dot" w:pos="9111"/>
+            </w:tabs>
+            <w:rPr>
+              <w:rFonts w:asciiTheme="minorHAnsi" w:eastAsiaTheme="minorEastAsia" w:hAnsiTheme="minorHAnsi" w:cstheme="minorBidi"/>
+              <w:noProof/>
+              <w:color w:val="auto"/>
+              <w:sz w:val="26"/>
+              <w:szCs w:val="26"/>
+            </w:rPr>
+          </w:pPr>
+          <w:hyperlink w:anchor="_Toc230810811" w:history="1">
+            <w:r>
+              <w:rPr>
+                <w:rStyle w:val="Hyperlink"/>
+                <w:noProof/>
+                <w:sz w:val="26"/>
+                <w:szCs w:val="26"/>
+              </w:rPr>
+              <w:t>3.3.1. Thuận lợi khi thực hiện để tài</w:t>
+            </w:r>
+            <w:r>
+              <w:rPr>
+                <w:noProof/>
+                <w:webHidden/>
+                <w:sz w:val="26"/>
+                <w:szCs w:val="26"/>
+              </w:rPr>
+              <w:tab/>
+            </w:r>
+            <w:r>
+              <w:rPr>
+                <w:noProof/>
+                <w:webHidden/>
+                <w:sz w:val="26"/>
+                <w:szCs w:val="26"/>
+              </w:rPr>
+              <w:fldChar w:fldCharType="begin"/>
+            </w:r>
+            <w:r>
+              <w:rPr>
+                <w:noProof/>
+                <w:webHidden/>
+                <w:sz w:val="26"/>
+                <w:szCs w:val="26"/>
+              </w:rPr>
+              <w:instrText xml:space="preserve"> PAGEREF _Toc230810811 \h </w:instrText>
+            </w:r>
+            <w:r>
+              <w:rPr>
+                <w:noProof/>
+                <w:webHidden/>
+                <w:sz w:val="26"/>
+                <w:szCs w:val="26"/>
+              </w:rPr>
+            </w:r>
+            <w:r>
+              <w:rPr>
+                <w:noProof/>
+                <w:webHidden/>
+                <w:sz w:val="26"/>
+                <w:szCs w:val="26"/>
+              </w:rPr>
+              <w:fldChar w:fldCharType="separate"/>
+            </w:r>
+            <w:r>
+              <w:rPr>
+                <w:noProof/>
+                <w:webHidden/>
+                <w:sz w:val="26"/>
+                <w:szCs w:val="26"/>
+              </w:rPr>
+              <w:t>18</w:t>
+            </w:r>
+            <w:r>
+              <w:rPr>
+                <w:noProof/>
+                <w:webHidden/>
+                <w:sz w:val="26"/>
+                <w:szCs w:val="26"/>
+              </w:rPr>
+              <w:fldChar w:fldCharType="end"/>
+            </w:r>
+          </w:hyperlink>
+        </w:p>
+        <w:p>
+          <w:pPr>
+            <w:pStyle w:val="TOC3"/>
+            <w:tabs>
+              <w:tab w:val="right" w:leader="dot" w:pos="9111"/>
+            </w:tabs>
+            <w:rPr>
+              <w:rFonts w:asciiTheme="minorHAnsi" w:eastAsiaTheme="minorEastAsia" w:hAnsiTheme="minorHAnsi" w:cstheme="minorBidi"/>
+              <w:noProof/>
+              <w:color w:val="auto"/>
+              <w:sz w:val="26"/>
+              <w:szCs w:val="26"/>
+            </w:rPr>
+          </w:pPr>
+          <w:hyperlink w:anchor="_Toc230810812" w:history="1">
+            <w:r>
+              <w:rPr>
+                <w:rStyle w:val="Hyperlink"/>
+                <w:noProof/>
+                <w:sz w:val="26"/>
+                <w:szCs w:val="26"/>
+              </w:rPr>
+              <w:t>3.3.2. Khó khăn và thách thức trong thực hiện đề tài</w:t>
+            </w:r>
+            <w:r>
+              <w:rPr>
+                <w:noProof/>
+                <w:webHidden/>
+                <w:sz w:val="26"/>
+                <w:szCs w:val="26"/>
+              </w:rPr>
+              <w:tab/>
+            </w:r>
+            <w:r>
+              <w:rPr>
+                <w:noProof/>
+                <w:webHidden/>
+                <w:sz w:val="26"/>
+                <w:szCs w:val="26"/>
+              </w:rPr>
+              <w:fldChar w:fldCharType="begin"/>
+            </w:r>
+            <w:r>
+              <w:rPr>
+                <w:noProof/>
+                <w:webHidden/>
+                <w:sz w:val="26"/>
+                <w:szCs w:val="26"/>
+              </w:rPr>
+              <w:instrText xml:space="preserve"> PAGEREF _Toc230810812 \h </w:instrText>
+            </w:r>
+            <w:r>
+              <w:rPr>
+                <w:noProof/>
+                <w:webHidden/>
+                <w:sz w:val="26"/>
+                <w:szCs w:val="26"/>
+              </w:rPr>
+            </w:r>
+            <w:r>
+              <w:rPr>
+                <w:noProof/>
+                <w:webHidden/>
+                <w:sz w:val="26"/>
+                <w:szCs w:val="26"/>
+              </w:rPr>
+              <w:fldChar w:fldCharType="separate"/>
+            </w:r>
+            <w:r>
+              <w:rPr>
+                <w:noProof/>
+                <w:webHidden/>
+                <w:sz w:val="26"/>
+                <w:szCs w:val="26"/>
+              </w:rPr>
+              <w:t>18</w:t>
+            </w:r>
+            <w:r>
+              <w:rPr>
+                <w:noProof/>
+                <w:webHidden/>
+                <w:sz w:val="26"/>
+                <w:szCs w:val="26"/>
+              </w:rPr>
+              <w:fldChar w:fldCharType="end"/>
+            </w:r>
+          </w:hyperlink>
+        </w:p>
+        <w:p>
+          <w:pPr>
+            <w:pStyle w:val="TOC1"/>
+            <w:tabs>
+              <w:tab w:val="right" w:leader="dot" w:pos="9111"/>
+            </w:tabs>
+            <w:rPr>
+              <w:rFonts w:asciiTheme="minorHAnsi" w:eastAsiaTheme="minorEastAsia" w:hAnsiTheme="minorHAnsi" w:cstheme="minorBidi"/>
+              <w:noProof/>
+              <w:color w:val="auto"/>
+              <w:sz w:val="26"/>
+              <w:szCs w:val="26"/>
+            </w:rPr>
+          </w:pPr>
+          <w:hyperlink w:anchor="_Toc230810813" w:history="1">
+            <w:r>
+              <w:rPr>
+                <w:rStyle w:val="Hyperlink"/>
+                <w:noProof/>
+                <w:sz w:val="26"/>
+                <w:szCs w:val="26"/>
+              </w:rPr>
+              <w:t>TÀI LIỆU THAM KHẢO</w:t>
+            </w:r>
+            <w:r>
+              <w:rPr>
+                <w:noProof/>
+                <w:webHidden/>
+                <w:sz w:val="26"/>
+                <w:szCs w:val="26"/>
+              </w:rPr>
+              <w:tab/>
+            </w:r>
+            <w:r>
+              <w:rPr>
+                <w:noProof/>
+                <w:webHidden/>
+                <w:sz w:val="26"/>
+                <w:szCs w:val="26"/>
+              </w:rPr>
+              <w:fldChar w:fldCharType="begin"/>
+            </w:r>
+            <w:r>
+              <w:rPr>
+                <w:noProof/>
+                <w:webHidden/>
+                <w:sz w:val="26"/>
+                <w:szCs w:val="26"/>
+              </w:rPr>
+              <w:instrText xml:space="preserve"> PAGEREF _Toc230810813 \h </w:instrText>
+            </w:r>
+            <w:r>
+              <w:rPr>
+                <w:noProof/>
+                <w:webHidden/>
+                <w:sz w:val="26"/>
+                <w:szCs w:val="26"/>
+              </w:rPr>
+            </w:r>
+            <w:r>
+              <w:rPr>
+                <w:noProof/>
+                <w:webHidden/>
+                <w:sz w:val="26"/>
+                <w:szCs w:val="26"/>
+              </w:rPr>
+              <w:fldChar w:fldCharType="separate"/>
+            </w:r>
+            <w:r>
+              <w:rPr>
+                <w:noProof/>
+                <w:webHidden/>
+                <w:sz w:val="26"/>
+                <w:szCs w:val="26"/>
+              </w:rPr>
+              <w:t>19</w:t>
+            </w:r>
+            <w:r>
+              <w:rPr>
+                <w:noProof/>
+                <w:webHidden/>
+                <w:sz w:val="26"/>
+                <w:szCs w:val="26"/>
+              </w:rPr>
+              <w:fldChar w:fldCharType="end"/>
+            </w:r>
+          </w:hyperlink>
+        </w:p>
+        <w:p>
+          <w:pPr>
+            <w:rPr>
+              <w:sz w:val="26"/>
+              <w:szCs w:val="26"/>
+            </w:rPr>
+          </w:pPr>
+          <w:r>
+            <w:rPr>
+              <w:sz w:val="26"/>
+              <w:szCs w:val="26"/>
+            </w:rPr>
+            <w:fldChar w:fldCharType="end"/>
+          </w:r>
+        </w:p>
+      </w:sdtContent>
+    </w:sdt>
+    <w:p>
+      <w:pPr>
+        <w:pStyle w:val="Heading1"/>
+        <w:rPr>
+          <w:sz w:val="26"/>
+          <w:szCs w:val="26"/>
+        </w:rPr>
+      </w:pPr>
+      <w:bookmarkStart w:id="1" w:name="_Toc230810757"/>
+      <w:r>
+        <w:rPr>
+          <w:sz w:val="26"/>
+          <w:szCs w:val="26"/>
+        </w:rPr>
+        <w:t>DANH MỤC HÌNH ẢNH</w:t>
+      </w:r>
+      <w:bookmarkEnd w:id="1"/>
+    </w:p>
+    <w:p>
+      <w:pPr>
+        <w:pStyle w:val="Heading1"/>
+        <w:rPr>
+          <w:sz w:val="26"/>
+          <w:szCs w:val="26"/>
+        </w:rPr>
+      </w:pPr>
+      <w:bookmarkStart w:id="2" w:name="_Toc230810758"/>
+      <w:r>
+        <w:rPr>
+          <w:sz w:val="26"/>
+          <w:szCs w:val="26"/>
+        </w:rPr>
+        <w:t>DANH MỤC BẢNG</w:t>
+      </w:r>
+      <w:r>
+        <w:rPr>
+          <w:sz w:val="26"/>
+          <w:szCs w:val="26"/>
+        </w:rPr>
+        <w:t xml:space="preserve"> BIỂ</w:t>
+      </w:r>
+      <w:r>
+        <w:rPr>
+          <w:sz w:val="26"/>
+          <w:szCs w:val="26"/>
+        </w:rPr>
+        <w:t>U</w:t>
+      </w:r>
+      <w:bookmarkEnd w:id="2"/>
+    </w:p>
+    <w:p>
+      <w:pPr>
+        <w:rPr>
+          <w:sz w:val="26"/>
+          <w:szCs w:val="26"/>
+        </w:rPr>
+      </w:pPr>
+    </w:p>
+    <w:p>
+      <w:pPr>
+        <w:rPr>
+          <w:sz w:val="26"/>
+          <w:szCs w:val="26"/>
+        </w:rPr>
+      </w:pPr>
+    </w:p>
+    <w:p>
+      <w:pPr>
+        <w:pStyle w:val="Heading1"/>
+        <w:rPr>
+          <w:sz w:val="26"/>
+          <w:szCs w:val="26"/>
+        </w:rPr>
+      </w:pPr>
+      <w:bookmarkStart w:id="3" w:name="_Toc230810759"/>
+      <w:r>
+        <w:rPr>
+          <w:sz w:val="26"/>
+          <w:szCs w:val="26"/>
+        </w:rPr>
+        <w:lastRenderedPageBreak/>
+        <w:t>LỜI NÓI ĐẦU</w:t>
+      </w:r>
+      <w:bookmarkEnd w:id="3"/>
+    </w:p>
+    <w:p>
+      <w:pPr>
+        <w:rPr>
+          <w:sz w:val="26"/>
+          <w:szCs w:val="26"/>
+        </w:rPr>
+      </w:pPr>
+      <w:bookmarkStart w:id="4" w:name="_Toc230810760"/>
+      <w:r>
+        <w:rPr>
+          <w:sz w:val="26"/>
+          <w:szCs w:val="26"/>
+        </w:rPr>
+        <w:t>Trong kỷ nguyên số, an toàn thông tin là yếu tố sống còn đối với mọi hệ thống dữ liệu. Trước các nguy cơ tấn công mạng ngày càng gia tăng, việc xây dựng cơ chế xác thực mạnh mẽ nhằm đảm bảo tính toàn vẹn và chống chối bỏ cho các giao dịch điện tử là vô cùng cấp thiết. Bên cạnh các thuật toán truyền thống, sơ đồ chữ ký số Schnorr nổi lên như một giải pháp tối ưu nhờ tốc độ tính toán nhanh, kích thước nhỏ gọn và tính tuyến tính vượt trội. Việc nghiên cứu và hiện thực hóa thuật toán này trên các nền tảng lập trình là bước đi thiết thực để tiếp cận các giải pháp bảo mật tiên tiến hiện nay.</w:t>
+      </w:r>
+    </w:p>
+    <w:p>
+      <w:pPr>
+        <w:rPr>
+          <w:sz w:val="26"/>
+          <w:szCs w:val="26"/>
+        </w:rPr>
+      </w:pPr>
+      <w:r>
+        <w:rPr>
+          <w:sz w:val="26"/>
+          <w:szCs w:val="26"/>
+        </w:rPr>
+        <w:t xml:space="preserve">Nhận thức được tầm quan trọng đó, nhóm chúng em đã lựa chọn đề tài: </w:t>
+      </w:r>
+      <w:r>
+        <w:rPr>
+          <w:b/>
+          <w:bCs/>
+          <w:sz w:val="26"/>
+          <w:szCs w:val="26"/>
+        </w:rPr>
+        <w:t>"Chữ ký số Schnorr và ứng dụng trong xác thực dữ liệu (Sử dụng ngôn ngữ Java, C#)"</w:t>
+      </w:r>
+      <w:r>
+        <w:rPr>
+          <w:sz w:val="26"/>
+          <w:szCs w:val="26"/>
+        </w:rPr>
+        <w:t xml:space="preserve"> để nghiên cứu và triển khai. Đề tài tập trung làm rõ cơ sở toán học nguyên bản của sơ đồ Schnorr từ các giai đoạn phát sinh tham số, tạo khóa đến quy trình ký và xác thực. Đồng thời, nhóm tiến hành cài đặt ứng dụng thực tế trên hai ngôn ngữ Java và C# nhằm thực nghiệm, đo đạc và so sánh trực quan hiệu năng của thuật toán trong bài toán xác thực dữ liệu.</w:t>
+      </w:r>
+    </w:p>
+    <w:p>
+      <w:pPr>
+        <w:rPr>
+          <w:sz w:val="26"/>
+          <w:szCs w:val="26"/>
+        </w:rPr>
+      </w:pPr>
+      <w:r>
+        <w:rPr>
+          <w:sz w:val="26"/>
+          <w:szCs w:val="26"/>
+        </w:rPr>
+        <w:t xml:space="preserve">Nhóm chúng em xin gửi lời cảm ơn sâu sắc nhất tới thầy </w:t>
+      </w:r>
+      <w:r>
+        <w:rPr>
+          <w:b/>
+          <w:bCs/>
+          <w:sz w:val="26"/>
+          <w:szCs w:val="26"/>
+        </w:rPr>
+        <w:t>Phạm Văn Hiệp</w:t>
+      </w:r>
+      <w:r>
+        <w:rPr>
+          <w:sz w:val="26"/>
+          <w:szCs w:val="26"/>
+        </w:rPr>
+        <w:t xml:space="preserve">, người đã trực tiếp định hướng đề tài và tận tình hướng dẫn, đưa ra những chỉ dẫn quý báu trong suốt quá trình nhóm triển khai nghiên cứu. </w:t>
+      </w:r>
+    </w:p>
+    <w:p>
+      <w:pPr>
+        <w:rPr>
+          <w:sz w:val="26"/>
+          <w:szCs w:val="26"/>
+        </w:rPr>
+      </w:pPr>
+      <w:r>
+        <w:rPr>
+          <w:sz w:val="26"/>
+          <w:szCs w:val="26"/>
+        </w:rPr>
+        <w:t>Mặc dù đã có nhiều cố gắng, song do hạn chế về mặt thời gian và kinh nghiệm thực tế, quyển báo cáo khó tránh khỏi những thiếu sót. Nhóm chúng em rất mong nhận được những ý kiến đóng góp, nhận xét từ các thầy cô và bạn bè để đề tài được hoàn thiện hơn.</w:t>
+      </w:r>
+    </w:p>
+    <w:p>
+      <w:pPr>
+        <w:jc w:val="right"/>
+        <w:rPr>
+          <w:sz w:val="26"/>
+          <w:szCs w:val="26"/>
+        </w:rPr>
+      </w:pPr>
+      <w:r>
+        <w:rPr>
+          <w:i/>
+          <w:iCs/>
+          <w:sz w:val="26"/>
+          <w:szCs w:val="26"/>
+        </w:rPr>
+        <w:t>Nhóm chúng em xin chân thành cảm ơn!</w:t>
+      </w:r>
+    </w:p>
+    <w:p>
+      <w:pPr>
+        <w:jc w:val="right"/>
+        <w:rPr>
+          <w:sz w:val="26"/>
+          <w:szCs w:val="26"/>
+          <w:lang w:val="vi-VN"/>
+        </w:rPr>
+      </w:pPr>
+      <w:r>
+        <w:rPr>
+          <w:sz w:val="26"/>
+          <w:szCs w:val="26"/>
+          <w:lang w:val="vi-VN"/>
+        </w:rPr>
+        <w:t>Hà Nội, ngày</w:t>
+      </w:r>
+      <w:r>
+        <w:rPr>
+          <w:sz w:val="26"/>
+          <w:szCs w:val="26"/>
+        </w:rPr>
+        <w:t xml:space="preserve"> … </w:t>
+      </w:r>
+      <w:r>
+        <w:rPr>
+          <w:sz w:val="26"/>
+          <w:szCs w:val="26"/>
+          <w:lang w:val="vi-VN"/>
+        </w:rPr>
+        <w:t>tháng</w:t>
+      </w:r>
+      <w:r>
+        <w:rPr>
+          <w:sz w:val="26"/>
+          <w:szCs w:val="26"/>
+        </w:rPr>
+        <w:t xml:space="preserve"> … </w:t>
+      </w:r>
+      <w:r>
+        <w:rPr>
+          <w:sz w:val="26"/>
+          <w:szCs w:val="26"/>
+          <w:lang w:val="vi-VN"/>
+        </w:rPr>
+        <w:t>năm 2026</w:t>
+      </w:r>
+    </w:p>
+    <w:p>
+      <w:pPr>
+        <w:ind w:left="5954" w:firstLine="709"/>
+        <w:rPr>
+          <w:b/>
+          <w:bCs/>
+          <w:sz w:val="26"/>
+          <w:szCs w:val="26"/>
+          <w:lang w:val="vi-VN"/>
+        </w:rPr>
+      </w:pPr>
+      <w:r>
+        <w:rPr>
+          <w:b/>
+          <w:bCs/>
+          <w:sz w:val="26"/>
+          <w:szCs w:val="26"/>
+          <w:lang w:val="vi-VN"/>
+        </w:rPr>
+        <w:t>Sinh viên</w:t>
+      </w:r>
+    </w:p>
+    <w:p>
+      <w:pPr>
+        <w:ind w:right="-1" w:firstLine="6804"/>
+        <w:rPr>
+          <w:sz w:val="26"/>
+          <w:szCs w:val="26"/>
+        </w:rPr>
+      </w:pPr>
+      <w:r>
+        <w:rPr>
+          <w:sz w:val="26"/>
+          <w:szCs w:val="26"/>
+          <w:lang w:val="vi-VN"/>
+        </w:rPr>
+        <w:t xml:space="preserve">Nhóm </w:t>
+      </w:r>
+      <w:r>
+        <w:rPr>
+          <w:sz w:val="26"/>
+          <w:szCs w:val="26"/>
+        </w:rPr>
+        <w:t>2</w:t>
+      </w:r>
+    </w:p>
     <w:p>
       <w:pPr>
         <w:pStyle w:val="Heading1"/>
         <w:ind w:right="3"/>
         <w:rPr>
           <w:color w:val="auto"/>
+          <w:sz w:val="26"/>
+          <w:szCs w:val="26"/>
         </w:rPr>
       </w:pPr>
       <w:r>
         <w:rPr>
           <w:color w:val="auto"/>
-        </w:rPr>
+          <w:sz w:val="26"/>
+          <w:szCs w:val="26"/>
+        </w:rPr>
+        <w:lastRenderedPageBreak/>
         <w:t>CHƯƠNG 1: TỔNG QUAN</w:t>
       </w:r>
+      <w:bookmarkEnd w:id="4"/>
     </w:p>
     <w:p>
       <w:pPr>
-        <w:pStyle w:val="Heading5"/>
-        <w:ind w:left="-5" w:right="0"/>
-        <w:rPr>
-          <w:color w:val="auto"/>
-        </w:rPr>
-      </w:pPr>
-      <w:r>
-        <w:rPr>
-          <w:color w:val="auto"/>
+        <w:pStyle w:val="Heading2"/>
+        <w:rPr>
+          <w:sz w:val="26"/>
+          <w:szCs w:val="26"/>
+        </w:rPr>
+      </w:pPr>
+      <w:bookmarkStart w:id="5" w:name="_Toc230810761"/>
+      <w:r>
+        <w:rPr>
+          <w:sz w:val="26"/>
+          <w:szCs w:val="26"/>
         </w:rPr>
         <w:t>1.1 Tổng quan về an ninh mạng</w:t>
       </w:r>
+      <w:bookmarkEnd w:id="5"/>
     </w:p>
     <w:p>
       <w:pPr>
-        <w:ind w:left="-15" w:right="13" w:firstLine="720"/>
+        <w:spacing w:after="0" w:line="319" w:lineRule="auto"/>
         <w:rPr>
           <w:color w:val="auto"/>
+          <w:sz w:val="26"/>
+          <w:szCs w:val="26"/>
         </w:rPr>
       </w:pPr>
       <w:r>
         <w:rPr>
           <w:color w:val="auto"/>
+          <w:sz w:val="26"/>
+          <w:szCs w:val="26"/>
         </w:rPr>
         <w:t>Khái niệm về an ninh mạng: An ninh mạng bao gồm các biện pháp kỹ thuật, tổ chức và quản lý nhằm đảm bảo tính bảo mật, toàn vẹn và khả dụng của dữ liệu và hệ thống thông tin. Để đạt được điều này, an ninh mạng yêu cầu sự kết hợp chặt chẽ giữa con người, công nghệ và quy trình vận hành. Đây không chỉ là việc phòng ngừa mà còn bao gồm khả năng phát hiện, phản ứng và phục hồi trước các sự cố an ninh.</w:t>
+      </w:r>
+      <w:r>
+        <w:rPr>
+          <w:color w:val="auto"/>
+          <w:sz w:val="26"/>
+          <w:szCs w:val="26"/>
+        </w:rPr>
+        <w:t xml:space="preserve"> </w:t>
       </w:r>
     </w:p>
     <w:p>
       <w:pPr>
-        <w:spacing w:after="0"/>
-        <w:ind w:left="-15" w:right="13" w:firstLine="720"/>
+        <w:spacing w:after="0" w:line="319" w:lineRule="auto"/>
         <w:rPr>
           <w:color w:val="auto"/>
+          <w:sz w:val="26"/>
+          <w:szCs w:val="26"/>
         </w:rPr>
       </w:pPr>
       <w:r>
         <w:rPr>
           <w:color w:val="auto"/>
+          <w:sz w:val="26"/>
+          <w:szCs w:val="26"/>
         </w:rPr>
         <w:t xml:space="preserve">An ninh mạng là phương pháp bảo vệ an toàn cho máy tính, mạng, ứng dụng phần mềm, hệ thống quan trọng và dữ liệu khỏi các mối đe dọa kỹ thuật số tiềm ẩn. </w:t>
       </w:r>
       <w:r>
         <w:rPr>
           <w:color w:val="auto"/>
+          <w:sz w:val="26"/>
+          <w:szCs w:val="26"/>
           <w:shd w:val="clear" w:color="auto" w:fill="FBFBFB"/>
         </w:rPr>
         <w:t>Các</w:t>
@@ -70,97 +5566,143 @@
       <w:r>
         <w:rPr>
           <w:color w:val="auto"/>
+          <w:sz w:val="26"/>
+          <w:szCs w:val="26"/>
         </w:rPr>
         <w:t xml:space="preserve"> tổ chức chịu trách nhiệm bảo mật dữ liệu để duy trì lòng tin của khách hàng cũng như đáp ứng việc tuân thủ quy định. Họ sử dụng các biện pháp và công cụ an ninh mạng để bảo vệ dữ liệu nhạy cảm khỏi bị truy cập trái phép cũng như ngăn chặn gián đoạn trong hoạt động kinh doanh gây ra bởi hoạt động mạng ngoài ý muốn. Các tổ chức triển khai an ninh mạng bằng cách hợp lý hóa công tác phòng vệ kỹ thuật số giữa con người, quy trình và công nghệ.</w:t>
       </w:r>
     </w:p>
     <w:p>
       <w:pPr>
-        <w:spacing w:after="0"/>
-        <w:ind w:left="-15" w:right="13" w:firstLine="720"/>
+        <w:spacing w:line="319" w:lineRule="auto"/>
         <w:rPr>
           <w:color w:val="auto"/>
+          <w:sz w:val="26"/>
+          <w:szCs w:val="26"/>
         </w:rPr>
       </w:pPr>
       <w:r>
         <w:rPr>
           <w:color w:val="auto"/>
+          <w:sz w:val="26"/>
+          <w:szCs w:val="26"/>
         </w:rPr>
         <w:t>Bối cảnh và sự phát triển của an ninh mạng: Trong vài thập kỷ gần đây, an ninh mạng đã trải qua những thay đổi lớn, từ việc bảo vệ các máy tính cá nhân đơn lẻ đến việc bảo vệ toàn bộ hệ sinh thái số hóa toàn cầu. Các xu hướng công nghệ như điện toán đám mây (cloud computing), trí tuệ nhân tạo (AI), Internet vạn vật (IoT), và dữ liệu lớn (big data) đã định hình lại cách chúng ta xử lý và bảo vệ thông tin. Điều này đã khiến an ninh mạng trở thành một lĩnh vực không thể thiếu trong mọi ngành công nghiệp, từ tài chính, y tế, giáo dục đến quốc phòng và vận tải.</w:t>
+      </w:r>
+      <w:r>
+        <w:rPr>
+          <w:color w:val="auto"/>
+          <w:sz w:val="26"/>
+          <w:szCs w:val="26"/>
+        </w:rPr>
+        <w:t xml:space="preserve"> </w:t>
       </w:r>
     </w:p>
     <w:p>
       <w:pPr>
-        <w:ind w:left="-15" w:right="13" w:firstLine="720"/>
+        <w:spacing w:line="319" w:lineRule="auto"/>
         <w:rPr>
           <w:color w:val="auto"/>
+          <w:sz w:val="26"/>
+          <w:szCs w:val="26"/>
         </w:rPr>
       </w:pPr>
       <w:r>
         <w:rPr>
           <w:color w:val="auto"/>
+          <w:sz w:val="26"/>
+          <w:szCs w:val="26"/>
         </w:rPr>
         <w:t>Như vậy, an ninh mạng không chỉ là một ngành khoa học kỹ thuật mà còn là một phần thiết yếu trong việc định hình thế giới số hiện đại. Nó là chìa khóa để đảm bảo sự phát triển bền vững và an toàn của mọi hoạt động trong thời đại số hóa.</w:t>
       </w:r>
     </w:p>
     <w:p>
       <w:pPr>
-        <w:pStyle w:val="Heading4"/>
-        <w:spacing w:after="75"/>
-        <w:ind w:left="-5"/>
-        <w:rPr>
-          <w:color w:val="auto"/>
-        </w:rPr>
-      </w:pPr>
-      <w:r>
-        <w:rPr>
-          <w:color w:val="auto"/>
-        </w:rPr>
-        <w:lastRenderedPageBreak/>
+        <w:pStyle w:val="Heading3"/>
+        <w:rPr>
+          <w:sz w:val="26"/>
+          <w:szCs w:val="26"/>
+        </w:rPr>
+      </w:pPr>
+      <w:bookmarkStart w:id="6" w:name="_Toc230810762"/>
+      <w:r>
+        <w:rPr>
+          <w:sz w:val="26"/>
+          <w:szCs w:val="26"/>
+        </w:rPr>
         <w:t>1.1.1. Tầm quan trọng của an ninh mạng</w:t>
       </w:r>
+      <w:bookmarkEnd w:id="6"/>
     </w:p>
     <w:p>
       <w:pPr>
         <w:spacing w:after="0" w:line="309" w:lineRule="auto"/>
-        <w:ind w:left="-15" w:firstLine="710"/>
         <w:rPr>
           <w:color w:val="auto"/>
+          <w:sz w:val="26"/>
+          <w:szCs w:val="26"/>
         </w:rPr>
       </w:pPr>
       <w:r>
         <w:rPr>
           <w:color w:val="auto"/>
+          <w:sz w:val="26"/>
+          <w:szCs w:val="26"/>
           <w:shd w:val="clear" w:color="auto" w:fill="FBFBFB"/>
         </w:rPr>
-        <w:t>Các doanh nghiệp trong những lĩnh vực khác nhau, chẳng hạn như năng lượng, vận tải, bán lẻ và sản xuất, sử dụng các hệ thống kỹ thuật số và kết nối tốc độ cao để cung cấp dịch vụ khách hàng hiệu quả và điều hành hoạt động kinh doanh đạt hiệu quả về chi phí. Cũng như bảo mật tài sản vật lý, các doanh nghiệp còn phải bảo mật tài sản kỹ thuật số và bảo vệ hệ thống không bị truy cập ngoài ý muốn. Một sự kiện vi phạm và truy cập trái phép có chủ đích vào hệ thống máy tính, mạng hoặc cơ sở được kết nối gọi là cuộc tấn công mạng. Nếu cuộc tấn công mạng thành công, dữ liệu bảo mật sẽ bị lộ, đánh cắp, xóa hoặc thay đổi. Các biện pháp an ninh mạng bảo vệ trước những cuộc tấn công mạng và mang lại các lợi ích sau đây.</w:t>
+        <w:t xml:space="preserve">Các doanh nghiệp trong những lĩnh vực khác nhau, chẳng hạn như năng lượng, vận tải, bán lẻ và sản xuất, sử dụng các hệ thống kỹ thuật số và kết nối tốc độ cao để cung cấp dịch vụ khách hàng hiệu quả và điều hành hoạt động kinh doanh đạt hiệu quả về chi phí. Cũng như bảo mật tài sản vật lý, các doanh nghiệp còn phải bảo mật tài sản </w:t>
+      </w:r>
+      <w:r>
+        <w:rPr>
+          <w:color w:val="auto"/>
+          <w:sz w:val="26"/>
+          <w:szCs w:val="26"/>
+          <w:shd w:val="clear" w:color="auto" w:fill="FBFBFB"/>
+        </w:rPr>
+        <w:lastRenderedPageBreak/>
+        <w:t>kỹ thuật số và bảo vệ hệ thống không bị truy cập ngoài ý muốn. Một sự kiện vi phạm và truy cập trái phép có chủ đích vào hệ thống máy tính, mạng hoặc cơ sở được kết nối gọi là cuộc tấn công mạng. Nếu cuộc tấn công mạng thành công, dữ liệu bảo mật sẽ bị lộ, đánh cắp, xóa hoặc thay đổi. Các biện pháp an ninh mạng bảo vệ trước những cuộc tấn công mạng và mang lại các lợi ích sau đây.</w:t>
+      </w:r>
+      <w:r>
+        <w:rPr>
+          <w:color w:val="auto"/>
+          <w:sz w:val="26"/>
+          <w:szCs w:val="26"/>
+        </w:rPr>
+        <w:t xml:space="preserve"> </w:t>
       </w:r>
     </w:p>
     <w:p>
       <w:pPr>
-        <w:spacing w:after="0"/>
-        <w:ind w:left="-15" w:right="13" w:firstLine="720"/>
+        <w:spacing w:after="0" w:line="309" w:lineRule="auto"/>
         <w:rPr>
           <w:color w:val="auto"/>
+          <w:sz w:val="26"/>
+          <w:szCs w:val="26"/>
         </w:rPr>
       </w:pPr>
       <w:r>
         <w:rPr>
           <w:color w:val="auto"/>
+          <w:sz w:val="26"/>
+          <w:szCs w:val="26"/>
         </w:rPr>
         <w:t xml:space="preserve">Ngăn chặn hoặc giảm tổn thất do vi phạm: Các tổ chức triển khai chiến lược an ninh mạng giảm thiểu những hậu quả không mong muốn của các cuộc tấn công mạng mà theo đó có thể tác động tới uy tín kinh doanh, tình trạng tài chính, hoạt động kinh doanh cũng như lòng tin của khách hàng. Ví dụ: các công ty kích hoạt các kế hoạch phục hồi sau thảm họa để ngăn các đợt xâm nhập có thể xảy ra và giảm thiểu gián đoạn đối với hoạt động kinh doanh. </w:t>
       </w:r>
     </w:p>
     <w:p>
       <w:pPr>
-        <w:ind w:left="-15" w:right="13" w:firstLine="720"/>
+        <w:spacing w:after="0" w:line="309" w:lineRule="auto"/>
         <w:rPr>
           <w:color w:val="auto"/>
+          <w:sz w:val="26"/>
+          <w:szCs w:val="26"/>
         </w:rPr>
       </w:pPr>
       <w:r>
         <w:rPr>
           <w:color w:val="auto"/>
+          <w:sz w:val="26"/>
+          <w:szCs w:val="26"/>
         </w:rPr>
         <w:t xml:space="preserve">Duy trì tuân thủ quy định: Các doanh nghiệp nằm trong những ngành nghề và khu vực cụ thể phải tuân thủ các yêu cầu quy định để bảo vệ dữ liệu nhạy cảm trước những rủi ro mạng có thể xảy ra. Ví dụ: các công ty hoạt động ở Châu Âu phải tuân thủ Quy định chung về bảo vệ dữ liệu (GDPR), trong đó yêu cầu các tổ chức thực hiện những biện pháp an ninh mạng phù hợp để đảm bảo quyền riêng tư của dữ liệu. </w:t>
       </w:r>
@@ -168,23 +5710,585 @@
     <w:p>
       <w:pPr>
         <w:spacing w:after="0" w:line="309" w:lineRule="auto"/>
+        <w:rPr>
+          <w:color w:val="auto"/>
+          <w:sz w:val="26"/>
+          <w:szCs w:val="26"/>
+        </w:rPr>
+      </w:pPr>
+      <w:r>
+        <w:rPr>
+          <w:color w:val="auto"/>
+          <w:sz w:val="26"/>
+          <w:szCs w:val="26"/>
+        </w:rPr>
+        <w:t xml:space="preserve">Giảm thiểu các mối đe dọa mạng không ngừng biến hóa : </w:t>
+      </w:r>
+      <w:r>
+        <w:rPr>
+          <w:color w:val="auto"/>
+          <w:sz w:val="26"/>
+          <w:szCs w:val="26"/>
+          <w:shd w:val="clear" w:color="auto" w:fill="FBFBFB"/>
+        </w:rPr>
+        <w:t>Các cuộc tấn công mạng luôn biến hóa song song với những công nghệ không ngừng thay đổi. Tội phạm sử dụng những công cụ mới và nghĩ ra các chiến lược mới để truy cập trái phép vào hệ thống. Các tổ chức vận dụng và nâng cấp các biện pháp an ninh mạng để bắt kịp những công nghệ và công cụ tấn công kỹ thuật số mới và không</w:t>
+      </w:r>
+      <w:r>
+        <w:rPr>
+          <w:color w:val="auto"/>
+          <w:sz w:val="26"/>
+          <w:szCs w:val="26"/>
+        </w:rPr>
+        <w:t xml:space="preserve"> ngừng biến hóa này. </w:t>
+      </w:r>
+    </w:p>
+    <w:p>
+      <w:pPr>
+        <w:pStyle w:val="Heading3"/>
+        <w:rPr>
+          <w:sz w:val="26"/>
+          <w:szCs w:val="26"/>
+        </w:rPr>
+      </w:pPr>
+      <w:bookmarkStart w:id="7" w:name="_Toc230810763"/>
+      <w:r>
+        <w:rPr>
+          <w:sz w:val="26"/>
+          <w:szCs w:val="26"/>
+        </w:rPr>
+        <w:t>1.1.2. Những loại tấn công an ninh mạn</w:t>
+      </w:r>
+      <w:bookmarkEnd w:id="7"/>
+    </w:p>
+    <w:p>
+      <w:pPr>
+        <w:rPr>
+          <w:color w:val="auto"/>
+          <w:sz w:val="26"/>
+          <w:szCs w:val="26"/>
+        </w:rPr>
+      </w:pPr>
+      <w:r>
+        <w:rPr>
+          <w:sz w:val="26"/>
+          <w:szCs w:val="26"/>
+        </w:rPr>
+        <w:t xml:space="preserve">Các chuyên gia an ninh mạng cố gắng hạn chế và giảm thiểu các mối đe dọa hiện tại và mới xuất hiện tránh xâm nhập vào hệ thống máy tính theo nhiều cách khác nhau. Dưới đây là một số ví dụ về những mối đe dọa mạng phổ biến. </w:t>
+      </w:r>
+    </w:p>
+    <w:p>
+      <w:pPr>
+        <w:rPr>
+          <w:color w:val="auto"/>
+          <w:sz w:val="26"/>
+          <w:szCs w:val="26"/>
+        </w:rPr>
+      </w:pPr>
+      <w:r>
+        <w:rPr>
+          <w:color w:val="auto"/>
+          <w:sz w:val="26"/>
+          <w:szCs w:val="26"/>
+        </w:rPr>
+        <w:t>Phần mềm độc hại: Phần mềm độc hại còn được gọi là malware. Phần mềm độc hại bao gồm một loạt các chương trình phần mềm được xây dựng để cho phép các bên thứ ba truy cập trái phép vào thông tin nhạy cảm hoặc làm gián đoạn hoạt động bình thường của một cơ sở hạ tầng trọng yếu. Những phần mềm độc hại thường thấy bao gồm Trojan, phần mềm gián điệp và vi-rút.</w:t>
+      </w:r>
+      <w:r>
+        <w:rPr>
+          <w:color w:val="auto"/>
+          <w:sz w:val="26"/>
+          <w:szCs w:val="26"/>
+        </w:rPr>
+        <w:t xml:space="preserve"> </w:t>
+      </w:r>
+    </w:p>
+    <w:p>
+      <w:pPr>
+        <w:rPr>
+          <w:color w:val="auto"/>
+          <w:sz w:val="26"/>
+          <w:szCs w:val="26"/>
+        </w:rPr>
+      </w:pPr>
+      <w:r>
+        <w:rPr>
+          <w:color w:val="auto"/>
+          <w:sz w:val="26"/>
+          <w:szCs w:val="26"/>
+        </w:rPr>
+        <w:lastRenderedPageBreak/>
+        <w:t xml:space="preserve">Phần mềm tống tiền:phần mềm tống tiền đề cập đến một mô hình kinh doanh và một loạt các công nghệ có liên quan mà những kẻ lừa đảo sử dụng để tống tiền các thực thể. </w:t>
+      </w:r>
+    </w:p>
+    <w:p>
+      <w:pPr>
+        <w:spacing w:after="0" w:line="309" w:lineRule="auto"/>
+        <w:rPr>
+          <w:color w:val="auto"/>
+          <w:sz w:val="26"/>
+          <w:szCs w:val="26"/>
+        </w:rPr>
+      </w:pPr>
+      <w:r>
+        <w:rPr>
+          <w:color w:val="auto"/>
+          <w:sz w:val="26"/>
+          <w:szCs w:val="26"/>
+        </w:rPr>
+        <w:t xml:space="preserve">Tấn công xen giữa: Tấn công xen giữa bao gồm việc một bên từ bên ngoài cố gắng truy cập trái phép vào mạng trong khi trao đổi dữ liệu. Những cuộc tấn công như vậy gia tăng rủi ro bảo mật đối với thông tin nhạy cảm như dữ liệu tài chính. </w:t>
+      </w:r>
+    </w:p>
+    <w:p>
+      <w:pPr>
+        <w:spacing w:after="0" w:line="309" w:lineRule="auto"/>
+        <w:rPr>
+          <w:color w:val="auto"/>
+          <w:sz w:val="26"/>
+          <w:szCs w:val="26"/>
+        </w:rPr>
+      </w:pPr>
+      <w:r>
+        <w:rPr>
+          <w:color w:val="auto"/>
+          <w:sz w:val="26"/>
+          <w:szCs w:val="26"/>
+        </w:rPr>
+        <w:t xml:space="preserve">Lừa đảo: Lừa đảo là một mối đe dọa an ninh mạng sử dụng các kỹ thuật tấn công phi kỹ thuật để lừa người dùng tiết lộ thông tin nhận dạng cá nhân. Ví dụ: những kẻ tấn công mạng gửi email khiến người dùng nhấp vào và nhập dữ liệu thẻ tín dụng trên một trang web thanh toán giả mạo. Các cuộc tấn công lừa đảo cũng có thể dẫn đến việc tải xuống các tệp đính kèm độc hại thực hiện cài đặt phần mềm độc hại trên các thiết bị của công ty. </w:t>
+      </w:r>
+    </w:p>
+    <w:p>
+      <w:pPr>
+        <w:ind w:right="13"/>
+        <w:rPr>
+          <w:color w:val="auto"/>
+          <w:sz w:val="26"/>
+          <w:szCs w:val="26"/>
+        </w:rPr>
+      </w:pPr>
+      <w:r>
+        <w:rPr>
+          <w:color w:val="auto"/>
+          <w:sz w:val="26"/>
+          <w:szCs w:val="26"/>
+        </w:rPr>
+        <w:t xml:space="preserve">DDoS: Tấn công từ chối dịch vụ phân tán (DDoS) là một nỗ lực phối hợp nhằm làm quá tải máy chủ bằng cách gửi một lượng lớn các yêu cầu giả mạo. Những sự kiện như vậy ngăn người dùng bình thường kết nối hoặc truy cập vào máy chủ bị nhắm đến. </w:t>
+      </w:r>
+    </w:p>
+    <w:p>
+      <w:pPr>
+        <w:ind w:right="13"/>
+        <w:rPr>
+          <w:color w:val="auto"/>
+          <w:sz w:val="26"/>
+          <w:szCs w:val="26"/>
+        </w:rPr>
+      </w:pPr>
+      <w:r>
+        <w:rPr>
+          <w:color w:val="auto"/>
+          <w:sz w:val="26"/>
+          <w:szCs w:val="26"/>
+        </w:rPr>
+        <w:t xml:space="preserve">Mối đe dọa nội bộ: Một mối đe dọa nội bộ là một rủi ro an ninh do nhân viên có ý định xấu trong một tổ chức gây ra. Nhân sự có quyền truy cập cấp cao vào hệ thống máy tính và có thể làm mất ổn định tính bảo mật của cơ sở hạ tầng từ bên trong. </w:t>
+      </w:r>
+    </w:p>
+    <w:p>
+      <w:pPr>
+        <w:pStyle w:val="Heading3"/>
+        <w:rPr>
+          <w:sz w:val="26"/>
+          <w:szCs w:val="26"/>
+        </w:rPr>
+      </w:pPr>
+      <w:bookmarkStart w:id="8" w:name="_Toc230810764"/>
+      <w:r>
+        <w:rPr>
+          <w:sz w:val="26"/>
+          <w:szCs w:val="26"/>
+        </w:rPr>
+        <w:t>1.1.3. Cách thức hoạt động của an ninh mạng</w:t>
+      </w:r>
+      <w:bookmarkEnd w:id="8"/>
+    </w:p>
+    <w:p>
+      <w:pPr>
+        <w:shd w:val="clear" w:color="auto" w:fill="FBFBFB"/>
+        <w:spacing w:after="284" w:line="259" w:lineRule="auto"/>
+        <w:ind w:left="-15" w:right="1"/>
+        <w:rPr>
+          <w:color w:val="auto"/>
+          <w:sz w:val="26"/>
+          <w:szCs w:val="26"/>
+        </w:rPr>
+      </w:pPr>
+      <w:r>
+        <w:rPr>
+          <w:color w:val="auto"/>
+          <w:sz w:val="26"/>
+          <w:szCs w:val="26"/>
+        </w:rPr>
+        <w:t>Các tổ chức triển khai những chiến lược an ninh mạng bằng cách sử dụng các chuyên viên an ninh mạng. Những chuyên viên này sẽ đánh giá rủi ro bảo mật của các hệ thống điện toán, mạng, kho lưu trữ dữ liệu, ứng dụng cũng như các thiết bị được kết nối khác hiện có. Sau đó, các chuyên viên an ninh mạng tạo ra một khung an ninh mạng toàn diện và triển khai các biện pháp bảo vệ trong tổ chức.</w:t>
+      </w:r>
+    </w:p>
+    <w:p>
+      <w:pPr>
+        <w:shd w:val="clear" w:color="auto" w:fill="FBFBFB"/>
+        <w:spacing w:after="284" w:line="259" w:lineRule="auto"/>
+        <w:ind w:left="-15" w:right="1"/>
+        <w:rPr>
+          <w:color w:val="auto"/>
+          <w:sz w:val="26"/>
+          <w:szCs w:val="26"/>
+        </w:rPr>
+      </w:pPr>
+      <w:r>
+        <w:rPr>
+          <w:color w:val="auto"/>
+          <w:sz w:val="26"/>
+          <w:szCs w:val="26"/>
+        </w:rPr>
+        <w:t>Để được coi là thành công, một chương trình an ninh mạng sẽ cần bao gồm hoạt động hướng dẫn nhân viên về những phương pháp bảo mật hay nhất và tận dụng các công nghệ phòng vệ mạng tự động cho cơ sở hạ tầng CNTT hiện có. Những yếu tố này kết hợp lại với nhau để tạo ra nhiều lớp bảo vệ chống lại các mối đe dọa tiềm ẩn tại tất cả các điểm truy cập dữ liệu. Các thành phần an ninh mạng xác định rủi ro, bảo vệ danh tính, cơ sở hạ tầng và dữ liệu, phát hiện các bất thường và sự kiện, phản ứng và phân tích nguyên nhân gốc rễ cũng như phục hồi sau một sự kiện.</w:t>
+      </w:r>
+    </w:p>
+    <w:p>
+      <w:pPr>
+        <w:pStyle w:val="Heading3"/>
+        <w:rPr>
+          <w:sz w:val="26"/>
+          <w:szCs w:val="26"/>
+        </w:rPr>
+      </w:pPr>
+      <w:bookmarkStart w:id="9" w:name="_Toc230810765"/>
+      <w:r>
+        <w:rPr>
+          <w:sz w:val="26"/>
+          <w:szCs w:val="26"/>
+        </w:rPr>
+        <w:lastRenderedPageBreak/>
+        <w:t>1.1.4. Các loại an ninh mạng</w:t>
+      </w:r>
+      <w:bookmarkEnd w:id="9"/>
+    </w:p>
+    <w:p>
+      <w:pPr>
+        <w:ind w:left="-15" w:right="13"/>
+        <w:rPr>
+          <w:color w:val="auto"/>
+          <w:sz w:val="26"/>
+          <w:szCs w:val="26"/>
+        </w:rPr>
+      </w:pPr>
+      <w:r>
+        <w:rPr>
+          <w:color w:val="auto"/>
+          <w:sz w:val="26"/>
+          <w:szCs w:val="26"/>
+        </w:rPr>
+        <w:t>Cách tiếp cận an ninh mạng mạnh mẽ giải quyết những mối lo ngại sau trong tổ chức.</w:t>
+      </w:r>
+    </w:p>
+    <w:p>
+      <w:pPr>
+        <w:shd w:val="clear" w:color="auto" w:fill="FBFBFB"/>
+        <w:spacing w:after="68" w:line="259" w:lineRule="auto"/>
+        <w:ind w:left="-15" w:right="1"/>
+        <w:rPr>
+          <w:color w:val="auto"/>
+          <w:sz w:val="26"/>
+          <w:szCs w:val="26"/>
+        </w:rPr>
+      </w:pPr>
+      <w:r>
+        <w:rPr>
+          <w:color w:val="auto"/>
+          <w:sz w:val="26"/>
+          <w:szCs w:val="26"/>
+        </w:rPr>
+        <w:t xml:space="preserve">An ninh mạng đối với cơ sở hạ tầng quan trọng: Cơ sở hạ tầng quan trọng đề cập tới các hệ thống kỹ thuật số đóng vai trò quan trọng đối với xã hội, chẳng hạn như năng lượng, thông tin liên lạc và vận tải. Các tổ chức ở những lĩnh vực này cần có cách tiếp cận an ninh mạng mang tính hệ thống vì việc gián đoạn hoặc mất mát dữ liệu có thể gây mất ổn định xã hội. </w:t>
+      </w:r>
+    </w:p>
+    <w:p>
+      <w:pPr>
+        <w:ind w:left="-15" w:right="13"/>
+        <w:rPr>
+          <w:color w:val="auto"/>
+          <w:sz w:val="26"/>
+          <w:szCs w:val="26"/>
+        </w:rPr>
+      </w:pPr>
+      <w:r>
+        <w:rPr>
+          <w:color w:val="auto"/>
+          <w:sz w:val="26"/>
+          <w:szCs w:val="26"/>
+        </w:rPr>
+        <w:t xml:space="preserve">Bảo mật mạng: Bảo mật mạng là biện pháp bảo vệ an ninh mạng dành cho các máy tính và thiết bị kết nối mạng. Đội ngũ CNTT sử dụng các công nghệ bảo mật mạng như tường lửa và kiểm soát truy cập mạng để điều chỉnh quyền truy cập của người dùng, đồng thời quản lý quyền đối với những tài sản kỹ thuật số cụ thể.  </w:t>
+      </w:r>
+    </w:p>
+    <w:p>
+      <w:pPr>
+        <w:ind w:left="-15" w:right="13"/>
+        <w:rPr>
+          <w:color w:val="auto"/>
+          <w:sz w:val="26"/>
+          <w:szCs w:val="26"/>
+        </w:rPr>
+      </w:pPr>
+      <w:r>
+        <w:rPr>
+          <w:color w:val="auto"/>
+          <w:sz w:val="26"/>
+          <w:szCs w:val="26"/>
+        </w:rPr>
+        <w:t xml:space="preserve">Bảo mật trên đám mây:bảo mật trên đám mây mô tả các biện pháp được tổ chức thực hiện để bảo vệ dữ liệu và ứng dụng chạy trên đám mây. Đây là cơ chế bảo mật quan trọng, giúp củng cố lòng tin của khách hàng, đảm bảo các hoạt động có khả năng chịu lỗi và tuân thủ những quy định về quyền riêng tư của dữ liệu trong môi trường có quy mô linh hoạt. Chiến lược bảo mật trên đám mây mạnh mẽ có liên quan đến trách nhiệm chung được chia sẻ giữa nhà cung cấp đám mây và tổ chức. </w:t>
+      </w:r>
+    </w:p>
+    <w:p>
+      <w:pPr>
+        <w:ind w:left="-15" w:right="13"/>
+        <w:rPr>
+          <w:color w:val="auto"/>
+          <w:sz w:val="26"/>
+          <w:szCs w:val="26"/>
+        </w:rPr>
+      </w:pPr>
+      <w:r>
+        <w:rPr>
+          <w:color w:val="auto"/>
+          <w:sz w:val="26"/>
+          <w:szCs w:val="26"/>
+        </w:rPr>
+        <w:t xml:space="preserve">Bảo mật IoT: Thuật ngữ internet vạn vật(IoT) đề cập tới các thiết bị điện tử hoạt động từ xa trên Internet. Ví dụ: một thiết bị cảnh báo thông minh gửi các cập nhật định kỳ tới điện thoại thông minh sẽ được coi là thiết bị IoT. Những thiết bị IoT này gây ra thêm một lớp rủi ro bảo mật do kết nối liên tục và các lỗi phần mềm ẩn giấu. Do đó, việc đưa ra các chính sách bảo mật cho cơ sở hạ tầng mạng là điều vô cùng cần thiết để đánh giá và giảm thiểu các rủi ro tiềm ẩn của những thiết bị IoT khác nhau. </w:t>
+      </w:r>
+    </w:p>
+    <w:p>
+      <w:pPr>
+        <w:ind w:left="-15" w:right="13"/>
+        <w:rPr>
+          <w:color w:val="auto"/>
+          <w:sz w:val="26"/>
+          <w:szCs w:val="26"/>
+        </w:rPr>
+      </w:pPr>
+      <w:r>
+        <w:rPr>
+          <w:color w:val="auto"/>
+          <w:sz w:val="26"/>
+          <w:szCs w:val="26"/>
+        </w:rPr>
+        <w:t xml:space="preserve">Bảo mật dữ liệu: Bảo mật dữ liệu bảo vệ dữ liệu đang được truyền và đang được lưu trữ bằng một hệ thống lưu trữ mạnh mẽ và truyền dữ liệu an toàn. Các nhà phát triển sử dụng những biện pháp bảo vệ, chẳng hạn như mã hóa và sao lưu riêng biệt để có khả năng phục hồi hoạt động trước những trường hợp vi phạm dữ liệu có thể xảy ra. Trong </w:t>
+      </w:r>
+      <w:r>
+        <w:rPr>
+          <w:color w:val="auto"/>
+          <w:sz w:val="26"/>
+          <w:szCs w:val="26"/>
+        </w:rPr>
+        <w:lastRenderedPageBreak/>
+        <w:t>một số trường hợp, các nhà phát triển sử dụng</w:t>
+      </w:r>
+      <w:r>
+        <w:rPr>
+          <w:color w:val="auto"/>
+          <w:sz w:val="26"/>
+          <w:szCs w:val="26"/>
+        </w:rPr>
+        <w:t xml:space="preserve"> Hệ thống AWS Nitro</w:t>
+      </w:r>
+      <w:r>
+        <w:rPr>
+          <w:color w:val="auto"/>
+          <w:sz w:val="26"/>
+          <w:szCs w:val="26"/>
+        </w:rPr>
+        <w:t xml:space="preserve"> để bảo mật lưu trữ và hạn chế truy cập của người vận hành.</w:t>
+      </w:r>
+    </w:p>
+    <w:p>
+      <w:pPr>
+        <w:ind w:left="-15" w:right="13"/>
+        <w:rPr>
+          <w:color w:val="auto"/>
+          <w:sz w:val="26"/>
+          <w:szCs w:val="26"/>
+        </w:rPr>
+      </w:pPr>
+      <w:r>
+        <w:rPr>
+          <w:color w:val="auto"/>
+          <w:sz w:val="26"/>
+          <w:szCs w:val="26"/>
+        </w:rPr>
+        <w:t>Bảo mật ứng dụng: Bảo mật ứng dụng là nỗ lực phối hợp nhằm củng cố biện pháp bảo vệ ứng dụng không bị thao tác trái phép trong các giai đoạn thiết kế, phát triển và kiểm thử. Các nhà lập trình phần mềm viết mã bảo mật để ngăn chặn lỗi có thể làm gia tăng rủi ro bảo mật.</w:t>
+      </w:r>
+    </w:p>
+    <w:p>
+      <w:pPr>
+        <w:ind w:left="-15" w:right="13"/>
+        <w:rPr>
+          <w:color w:val="auto"/>
+          <w:sz w:val="26"/>
+          <w:szCs w:val="26"/>
+        </w:rPr>
+      </w:pPr>
+      <w:r>
+        <w:rPr>
+          <w:color w:val="auto"/>
+          <w:sz w:val="26"/>
+          <w:szCs w:val="26"/>
+        </w:rPr>
+        <w:t xml:space="preserve">Bảo mật điểm cuối: Bảo mật điểm cuối giải quyết các rủi ro bảo mật phát sinh khi người dùng truy cập mạng của tổ chức từ xa. Biện pháp bảo mật điểm cuối sẽ quét tệp từ những thiết bị cá nhân và giảm thiểu mối đe dọa khi phát hiện. </w:t>
+      </w:r>
+    </w:p>
+    <w:p>
+      <w:pPr>
+        <w:ind w:left="-15" w:right="13"/>
+        <w:rPr>
+          <w:color w:val="auto"/>
+          <w:sz w:val="26"/>
+          <w:szCs w:val="26"/>
+        </w:rPr>
+      </w:pPr>
+      <w:r>
+        <w:rPr>
+          <w:color w:val="auto"/>
+          <w:sz w:val="26"/>
+          <w:szCs w:val="26"/>
+        </w:rPr>
+        <w:t xml:space="preserve">Lên kế hoạch kinh doanh liên tục và phục hồi sau thảm họa: Mục này mô tả các kế hoạch cho sự cố bất ngờ, để tổ chức kịp thời phản ứng với các sự cố an ninh mạng mà vẫn tiếp tục hoạt động và có ít hoặc không xảy ra gián đoạn. Trong những kế hoạch đó, các chính sách phục hồi dữ liệu được triển khai để phản ứng tích cực với việc mất mát dữ liệu. </w:t>
+      </w:r>
+    </w:p>
+    <w:p>
+      <w:pPr>
+        <w:spacing w:after="230"/>
+        <w:ind w:left="-15" w:right="13"/>
+        <w:rPr>
+          <w:color w:val="auto"/>
+          <w:sz w:val="26"/>
+          <w:szCs w:val="26"/>
+        </w:rPr>
+      </w:pPr>
+      <w:r>
+        <w:rPr>
+          <w:color w:val="auto"/>
+          <w:sz w:val="26"/>
+          <w:szCs w:val="26"/>
+        </w:rPr>
+        <w:t xml:space="preserve">Hướng dẫn người dùng cuối: Mọi người trong tổ chức đóng một vai trò quan trọng trong việc đảm bảo sự thành công của các chiến lược an ninh mạng. Hướng dẫn là chìa khóa để đảm bảo các nhân viên được đào tạo những phương pháp bảo mật phù hợp hay nhất, chẳng hạn như xóa email đáng ngờ và tránh cắm các thiết bị USB không xác định. </w:t>
+      </w:r>
+    </w:p>
+    <w:p>
+      <w:pPr>
+        <w:pStyle w:val="Heading3"/>
+        <w:rPr>
+          <w:sz w:val="26"/>
+          <w:szCs w:val="26"/>
+        </w:rPr>
+      </w:pPr>
+      <w:bookmarkStart w:id="10" w:name="_Toc230810766"/>
+      <w:r>
+        <w:rPr>
+          <w:sz w:val="26"/>
+          <w:szCs w:val="26"/>
+        </w:rPr>
+        <w:t>1.1.5. Các thành phần chiến lược của an ninh mạng</w:t>
+      </w:r>
+      <w:bookmarkEnd w:id="10"/>
+    </w:p>
+    <w:p>
+      <w:pPr>
+        <w:shd w:val="clear" w:color="auto" w:fill="FBFBFB"/>
+        <w:spacing w:after="68" w:line="259" w:lineRule="auto"/>
+        <w:ind w:right="18" w:firstLine="0"/>
+        <w:jc w:val="right"/>
+        <w:rPr>
+          <w:color w:val="auto"/>
+          <w:sz w:val="26"/>
+          <w:szCs w:val="26"/>
+        </w:rPr>
+      </w:pPr>
+      <w:r>
+        <w:rPr>
+          <w:color w:val="auto"/>
+          <w:sz w:val="26"/>
+          <w:szCs w:val="26"/>
+        </w:rPr>
+        <w:t>Một chiến lược an ninh mạng mạnh mẽ đòi hỏi một cách tiếp cận phối hợp</w:t>
+      </w:r>
+    </w:p>
+    <w:p>
+      <w:pPr>
+        <w:spacing w:after="209" w:line="309" w:lineRule="auto"/>
+        <w:ind w:left="-15" w:firstLine="0"/>
+        <w:rPr>
+          <w:color w:val="auto"/>
+          <w:sz w:val="26"/>
+          <w:szCs w:val="26"/>
+        </w:rPr>
+      </w:pPr>
+      <w:r>
+        <w:rPr>
+          <w:color w:val="auto"/>
+          <w:sz w:val="26"/>
+          <w:szCs w:val="26"/>
+          <w:shd w:val="clear" w:color="auto" w:fill="FBFBFB"/>
+        </w:rPr>
+        <w:t>có sự tham gia của con người, quy trình và công nghệ của tổ chức.</w:t>
+      </w:r>
+    </w:p>
+    <w:p>
+      <w:pPr>
+        <w:spacing w:after="200" w:line="309" w:lineRule="auto"/>
         <w:ind w:left="-15" w:firstLine="710"/>
         <w:rPr>
           <w:color w:val="auto"/>
+          <w:sz w:val="26"/>
+          <w:szCs w:val="26"/>
         </w:rPr>
       </w:pPr>
       <w:r>
         <w:rPr>
           <w:color w:val="auto"/>
-        </w:rPr>
-        <w:t xml:space="preserve">Giảm thiểu các mối đe dọa mạng không ngừng biến hóa : </w:t>
+          <w:sz w:val="26"/>
+          <w:szCs w:val="26"/>
+        </w:rPr>
+        <w:t xml:space="preserve">Con người: </w:t>
       </w:r>
       <w:r>
         <w:rPr>
           <w:color w:val="auto"/>
+          <w:sz w:val="26"/>
+          <w:szCs w:val="26"/>
           <w:shd w:val="clear" w:color="auto" w:fill="FBFBFB"/>
         </w:rPr>
-        <w:t>Các cuộc tấn công mạng luôn biến hóa song song với những công nghệ không ngừng thay đổi. Tội phạm sử dụng những công cụ mới và nghĩ ra các chiến lược mới để truy cập trái phép vào hệ thống. Các tổ chức vận dụng và nâng cấp các biện pháp an ninh mạng để bắt kịp những công nghệ và công cụ tấn công kỹ thuật số mới và không</w:t>
+        <w:t>Hầu hết nhân viên không biết về các mối đe dọa mới nhất và các phương pháp bảo mật hay nhất để bảo vệ thiết bị, mạng và máy chủ của họ. Đào tạo và hướng dẫn nhân viên về các nguyên tắc an ninh mạng làm giảm rủi ro sơ sót không phát hiện được có thể dẫn đến các sự cố không mong muốn.</w:t>
+      </w:r>
+    </w:p>
+    <w:p>
+      <w:pPr>
+        <w:spacing w:after="0" w:line="309" w:lineRule="auto"/>
+        <w:ind w:left="-15" w:firstLine="710"/>
+        <w:rPr>
+          <w:color w:val="auto"/>
+          <w:sz w:val="26"/>
+          <w:szCs w:val="26"/>
+        </w:rPr>
+      </w:pPr>
+      <w:r>
+        <w:rPr>
+          <w:color w:val="auto"/>
+          <w:sz w:val="26"/>
+          <w:szCs w:val="26"/>
+        </w:rPr>
+        <w:t xml:space="preserve">Quy trình: </w:t>
+      </w:r>
+      <w:r>
+        <w:rPr>
+          <w:color w:val="auto"/>
+          <w:sz w:val="26"/>
+          <w:szCs w:val="26"/>
+          <w:shd w:val="clear" w:color="auto" w:fill="FBFBFB"/>
+        </w:rPr>
+        <w:t>Đội ngũ bảo mật CNTT phát triển một khuôn khổ bảo mật mạnh mẽ để giám sát và báo cáo liên tục về các lỗ hổng đã biết trong cơ sở hạ tầng điện toán của tổ chức. Khung là một kế hoạch chiến lược, đảm bảo tổ chức</w:t>
       </w:r>
     </w:p>
     <w:p>
@@ -194,442 +6298,46 @@
         <w:ind w:left="-5" w:right="1"/>
         <w:rPr>
           <w:color w:val="auto"/>
+          <w:sz w:val="26"/>
+          <w:szCs w:val="26"/>
         </w:rPr>
       </w:pPr>
       <w:r>
         <w:rPr>
           <w:color w:val="auto"/>
-        </w:rPr>
-        <w:t xml:space="preserve">ngừng biến hóa này. </w:t>
+          <w:sz w:val="26"/>
+          <w:szCs w:val="26"/>
+        </w:rPr>
+        <w:lastRenderedPageBreak/>
+        <w:t xml:space="preserve">phản ứng và phục hồi kịp thời sau những sự cố bảo mật tiềm ẩn. </w:t>
       </w:r>
     </w:p>
     <w:p>
       <w:pPr>
-        <w:pStyle w:val="Heading4"/>
-        <w:shd w:val="clear" w:color="auto" w:fill="FBFBFB"/>
-        <w:spacing w:after="301"/>
-        <w:ind w:left="0" w:firstLine="0"/>
-        <w:rPr>
-          <w:color w:val="auto"/>
-        </w:rPr>
-      </w:pPr>
-      <w:r>
-        <w:rPr>
-          <w:color w:val="auto"/>
-        </w:rPr>
-        <w:lastRenderedPageBreak/>
-        <w:t>1.1.2. Những loại tấn công an ninh mạng</w:t>
-      </w:r>
-    </w:p>
-    <w:p>
-      <w:pPr>
-        <w:ind w:left="-15" w:right="13" w:firstLine="720"/>
-        <w:rPr>
-          <w:color w:val="auto"/>
-        </w:rPr>
-      </w:pPr>
-      <w:r>
-        <w:rPr>
-          <w:color w:val="auto"/>
-        </w:rPr>
-        <w:t xml:space="preserve">Các chuyên gia an ninh mạng cố gắng hạn chế và giảm thiểu các mối đe dọa hiện tại và mới xuất hiện tránh xâm nhập vào hệ thống máy tính theo nhiều cách khác nhau. Dưới đây là một số ví dụ về những mối đe dọa mạng phổ biến. </w:t>
-      </w:r>
-    </w:p>
-    <w:p>
-      <w:pPr>
-        <w:ind w:left="-15" w:right="13" w:firstLine="720"/>
-        <w:rPr>
-          <w:color w:val="auto"/>
-        </w:rPr>
-      </w:pPr>
-      <w:r>
-        <w:rPr>
-          <w:color w:val="auto"/>
-        </w:rPr>
-        <w:t>Phần mềm độc hại: Phần mềm độc hại còn được gọi là malware. Phần mềm độc hại bao gồm một loạt các chương trình phần mềm được xây dựng để cho phép các bên thứ ba truy cập trái phép vào thông tin nhạy cảm hoặc làm gián đoạn hoạt động bình thường của một cơ sở hạ tầng trọng yếu. Những phần mềm độc hại thường thấy bao gồm Trojan, phần mềm gián điệp và vi-rút.</w:t>
-      </w:r>
-    </w:p>
-    <w:p>
-      <w:pPr>
-        <w:ind w:left="-15" w:right="13" w:firstLine="720"/>
-        <w:rPr>
-          <w:color w:val="auto"/>
-        </w:rPr>
-      </w:pPr>
-      <w:r>
-        <w:rPr>
-          <w:color w:val="auto"/>
-        </w:rPr>
-        <w:t>Phần mềm tống tiền:phần mềm tống tiền đề cập đến một mô hình kinh doanh và một loạt các công nghệ có liên quan mà những kẻ lừa đảo sử dụng để tống tiền các thực thể.</w:t>
-      </w:r>
-    </w:p>
-    <w:p>
-      <w:pPr>
-        <w:ind w:left="-15" w:right="13" w:firstLine="720"/>
-        <w:rPr>
-          <w:color w:val="auto"/>
-        </w:rPr>
-      </w:pPr>
-      <w:r>
-        <w:rPr>
-          <w:color w:val="auto"/>
-        </w:rPr>
-        <w:t xml:space="preserve">Tấn công xen giữa: Tấn công xen giữa bao gồm việc một bên từ bên ngoài cố gắng truy cập trái phép vào mạng trong khi trao đổi dữ liệu. Những cuộc tấn công như vậy gia tăng rủi ro bảo mật đối với thông tin nhạy cảm như dữ liệu tài chính. </w:t>
-      </w:r>
-    </w:p>
-    <w:p>
-      <w:pPr>
-        <w:ind w:left="-15" w:right="13" w:firstLine="720"/>
-        <w:rPr>
-          <w:color w:val="auto"/>
-        </w:rPr>
-      </w:pPr>
-      <w:r>
-        <w:rPr>
-          <w:color w:val="auto"/>
-        </w:rPr>
-        <w:t>Lừa đảo: Lừa đảo là một mối đe dọa an ninh mạng sử dụng các kỹ thuật tấn công phi kỹ thuật để lừa người dùng tiết lộ thông tin nhận dạng cá nhân. Ví dụ: những kẻ tấn công mạng gửi email khiến người dùng nhấp vào và nhập dữ liệu thẻ tín dụng trên một trang web thanh toán giả mạo. Các cuộc tấn công lừa đảo cũng có thể dẫn đến việc tải xuống các tệp đính kèm độc hại thực hiện cài đặt phần mềm độc hại trên các thiết bị của công ty.</w:t>
-      </w:r>
-    </w:p>
-    <w:p>
-      <w:pPr>
-        <w:ind w:left="-15" w:right="13" w:firstLine="720"/>
-        <w:rPr>
-          <w:color w:val="auto"/>
-        </w:rPr>
-      </w:pPr>
-      <w:r>
-        <w:rPr>
-          <w:color w:val="auto"/>
-        </w:rPr>
-        <w:t xml:space="preserve">DDoS: Tấn công từ chối dịch vụ phân tán (DDoS) là một nỗ lực phối hợp nhằm làm quá tải máy chủ bằng cách gửi một lượng lớn các yêu cầu giả mạo. Những sự kiện như vậy ngăn người dùng bình thường kết nối hoặc truy cập vào máy chủ bị nhắm đến. </w:t>
-      </w:r>
-    </w:p>
-    <w:p>
-      <w:pPr>
-        <w:spacing w:after="230"/>
-        <w:ind w:left="-15" w:right="13" w:firstLine="720"/>
-        <w:rPr>
-          <w:color w:val="auto"/>
-        </w:rPr>
-      </w:pPr>
-      <w:r>
-        <w:rPr>
-          <w:color w:val="auto"/>
-        </w:rPr>
-        <w:lastRenderedPageBreak/>
-        <w:t xml:space="preserve">Mối đe dọa nội bộ: Một mối đe dọa nội bộ là một rủi ro an ninh do nhân viên có ý định xấu trong một tổ chức gây ra. Nhân sự có quyền truy cập cấp cao vào hệ thống máy tính và có thể làm mất ổn định tính bảo mật của cơ sở hạ tầng từ bên trong. </w:t>
-      </w:r>
-    </w:p>
-    <w:p>
-      <w:pPr>
-        <w:pStyle w:val="Heading4"/>
-        <w:ind w:left="-5"/>
-        <w:rPr>
-          <w:color w:val="auto"/>
-        </w:rPr>
-      </w:pPr>
-      <w:r>
-        <w:rPr>
-          <w:color w:val="auto"/>
-        </w:rPr>
-        <w:t>1.1.3. Cách thức hoạt động của an ninh mạng</w:t>
-      </w:r>
-    </w:p>
-    <w:p>
-      <w:pPr>
-        <w:shd w:val="clear" w:color="auto" w:fill="FBFBFB"/>
-        <w:spacing w:after="284" w:line="259" w:lineRule="auto"/>
-        <w:ind w:left="-15" w:right="1" w:firstLine="720"/>
-        <w:rPr>
-          <w:color w:val="auto"/>
-        </w:rPr>
-      </w:pPr>
-      <w:r>
-        <w:rPr>
-          <w:color w:val="auto"/>
-        </w:rPr>
-        <w:t xml:space="preserve">Các tổ chức triển khai những chiến lược an ninh mạng bằng cách sử dụng các chuyên viên an ninh mạng. Những chuyên viên này sẽ đánh giá rủi ro bảo mật của các hệ thống điện toán, mạng, kho lưu trữ dữ liệu, ứng dụng cũng như các thiết bị được kết nối khác hiện có. Sau đó, các chuyên viên an ninh mạng tạo ra một khung an ninh mạng toàn diện và triển khai các biện pháp bảo vệ trong tổ chức. </w:t>
-      </w:r>
-    </w:p>
-    <w:p>
-      <w:pPr>
-        <w:shd w:val="clear" w:color="auto" w:fill="FBFBFB"/>
-        <w:spacing w:after="298" w:line="259" w:lineRule="auto"/>
-        <w:ind w:left="-15" w:right="1" w:firstLine="720"/>
-        <w:rPr>
-          <w:color w:val="auto"/>
-        </w:rPr>
-      </w:pPr>
-      <w:r>
-        <w:rPr>
-          <w:color w:val="auto"/>
-        </w:rPr>
-        <w:t>Để được coi là thành công, một chương trình an ninh mạng sẽ cần bao gồm hoạt động hướng dẫn nhân viên về những phương pháp bảo mật hay nhất và tận dụng các công nghệ phòng vệ mạng tự động cho cơ sở hạ tầng CNTT hiện có. Những yếu tố này kết hợp lại với nhau để tạo ra nhiều lớp bảo vệ chống lại các mối đe dọa tiềm ẩn tại tất cả các điểm truy cập dữ liệu. Các thành phần an ninh mạng xác định rủi ro, bảo vệ danh tính, cơ sở hạ tầng và dữ liệu, phát hiện các bất thường và sự kiện, phản ứng và phân tích nguyên nhân gốc rễ cũng như phục hồi sau một sự kiện.</w:t>
-      </w:r>
-    </w:p>
-    <w:p>
-      <w:pPr>
-        <w:pStyle w:val="Heading4"/>
-        <w:ind w:left="-5"/>
-        <w:rPr>
-          <w:color w:val="auto"/>
-        </w:rPr>
-      </w:pPr>
-      <w:r>
-        <w:rPr>
-          <w:color w:val="auto"/>
-        </w:rPr>
-        <w:t>1.1.4. Các loại an ninh mạng</w:t>
-      </w:r>
-    </w:p>
-    <w:p>
-      <w:pPr>
-        <w:ind w:left="-15" w:right="13" w:firstLine="720"/>
-        <w:rPr>
-          <w:color w:val="auto"/>
-        </w:rPr>
-      </w:pPr>
-      <w:r>
-        <w:rPr>
-          <w:color w:val="auto"/>
-        </w:rPr>
-        <w:t>Cách tiếp cận an ninh mạng mạnh mẽ giải quyết những mối lo ngại sau trong tổ chức.</w:t>
-      </w:r>
-    </w:p>
-    <w:p>
-      <w:pPr>
-        <w:shd w:val="clear" w:color="auto" w:fill="FBFBFB"/>
-        <w:spacing w:after="68" w:line="259" w:lineRule="auto"/>
-        <w:ind w:left="-15" w:right="1" w:firstLine="720"/>
-        <w:rPr>
-          <w:color w:val="auto"/>
-        </w:rPr>
-      </w:pPr>
-      <w:r>
-        <w:rPr>
-          <w:color w:val="auto"/>
-        </w:rPr>
-        <w:t xml:space="preserve">An ninh mạng đối với cơ sở hạ tầng quan trọng: Cơ sở hạ tầng quan trọng đề cập tới các hệ thống kỹ thuật số đóng vai trò quan trọng đối với xã hội, chẳng hạn như năng lượng, thông tin liên lạc và vận tải. Các tổ chức ở những lĩnh vực này cần có cách tiếp cận an ninh mạng mang tính hệ thống vì việc gián đoạn hoặc mất mát dữ liệu có thể gây mất ổn định xã hội. </w:t>
-      </w:r>
-    </w:p>
-    <w:p>
-      <w:pPr>
-        <w:ind w:left="-15" w:right="13" w:firstLine="720"/>
-        <w:rPr>
-          <w:color w:val="auto"/>
-        </w:rPr>
-      </w:pPr>
-      <w:r>
-        <w:rPr>
-          <w:color w:val="auto"/>
-        </w:rPr>
-        <w:t xml:space="preserve">Bảo mật mạng: Bảo mật mạng là biện pháp bảo vệ an ninh mạng dành cho các máy tính và thiết bị kết nối mạng. Đội ngũ CNTT sử dụng các công nghệ bảo mật mạng như tường lửa và kiểm soát truy cập mạng để điều chỉnh quyền truy cập của người dùng, đồng thời quản lý quyền đối với những tài sản kỹ thuật số cụ thể.  </w:t>
-      </w:r>
-    </w:p>
-    <w:p>
-      <w:pPr>
-        <w:ind w:left="-15" w:right="13" w:firstLine="720"/>
-        <w:rPr>
-          <w:color w:val="auto"/>
-        </w:rPr>
-      </w:pPr>
-      <w:r>
-        <w:rPr>
-          <w:color w:val="auto"/>
-        </w:rPr>
-        <w:lastRenderedPageBreak/>
-        <w:t xml:space="preserve">Bảo mật trên đám mây:bảo mật trên đám mây mô tả các biện pháp được tổ chức thực hiện để bảo vệ dữ liệu và ứng dụng chạy trên đám mây. Đây là cơ chế bảo mật quan trọng, giúp củng cố lòng tin của khách hàng, đảm bảo các hoạt động có khả năng chịu lỗi và tuân thủ những quy định về quyền riêng tư của dữ liệu trong môi trường có quy mô linh hoạt. Chiến lược bảo mật trên đám mây mạnh mẽ có liên quan đến trách nhiệm chung được chia sẻ giữa nhà cung cấp đám mây và tổ chức. </w:t>
-      </w:r>
-    </w:p>
-    <w:p>
-      <w:pPr>
-        <w:ind w:left="-15" w:right="13" w:firstLine="720"/>
-        <w:rPr>
-          <w:color w:val="auto"/>
-        </w:rPr>
-      </w:pPr>
-      <w:r>
-        <w:rPr>
-          <w:color w:val="auto"/>
-        </w:rPr>
-        <w:t xml:space="preserve">Bảo mật IoT: Thuật ngữ internet vạn vật(IoT) đề cập tới các thiết bị điện tử hoạt động từ xa trên Internet. Ví dụ: một thiết bị cảnh báo thông minh gửi các cập nhật định kỳ tới điện thoại thông minh sẽ được coi là thiết bị IoT. Những thiết bị IoT này gây ra thêm một lớp rủi ro bảo mật do kết nối liên tục và các lỗi phần mềm ẩn giấu. Do đó, việc đưa ra các chính sách bảo mật cho cơ sở hạ tầng mạng là điều vô cùng cần thiết để đánh giá và giảm thiểu các rủi ro tiềm ẩn của những thiết bị IoT khác nhau. </w:t>
-      </w:r>
-    </w:p>
-    <w:p>
-      <w:pPr>
-        <w:ind w:left="-15" w:right="13" w:firstLine="720"/>
-        <w:rPr>
-          <w:color w:val="auto"/>
-        </w:rPr>
-      </w:pPr>
-      <w:r>
-        <w:rPr>
-          <w:color w:val="auto"/>
-        </w:rPr>
-        <w:t>Bảo mật dữ liệu: Bảo mật dữ liệu bảo vệ dữ liệu đang được truyền và đang được lưu trữ bằng một hệ thống lưu trữ mạnh mẽ và truyền dữ liệu an toàn. Các nhà phát triển sử dụng những biện pháp bảo vệ, chẳng hạn như mã hóa và sao lưu riêng biệt để có khả năng phục hồi hoạt động trước những trường hợp vi phạm dữ liệu có thể xảy ra. Trong một số trường hợp, các nhà phát triển sử dụng</w:t>
-      </w:r>
-      <w:r>
-        <w:rPr>
-          <w:color w:val="auto"/>
-        </w:rPr>
-        <w:t xml:space="preserve"> Hệ thống AWS Nitro</w:t>
-      </w:r>
-      <w:r>
-        <w:rPr>
-          <w:color w:val="auto"/>
-        </w:rPr>
-        <w:t xml:space="preserve"> để bảo mật lưu trữ và hạn chế truy cập của người vận hành.</w:t>
-      </w:r>
-    </w:p>
-    <w:p>
-      <w:pPr>
-        <w:ind w:left="-15" w:right="13" w:firstLine="720"/>
-        <w:rPr>
-          <w:color w:val="auto"/>
-        </w:rPr>
-      </w:pPr>
-      <w:r>
-        <w:rPr>
-          <w:color w:val="auto"/>
-        </w:rPr>
-        <w:t>Bảo mật ứng dụng: Bảo mật ứng dụng là nỗ lực phối hợp nhằm củng cố biện pháp bảo vệ ứng dụng không bị thao tác trái phép trong các giai đoạn thiết kế, phát triển và kiểm thử. Các nhà lập trình phần mềm viết mã bảo mật để ngăn chặn lỗi có thể làm gia tăng rủi ro bảo mật.</w:t>
-      </w:r>
-    </w:p>
-    <w:p>
-      <w:pPr>
-        <w:ind w:left="-15" w:right="13" w:firstLine="720"/>
-        <w:rPr>
-          <w:color w:val="auto"/>
-        </w:rPr>
-      </w:pPr>
-      <w:r>
-        <w:rPr>
-          <w:color w:val="auto"/>
-        </w:rPr>
-        <w:t xml:space="preserve">Bảo mật điểm cuối: Bảo mật điểm cuối giải quyết các rủi ro bảo mật phát sinh khi người dùng truy cập mạng của tổ chức từ xa. Biện pháp bảo mật điểm cuối sẽ quét tệp từ những thiết bị cá nhân và giảm thiểu mối đe dọa khi phát hiện. </w:t>
-      </w:r>
-    </w:p>
-    <w:p>
-      <w:pPr>
-        <w:ind w:left="-15" w:right="13" w:firstLine="720"/>
-        <w:rPr>
-          <w:color w:val="auto"/>
-        </w:rPr>
-      </w:pPr>
-      <w:r>
-        <w:rPr>
-          <w:color w:val="auto"/>
-        </w:rPr>
-        <w:lastRenderedPageBreak/>
-        <w:t xml:space="preserve">Lên kế hoạch kinh doanh liên tục và phục hồi sau thảm họa: Mục này mô tả các kế hoạch cho sự cố bất ngờ, để tổ chức kịp thời phản ứng với các sự cố an ninh mạng mà vẫn tiếp tục hoạt động và có ít hoặc không xảy ra gián đoạn. Trong những kế hoạch đó, các chính sách phục hồi dữ liệu được triển khai để phản ứng tích cực với việc mất mát dữ liệu. </w:t>
-      </w:r>
-    </w:p>
-    <w:p>
-      <w:pPr>
-        <w:spacing w:after="230"/>
-        <w:ind w:left="-15" w:right="13" w:firstLine="720"/>
-        <w:rPr>
-          <w:color w:val="auto"/>
-        </w:rPr>
-      </w:pPr>
-      <w:r>
-        <w:rPr>
-          <w:color w:val="auto"/>
-        </w:rPr>
-        <w:t xml:space="preserve">Hướng dẫn người dùng cuối: Mọi người trong tổ chức đóng một vai trò quan trọng trong việc đảm bảo sự thành công của các chiến lược an ninh mạng. Hướng dẫn là chìa khóa để đảm bảo các nhân viên được đào tạo những phương pháp bảo mật phù hợp hay nhất, chẳng hạn như xóa email đáng ngờ và tránh cắm các thiết bị USB không xác định. </w:t>
-      </w:r>
-    </w:p>
-    <w:p>
-      <w:pPr>
-        <w:pStyle w:val="Heading4"/>
-        <w:ind w:left="-5"/>
-        <w:rPr>
-          <w:color w:val="auto"/>
-        </w:rPr>
-      </w:pPr>
-      <w:r>
-        <w:rPr>
-          <w:color w:val="auto"/>
-        </w:rPr>
-        <w:t>1.1.5. Các thành phần chiến lược của an ninh mạng</w:t>
-      </w:r>
-    </w:p>
-    <w:p>
-      <w:pPr>
-        <w:shd w:val="clear" w:color="auto" w:fill="FBFBFB"/>
-        <w:spacing w:after="68" w:line="259" w:lineRule="auto"/>
-        <w:ind w:left="0" w:right="18" w:firstLine="0"/>
-        <w:jc w:val="right"/>
-        <w:rPr>
-          <w:color w:val="auto"/>
-        </w:rPr>
-      </w:pPr>
-      <w:r>
-        <w:rPr>
-          <w:color w:val="auto"/>
-        </w:rPr>
-        <w:t>Một chiến lược an ninh mạng mạnh mẽ đòi hỏi một cách tiếp cận phối hợp</w:t>
-      </w:r>
-    </w:p>
-    <w:p>
-      <w:pPr>
-        <w:spacing w:after="209" w:line="309" w:lineRule="auto"/>
-        <w:ind w:left="-15" w:firstLine="0"/>
-        <w:rPr>
-          <w:color w:val="auto"/>
-        </w:rPr>
-      </w:pPr>
-      <w:r>
-        <w:rPr>
-          <w:color w:val="auto"/>
-          <w:shd w:val="clear" w:color="auto" w:fill="FBFBFB"/>
-        </w:rPr>
-        <w:t>có sự tham gia của con người, quy trình và công nghệ của tổ chức.</w:t>
-      </w:r>
-    </w:p>
-    <w:p>
-      <w:pPr>
-        <w:spacing w:after="200" w:line="309" w:lineRule="auto"/>
-        <w:ind w:left="-15" w:firstLine="710"/>
-        <w:rPr>
-          <w:color w:val="auto"/>
-        </w:rPr>
-      </w:pPr>
-      <w:r>
-        <w:rPr>
-          <w:color w:val="auto"/>
-        </w:rPr>
-        <w:t xml:space="preserve">Con người: </w:t>
-      </w:r>
-      <w:r>
-        <w:rPr>
-          <w:color w:val="auto"/>
-          <w:shd w:val="clear" w:color="auto" w:fill="FBFBFB"/>
-        </w:rPr>
-        <w:t>Hầu hết nhân viên không biết về các mối đe dọa mới nhất và các phương pháp bảo mật hay nhất để bảo vệ thiết bị, mạng và máy chủ của họ. Đào tạo và hướng dẫn nhân viên về các nguyên tắc an ninh mạng làm giảm rủi ro sơ sót không phát hiện được có thể dẫn đến các sự cố không mong muốn.</w:t>
-      </w:r>
-    </w:p>
-    <w:p>
-      <w:pPr>
         <w:spacing w:after="0" w:line="309" w:lineRule="auto"/>
         <w:ind w:left="-15" w:firstLine="710"/>
         <w:rPr>
           <w:color w:val="auto"/>
+          <w:sz w:val="26"/>
+          <w:szCs w:val="26"/>
         </w:rPr>
       </w:pPr>
       <w:r>
         <w:rPr>
           <w:color w:val="auto"/>
-        </w:rPr>
-        <w:t xml:space="preserve">Quy trình: </w:t>
+          <w:sz w:val="26"/>
+          <w:szCs w:val="26"/>
+        </w:rPr>
+        <w:t xml:space="preserve">Công nghệ: </w:t>
       </w:r>
       <w:r>
         <w:rPr>
           <w:color w:val="auto"/>
+          <w:sz w:val="26"/>
+          <w:szCs w:val="26"/>
           <w:shd w:val="clear" w:color="auto" w:fill="FBFBFB"/>
         </w:rPr>
-        <w:t>Đội ngũ bảo mật CNTT phát triển một khuôn khổ bảo mật mạnh mẽ để giám sát và báo cáo liên tục về các lỗ hổng đã biết trong cơ sở hạ tầng điện toán của tổ chức. Khung là một kế hoạch chiến lược, đảm bảo tổ chức</w:t>
+        <w:t>Các tổ chức sử dụng những công nghệ an ninh mạng để bảo vệ các thiết bị, máy chủ, mạng và dữ liệu được kết nối khỏi các mối đe dọa có thể xảy ra. Ví dụ: các doanh nghiệp sử dụng tường lửa, phần mềm chống vi-rút, các chương trình phát hiện phần mềm độc hại và kỹ thuật lọc DNS để tự động phát hiện và ngăn chặn truy cập trái phép vào hệ thống nội bộ. Một số tổ chức sử</w:t>
       </w:r>
     </w:p>
     <w:p>
@@ -639,49 +6347,15 @@
         <w:ind w:left="-5" w:right="1"/>
         <w:rPr>
           <w:color w:val="auto"/>
+          <w:sz w:val="26"/>
+          <w:szCs w:val="26"/>
         </w:rPr>
       </w:pPr>
       <w:r>
         <w:rPr>
           <w:color w:val="auto"/>
-        </w:rPr>
-        <w:t xml:space="preserve">phản ứng và phục hồi kịp thời sau những sự cố bảo mật tiềm ẩn. </w:t>
-      </w:r>
-    </w:p>
-    <w:p>
-      <w:pPr>
-        <w:spacing w:after="0" w:line="309" w:lineRule="auto"/>
-        <w:ind w:left="-15" w:firstLine="710"/>
-        <w:rPr>
-          <w:color w:val="auto"/>
-        </w:rPr>
-      </w:pPr>
-      <w:r>
-        <w:rPr>
-          <w:color w:val="auto"/>
-        </w:rPr>
-        <w:t xml:space="preserve">Công nghệ: </w:t>
-      </w:r>
-      <w:r>
-        <w:rPr>
-          <w:color w:val="auto"/>
-          <w:shd w:val="clear" w:color="auto" w:fill="FBFBFB"/>
-        </w:rPr>
-        <w:t>Các tổ chức sử dụng những công nghệ an ninh mạng để bảo vệ các thiết bị, máy chủ, mạng và dữ liệu được kết nối khỏi các mối đe dọa có thể xảy ra. Ví dụ: các doanh nghiệp sử dụng tường lửa, phần mềm chống vi-rút, các chương trình phát hiện phần mềm độc hại và kỹ thuật lọc DNS để tự động phát hiện và ngăn chặn truy cập trái phép vào hệ thống nội bộ. Một số tổ chức sử</w:t>
-      </w:r>
-    </w:p>
-    <w:p>
-      <w:pPr>
-        <w:shd w:val="clear" w:color="auto" w:fill="FBFBFB"/>
-        <w:spacing w:after="68" w:line="259" w:lineRule="auto"/>
-        <w:ind w:left="-5" w:right="1"/>
-        <w:rPr>
-          <w:color w:val="auto"/>
-        </w:rPr>
-      </w:pPr>
-      <w:r>
-        <w:rPr>
-          <w:color w:val="auto"/>
+          <w:sz w:val="26"/>
+          <w:szCs w:val="26"/>
         </w:rPr>
         <w:t>dụng các công nghệ hoạt động trên mô hình bảo mật zero trust nhằm củng cố an</w:t>
       </w:r>
@@ -693,83 +6367,105 @@
         <w:ind w:left="-5" w:right="1"/>
         <w:rPr>
           <w:color w:val="auto"/>
+          <w:sz w:val="26"/>
+          <w:szCs w:val="26"/>
         </w:rPr>
       </w:pPr>
       <w:r>
         <w:rPr>
           <w:color w:val="auto"/>
+          <w:sz w:val="26"/>
+          <w:szCs w:val="26"/>
         </w:rPr>
         <w:t xml:space="preserve">ninh mạng của họ hơn nữa. </w:t>
       </w:r>
     </w:p>
     <w:p>
       <w:pPr>
-        <w:pStyle w:val="Heading4"/>
-        <w:ind w:left="-5"/>
-        <w:rPr>
-          <w:color w:val="auto"/>
-        </w:rPr>
-      </w:pPr>
-      <w:r>
-        <w:rPr>
-          <w:color w:val="auto"/>
-        </w:rPr>
-        <w:lastRenderedPageBreak/>
+        <w:pStyle w:val="Heading3"/>
+        <w:rPr>
+          <w:sz w:val="26"/>
+          <w:szCs w:val="26"/>
+        </w:rPr>
+      </w:pPr>
+      <w:bookmarkStart w:id="11" w:name="_Toc230810767"/>
+      <w:r>
+        <w:rPr>
+          <w:sz w:val="26"/>
+          <w:szCs w:val="26"/>
+        </w:rPr>
         <w:t>1.1.6. Công nghệ an ninh mạng hiện đại hiện nay</w:t>
       </w:r>
+      <w:bookmarkEnd w:id="11"/>
     </w:p>
     <w:p>
       <w:pPr>
-        <w:ind w:left="-15" w:right="13" w:firstLine="720"/>
+        <w:ind w:left="-15" w:right="13"/>
         <w:rPr>
           <w:color w:val="auto"/>
+          <w:sz w:val="26"/>
+          <w:szCs w:val="26"/>
         </w:rPr>
       </w:pPr>
       <w:r>
         <w:rPr>
           <w:color w:val="auto"/>
+          <w:sz w:val="26"/>
+          <w:szCs w:val="26"/>
         </w:rPr>
         <w:t xml:space="preserve">Đây là những công nghệ an ninh mạng hiện đại giúp các tổ chức bảo mật dữ liệu của họ. </w:t>
       </w:r>
     </w:p>
     <w:p>
       <w:pPr>
-        <w:ind w:left="-15" w:right="13" w:firstLine="720"/>
+        <w:ind w:left="-15" w:right="13"/>
         <w:rPr>
           <w:color w:val="auto"/>
+          <w:sz w:val="26"/>
+          <w:szCs w:val="26"/>
         </w:rPr>
       </w:pPr>
       <w:r>
         <w:rPr>
           <w:color w:val="auto"/>
+          <w:sz w:val="26"/>
+          <w:szCs w:val="26"/>
         </w:rPr>
         <w:t>Zero trust: Zero trust là một nguyên tắc an ninh mạng giả định rằng không có ứng dụng hoặc người dùng nào được tin tưởng theo mặc định, ngay cả khi ứng dụng/người dùng đó được lưu trữ trong tổ chức. Thay vào đó, mô hình zero trust đảm nhận kiểm soát quyền truy cập với đặc quyền thấp nhất, yêu cầu phải thực hiện xác thực nghiêm ngặt từ các cơ quan tương ứng và giám sát liên tục các ứng dụng.</w:t>
       </w:r>
     </w:p>
     <w:p>
       <w:pPr>
-        <w:ind w:left="-15" w:right="13" w:firstLine="720"/>
+        <w:ind w:left="-15" w:right="13"/>
         <w:rPr>
           <w:color w:val="auto"/>
+          <w:sz w:val="26"/>
+          <w:szCs w:val="26"/>
         </w:rPr>
       </w:pPr>
       <w:r>
         <w:rPr>
           <w:color w:val="auto"/>
+          <w:sz w:val="26"/>
+          <w:szCs w:val="26"/>
         </w:rPr>
         <w:t>Phân tích hành vi: Phân tích hành vi giám sát quá trình truyền dữ liệu từ các thiết bị và mạng để phát hiện các hoạt động đáng ngờ và kiểu mẫu bất thường. Ví dụ: đội ngũ bảo mật CNTT được cảnh báo về tình trạng tăng đột biến về hoạt động truyền dữ liệu hoặc lượt tải các tệp đáng ngờ xuống các thiết bị cụ thể.</w:t>
       </w:r>
     </w:p>
     <w:p>
       <w:pPr>
-        <w:ind w:left="-15" w:right="13" w:firstLine="720"/>
+        <w:ind w:left="-15" w:right="13"/>
         <w:rPr>
           <w:color w:val="auto"/>
+          <w:sz w:val="26"/>
+          <w:szCs w:val="26"/>
         </w:rPr>
       </w:pPr>
       <w:r>
         <w:rPr>
           <w:color w:val="auto"/>
+          <w:sz w:val="26"/>
+          <w:szCs w:val="26"/>
         </w:rPr>
         <w:t xml:space="preserve">Hệ thống phát hiện xâm nhập: Các tổ chức sử dụng hệ thống phát hiện xâm nhập để xác định và nhanh chóng phản ứng với một cuộc tấn công mạng. Các giải pháp bảo mật hiện đại sử dụng máy học và phân tích dữ liệu để phát hiện ra các mối đe dọa tiềm tàng trong cơ sở hạ tầng điện toán của tổ chức. Cơ chế phòng vệ chống xâm nhập cũng thu thập dấu vết dữ liệu trong trường hợp sự cố xảy ra, giúp đội ngũ bảo mật phát hiện ra nguồn gốc của sự cố.  </w:t>
       </w:r>
@@ -777,74 +6473,99 @@
     <w:p>
       <w:pPr>
         <w:spacing w:after="230"/>
-        <w:ind w:left="-15" w:right="13" w:firstLine="720"/>
+        <w:ind w:left="-15" w:right="13"/>
         <w:rPr>
           <w:color w:val="auto"/>
+          <w:sz w:val="26"/>
+          <w:szCs w:val="26"/>
         </w:rPr>
       </w:pPr>
       <w:r>
         <w:rPr>
           <w:color w:val="auto"/>
-        </w:rPr>
+          <w:sz w:val="26"/>
+          <w:szCs w:val="26"/>
+        </w:rPr>
+        <w:lastRenderedPageBreak/>
         <w:t>Mã hóa đám mây: Mã hóa đám mây làm nhiễu dữ liệu trước khi lưu trữ trên các cơ sở dữ liệu đám mây. Điều này ngăn cản các bên không được cho phép lạm dụng dữ liệu có thể cấu thành các trường hợp vi phạm.</w:t>
       </w:r>
     </w:p>
     <w:p>
       <w:pPr>
         <w:pStyle w:val="Heading2"/>
-        <w:ind w:left="-5" w:right="0"/>
-        <w:rPr>
-          <w:color w:val="auto"/>
-        </w:rPr>
-      </w:pPr>
-      <w:r>
-        <w:rPr>
-          <w:color w:val="auto"/>
-        </w:rPr>
-        <w:t xml:space="preserve">1.2. Các kiến thức cơ sở </w:t>
+        <w:rPr>
+          <w:sz w:val="26"/>
+          <w:szCs w:val="26"/>
+        </w:rPr>
+      </w:pPr>
+      <w:bookmarkStart w:id="12" w:name="_Toc230810768"/>
+      <w:r>
+        <w:rPr>
+          <w:sz w:val="26"/>
+          <w:szCs w:val="26"/>
+        </w:rPr>
+        <w:t>1.2. Các kiến thức cơ sở</w:t>
+      </w:r>
+      <w:bookmarkEnd w:id="12"/>
+      <w:r>
+        <w:rPr>
+          <w:sz w:val="26"/>
+          <w:szCs w:val="26"/>
+        </w:rPr>
+        <w:t xml:space="preserve"> </w:t>
       </w:r>
     </w:p>
     <w:p>
       <w:pPr>
         <w:spacing w:after="230"/>
-        <w:ind w:left="-15" w:right="13" w:firstLine="720"/>
+        <w:ind w:left="-15" w:right="13"/>
         <w:rPr>
           <w:color w:val="auto"/>
+          <w:sz w:val="26"/>
+          <w:szCs w:val="26"/>
         </w:rPr>
       </w:pPr>
       <w:r>
         <w:rPr>
           <w:color w:val="auto"/>
+          <w:sz w:val="26"/>
+          <w:szCs w:val="26"/>
         </w:rPr>
         <w:t>Để nghiên cứu và triển khai thuật toán chữ ký số Schnorr và ứng dụng trong xác thực tính toàn vẹn dữ liệu, chúng ta cần dựa vào các kiến thức nền tảng thuộc nhiều lĩnh vực khác nhau. Các kiến thức cơ sở này bao gồm:</w:t>
       </w:r>
     </w:p>
     <w:p>
       <w:pPr>
-        <w:pStyle w:val="Heading4"/>
-        <w:ind w:left="-5"/>
-        <w:rPr>
-          <w:color w:val="auto"/>
-        </w:rPr>
-      </w:pPr>
-      <w:r>
-        <w:rPr>
-          <w:color w:val="auto"/>
-        </w:rPr>
-        <w:lastRenderedPageBreak/>
+        <w:pStyle w:val="Heading3"/>
+        <w:rPr>
+          <w:sz w:val="26"/>
+          <w:szCs w:val="26"/>
+        </w:rPr>
+      </w:pPr>
+      <w:bookmarkStart w:id="13" w:name="_Toc230810769"/>
+      <w:r>
+        <w:rPr>
+          <w:sz w:val="26"/>
+          <w:szCs w:val="26"/>
+        </w:rPr>
         <w:t>1.2.1. Kiến thức cơ sở về toán học</w:t>
       </w:r>
+      <w:bookmarkEnd w:id="13"/>
     </w:p>
     <w:p>
       <w:pPr>
-        <w:ind w:left="-15" w:right="13" w:firstLine="720"/>
+        <w:ind w:left="-15" w:right="13"/>
         <w:rPr>
           <w:color w:val="auto"/>
+          <w:sz w:val="26"/>
+          <w:szCs w:val="26"/>
         </w:rPr>
       </w:pPr>
       <w:r>
         <w:rPr>
           <w:color w:val="auto"/>
+          <w:sz w:val="26"/>
+          <w:szCs w:val="26"/>
         </w:rPr>
         <w:t>Lý thuyết số: Lý thuyết số là nền tảng quan trọng để hiểu cách hoạt động của thuật toán Schnorr. Các khái niệm như số nguyên tố, nhóm cyclic, tính chất modulo, và luỹ thừa modulo đóng vai trò thiết yếu trong việc tạo và xác minh chữ ký.</w:t>
       </w:r>
@@ -859,11 +6580,15 @@
         <w:ind w:right="13" w:hanging="360"/>
         <w:rPr>
           <w:color w:val="auto"/>
+          <w:sz w:val="26"/>
+          <w:szCs w:val="26"/>
         </w:rPr>
       </w:pPr>
       <w:r>
         <w:rPr>
           <w:color w:val="auto"/>
+          <w:sz w:val="26"/>
+          <w:szCs w:val="26"/>
         </w:rPr>
         <w:t>Số nguyên tố: Hiểu khái niệm về số nguyên tố, đặc biệt là các số nguyên tố lớn, là rất quan trọng trong việc thiết lập các giá trị khóa công khai và khóa riêng. Số nguyên tố đóng vai trò trong việc đảm bảo tính bảo mật của thuật toán.</w:t>
       </w:r>
@@ -878,11 +6603,15 @@
         <w:ind w:right="13" w:hanging="360"/>
         <w:rPr>
           <w:color w:val="auto"/>
+          <w:sz w:val="26"/>
+          <w:szCs w:val="26"/>
         </w:rPr>
       </w:pPr>
       <w:r>
         <w:rPr>
           <w:color w:val="auto"/>
+          <w:sz w:val="26"/>
+          <w:szCs w:val="26"/>
         </w:rPr>
         <w:t>Tính chất modulo: Các phép toán modulo là cơ sở để thực hiện quá trình ký và xác minh trong thuật toán Schnorr. Hiểu được cách hoạt động của modulo và tính chất của chúng (như đồng dư và tính chất cộng, nhân) sẽ giúp triển khai thuật toán chính xác.</w:t>
       </w:r>
@@ -897,176 +6626,216 @@
         <w:ind w:right="13" w:hanging="360"/>
         <w:rPr>
           <w:color w:val="auto"/>
+          <w:sz w:val="26"/>
+          <w:szCs w:val="26"/>
         </w:rPr>
       </w:pPr>
       <w:r>
         <w:rPr>
           <w:color w:val="auto"/>
+          <w:sz w:val="26"/>
+          <w:szCs w:val="26"/>
         </w:rPr>
         <w:t>Luỹ thừa modulo: Đây là một trong những phép toán quan trọng, được sử dụng nhiều trong mã hóa công khai. Đặc biệt, các thuật toán tối ưu như tính lũy thừa nhanh (exponentiation by squaring) sẽ giúp tăng hiệu quả tính toán.</w:t>
       </w:r>
     </w:p>
     <w:p>
       <w:pPr>
-        <w:ind w:left="-15" w:right="13" w:firstLine="720"/>
+        <w:ind w:left="-15" w:right="13"/>
         <w:rPr>
           <w:color w:val="auto"/>
+          <w:sz w:val="26"/>
+          <w:szCs w:val="26"/>
         </w:rPr>
       </w:pPr>
       <w:r>
         <w:rPr>
           <w:color w:val="auto"/>
+          <w:sz w:val="26"/>
+          <w:szCs w:val="26"/>
         </w:rPr>
         <w:t>Logarit rời rạc (Discrete Logarithm): Thuật toán Schnorr dựa vào bài toán logarit rời rạc trong nhóm cyclic, một bài toán toán học khó giải trong thực tế, để đảm bảo tính bảo mật. Hiểu được bài toán này giúp chúng ta đánh giá được độ an toàn của thuật toán. Do tính chất khó giải của bài toán này trong thực tế, nó được sử dụng để đảm bảo rằng kẻ tấn công không thể dễ dàng giải mã dữ liệu.</w:t>
       </w:r>
     </w:p>
     <w:p>
       <w:pPr>
-        <w:pStyle w:val="Heading4"/>
-        <w:ind w:left="-5"/>
-        <w:rPr>
-          <w:color w:val="auto"/>
-        </w:rPr>
-      </w:pPr>
-      <w:r>
-        <w:rPr>
-          <w:color w:val="auto"/>
-        </w:rPr>
+        <w:pStyle w:val="Heading3"/>
+        <w:rPr>
+          <w:sz w:val="26"/>
+          <w:szCs w:val="26"/>
+        </w:rPr>
+      </w:pPr>
+      <w:bookmarkStart w:id="14" w:name="_Toc230810770"/>
+      <w:r>
+        <w:rPr>
+          <w:sz w:val="26"/>
+          <w:szCs w:val="26"/>
+        </w:rPr>
+        <w:lastRenderedPageBreak/>
         <w:t>1.2.2. Kiến thức về thuật toán và cấu trúc dữ liệu</w:t>
       </w:r>
+      <w:bookmarkEnd w:id="14"/>
     </w:p>
     <w:p>
       <w:pPr>
-        <w:ind w:left="-15" w:right="13" w:firstLine="720"/>
+        <w:ind w:left="-15" w:right="13"/>
         <w:rPr>
           <w:color w:val="auto"/>
+          <w:sz w:val="26"/>
+          <w:szCs w:val="26"/>
         </w:rPr>
       </w:pPr>
       <w:r>
         <w:rPr>
           <w:color w:val="auto"/>
+          <w:sz w:val="26"/>
+          <w:szCs w:val="26"/>
         </w:rPr>
         <w:t>Thuật toán chữ ký số: Thuật toán Schnorr thuộc nhóm chữ ký số dựa trên logarit rời rạc, do đó, cần hiểu rõ cách hoạt động của các thuật toán chữ ký số khác như DSA, ECDSA để so sánh và nắm bắt đặc điểm chung. Hiểu thêm các thuật toán khác như DSA, ECDSA, RSA sẽ giúp đánh giá ưu điểm và hạn chế của Schnorr, đặc biệt về hiệu năng và độ an toàn.</w:t>
       </w:r>
     </w:p>
     <w:p>
       <w:pPr>
-        <w:ind w:left="-15" w:right="13" w:firstLine="720"/>
+        <w:ind w:left="-15" w:right="13"/>
         <w:rPr>
           <w:color w:val="auto"/>
+          <w:sz w:val="26"/>
+          <w:szCs w:val="26"/>
         </w:rPr>
       </w:pPr>
       <w:r>
         <w:rPr>
           <w:color w:val="auto"/>
-        </w:rPr>
-        <w:t xml:space="preserve">Thuật toán nhân nhanh và luỹ thừa modulo: Do Schnorr yêu cầu xử lý các phép tính modulo trên số lớn, các thuật toán tối ưu như nhân nhanh và luỹ thừa </w:t>
-      </w:r>
-      <w:r>
-        <w:rPr>
-          <w:color w:val="auto"/>
-        </w:rPr>
-        <w:lastRenderedPageBreak/>
-        <w:t>modulo hiệu quả là rất quan trọng để giảm thời gian tính toán. Một thuật toán tiêu biểu là phương pháp "lũy thừa bình phương nhanh" (fast exponentiation).</w:t>
+          <w:sz w:val="26"/>
+          <w:szCs w:val="26"/>
+        </w:rPr>
+        <w:t>Thuật toán nhân nhanh và luỹ thừa modulo: Do Schnorr yêu cầu xử lý các phép tính modulo trên số lớn, các thuật toán tối ưu như nhân nhanh và luỹ thừa modulo hiệu quả là rất quan trọng để giảm thời gian tính toán. Một thuật toán tiêu biểu là phương pháp "lũy thừa bình phương nhanh" (fast exponentiation).</w:t>
       </w:r>
     </w:p>
     <w:p>
       <w:pPr>
         <w:spacing w:after="230"/>
-        <w:ind w:left="-15" w:right="13" w:firstLine="720"/>
+        <w:ind w:left="-15" w:right="13"/>
         <w:rPr>
           <w:color w:val="auto"/>
+          <w:sz w:val="26"/>
+          <w:szCs w:val="26"/>
         </w:rPr>
       </w:pPr>
       <w:r>
         <w:rPr>
           <w:color w:val="auto"/>
+          <w:sz w:val="26"/>
+          <w:szCs w:val="26"/>
         </w:rPr>
         <w:t>Thuật toán sinh số nguyên tố: Việc sinh ra các số nguyên tố lớn đóng vai trò quan trọng trong việc thiết lập khóa của thuật toán. Hiểu các phương pháp sinh số nguyên tố như thử chia, kiểm tra Miller-Rabin, hoặc các thuật toán sinh số ngẫu nhiên là cần thiết.</w:t>
       </w:r>
     </w:p>
     <w:p>
       <w:pPr>
-        <w:pStyle w:val="Heading4"/>
-        <w:ind w:left="-5"/>
-        <w:rPr>
-          <w:color w:val="auto"/>
-        </w:rPr>
-      </w:pPr>
-      <w:r>
-        <w:rPr>
-          <w:color w:val="auto"/>
+        <w:pStyle w:val="Heading3"/>
+        <w:rPr>
+          <w:sz w:val="26"/>
+          <w:szCs w:val="26"/>
+        </w:rPr>
+      </w:pPr>
+      <w:bookmarkStart w:id="15" w:name="_Toc230810771"/>
+      <w:r>
+        <w:rPr>
+          <w:sz w:val="26"/>
+          <w:szCs w:val="26"/>
         </w:rPr>
         <w:t>1.2.3. Kiến thức về ngôn ngữ lập trình</w:t>
       </w:r>
+      <w:bookmarkEnd w:id="15"/>
     </w:p>
     <w:p>
       <w:pPr>
-        <w:ind w:left="-15" w:right="13" w:firstLine="720"/>
+        <w:ind w:left="-15" w:right="13"/>
         <w:rPr>
           <w:color w:val="auto"/>
+          <w:sz w:val="26"/>
+          <w:szCs w:val="26"/>
         </w:rPr>
       </w:pPr>
       <w:r>
         <w:rPr>
           <w:color w:val="auto"/>
+          <w:sz w:val="26"/>
+          <w:szCs w:val="26"/>
         </w:rPr>
         <w:t>Lập trình cơ bản: Kỹ năng lập trình là yêu cầu không thể thiếu để triển khai thuật toán Schnorr. Các khái niệm như biến, hàm, vòng lặp, và xử lý lỗi là nền tảng để xây dựng chương trình.</w:t>
       </w:r>
     </w:p>
     <w:p>
       <w:pPr>
-        <w:ind w:left="-15" w:right="13" w:firstLine="720"/>
+        <w:ind w:left="-15" w:right="13"/>
         <w:rPr>
           <w:color w:val="auto"/>
+          <w:sz w:val="26"/>
+          <w:szCs w:val="26"/>
         </w:rPr>
       </w:pPr>
       <w:r>
         <w:rPr>
           <w:color w:val="auto"/>
+          <w:sz w:val="26"/>
+          <w:szCs w:val="26"/>
         </w:rPr>
         <w:t>Lập trình với số lớn: Do thuật toán Schnorr yêu cầu xử lý các số nguyên lớn trong phép tính modulo, cần sử dụng thư viện hỗ trợ hoặc các kỹ thuật lập trình tối ưu. Ví dụ, lớp BigInteger trong Java hoặc System.Numerics.BigInteger trong C# đều hỗ trợ các phép toán số lớn cần thiết.</w:t>
       </w:r>
     </w:p>
     <w:p>
       <w:pPr>
-        <w:ind w:left="-15" w:right="13" w:firstLine="720"/>
+        <w:ind w:left="-15" w:right="13"/>
         <w:rPr>
           <w:color w:val="auto"/>
+          <w:sz w:val="26"/>
+          <w:szCs w:val="26"/>
         </w:rPr>
       </w:pPr>
       <w:r>
         <w:rPr>
           <w:color w:val="auto"/>
+          <w:sz w:val="26"/>
+          <w:szCs w:val="26"/>
         </w:rPr>
         <w:t>Ngôn ngữ lập trình áp dụng: Nhóm triển khai thuật toán Schnorr bằng Java và C#. Trong Java, các thư viện như java.math.BigInteger và java.security hỗ trợ mạnh cho mật mã học. Trong C#, namespace System.Security.Cryptography và System.Numerics cung cấp các công cụ tương đương. Hiểu rõ cú pháp và thư viện của cả hai ngôn ngữ là yêu cầu quan trọng.</w:t>
       </w:r>
     </w:p>
     <w:p>
       <w:pPr>
-        <w:pStyle w:val="Heading4"/>
-        <w:ind w:left="-5"/>
-        <w:rPr>
-          <w:color w:val="auto"/>
-        </w:rPr>
-      </w:pPr>
-      <w:r>
-        <w:rPr>
-          <w:color w:val="auto"/>
-        </w:rPr>
+        <w:pStyle w:val="Heading3"/>
+        <w:rPr>
+          <w:sz w:val="26"/>
+          <w:szCs w:val="26"/>
+        </w:rPr>
+      </w:pPr>
+      <w:bookmarkStart w:id="16" w:name="_Toc230810772"/>
+      <w:r>
+        <w:rPr>
+          <w:sz w:val="26"/>
+          <w:szCs w:val="26"/>
+        </w:rPr>
+        <w:lastRenderedPageBreak/>
         <w:t>1.2.4. Kiến thức về hệ thống và an ninh mạng</w:t>
       </w:r>
+      <w:bookmarkEnd w:id="16"/>
     </w:p>
     <w:p>
       <w:pPr>
-        <w:ind w:left="-15" w:right="13" w:firstLine="720"/>
+        <w:ind w:left="-15" w:right="13"/>
         <w:rPr>
           <w:color w:val="auto"/>
+          <w:sz w:val="26"/>
+          <w:szCs w:val="26"/>
         </w:rPr>
       </w:pPr>
       <w:r>
         <w:rPr>
           <w:color w:val="auto"/>
+          <w:sz w:val="26"/>
+          <w:szCs w:val="26"/>
         </w:rPr>
         <w:t>Hệ thống mã hóa và quản lý khóa: Hiểu cách mã hóa công khai tích hợp với các hệ thống quản lý khóa (Public Key Infrastructure - PKI) là cần thiết để ứng dụng thuật toán vào các hệ thống thực tế.</w:t>
       </w:r>
@@ -1074,58 +6843,72 @@
     <w:p>
       <w:pPr>
         <w:spacing w:after="230"/>
-        <w:ind w:left="-15" w:right="13" w:firstLine="720"/>
+        <w:ind w:left="-15" w:right="13"/>
         <w:rPr>
           <w:color w:val="auto"/>
+          <w:sz w:val="26"/>
+          <w:szCs w:val="26"/>
         </w:rPr>
       </w:pPr>
       <w:r>
         <w:rPr>
           <w:color w:val="auto"/>
+          <w:sz w:val="26"/>
+          <w:szCs w:val="26"/>
         </w:rPr>
         <w:t>Chữ ký số: Thuật toán Schnorr là một trong những thuật toán chữ ký số nền tảng, đặc biệt ảnh hưởng đến sự ra đời của DSA và ECDSA. Cần hiểu quy trình tạo chữ ký, kiểm tra chữ ký, và so sánh với các tiêu chuẩn phổ biến như DSA, ECDSA, RSA để đánh giá ưu điểm về hiệu năng và tính bảo mật.</w:t>
       </w:r>
     </w:p>
     <w:p>
       <w:pPr>
-        <w:pStyle w:val="Heading4"/>
-        <w:ind w:left="-5"/>
-        <w:rPr>
-          <w:color w:val="auto"/>
-        </w:rPr>
-      </w:pPr>
-      <w:r>
-        <w:rPr>
-          <w:color w:val="auto"/>
-        </w:rPr>
-        <w:lastRenderedPageBreak/>
+        <w:pStyle w:val="Heading3"/>
+        <w:rPr>
+          <w:sz w:val="26"/>
+          <w:szCs w:val="26"/>
+        </w:rPr>
+      </w:pPr>
+      <w:bookmarkStart w:id="17" w:name="_Toc230810773"/>
+      <w:r>
+        <w:rPr>
+          <w:sz w:val="26"/>
+          <w:szCs w:val="26"/>
+        </w:rPr>
         <w:t>1.2.5. Kiến thức bổ trợ khác</w:t>
       </w:r>
+      <w:bookmarkEnd w:id="17"/>
     </w:p>
     <w:p>
       <w:pPr>
-        <w:ind w:left="-15" w:right="13" w:firstLine="720"/>
+        <w:ind w:left="-15" w:right="13"/>
         <w:rPr>
           <w:color w:val="auto"/>
+          <w:sz w:val="26"/>
+          <w:szCs w:val="26"/>
         </w:rPr>
       </w:pPr>
       <w:r>
         <w:rPr>
           <w:color w:val="auto"/>
+          <w:sz w:val="26"/>
+          <w:szCs w:val="26"/>
         </w:rPr>
         <w:t>Kỹ năng đọc hiểu và nghiên cứu tài liệu: Việc nghiên cứu các tài liệu chuyên ngành về mật mã học, thuật toán, và các tiêu chuẩn mã hóa là rất cần thiết để áp dụng lý thuyết vào thực tế.</w:t>
       </w:r>
     </w:p>
     <w:p>
       <w:pPr>
-        <w:ind w:left="-15" w:right="13" w:firstLine="720"/>
+        <w:ind w:left="-15" w:right="13"/>
         <w:rPr>
           <w:color w:val="auto"/>
+          <w:sz w:val="26"/>
+          <w:szCs w:val="26"/>
         </w:rPr>
       </w:pPr>
       <w:r>
         <w:rPr>
           <w:color w:val="auto"/>
+          <w:sz w:val="26"/>
+          <w:szCs w:val="26"/>
         </w:rPr>
         <w:t>Kiến thức về kiểm thử phần mềm: Để đảm bảo chương trình hoạt động chính xác, cần có kỹ năng kiểm thử mã nguồn (unit testing) và kiểm tra hiệu suất của thuật toán trong các trường hợp thực tế.</w:t>
       </w:r>
@@ -1133,14 +6916,18 @@
     <w:p>
       <w:pPr>
         <w:spacing w:after="230"/>
-        <w:ind w:left="-15" w:right="13" w:firstLine="720"/>
+        <w:ind w:left="-15" w:right="13"/>
         <w:rPr>
           <w:color w:val="auto"/>
+          <w:sz w:val="26"/>
+          <w:szCs w:val="26"/>
         </w:rPr>
       </w:pPr>
       <w:r>
         <w:rPr>
           <w:color w:val="auto"/>
+          <w:sz w:val="26"/>
+          <w:szCs w:val="26"/>
         </w:rPr>
         <w:t>Những kiến thức trên là nền tảng để triển khai thành công thuật toán chữ ký số Schnorr bằng ngôn ngữ Java và C#, đồng thời phát triển các ứng dụng xác thực tính toàn vẹn dữ liệu trong lĩnh vực an ninh mạng.</w:t>
       </w:r>
@@ -1148,124 +6935,127 @@
     <w:p>
       <w:pPr>
         <w:pStyle w:val="Heading2"/>
-        <w:ind w:left="-5" w:right="0"/>
-        <w:rPr>
-          <w:color w:val="auto"/>
-        </w:rPr>
-      </w:pPr>
-      <w:r>
-        <w:rPr>
-          <w:color w:val="auto"/>
+        <w:rPr>
+          <w:sz w:val="26"/>
+          <w:szCs w:val="26"/>
+        </w:rPr>
+      </w:pPr>
+      <w:bookmarkStart w:id="18" w:name="_Toc230810774"/>
+      <w:r>
+        <w:rPr>
+          <w:sz w:val="26"/>
+          <w:szCs w:val="26"/>
         </w:rPr>
         <w:t>1.3. Nội dung nghiên cứu</w:t>
       </w:r>
+      <w:bookmarkEnd w:id="18"/>
     </w:p>
     <w:p>
       <w:pPr>
-        <w:ind w:left="-15" w:right="13" w:firstLine="720"/>
+        <w:ind w:left="-15" w:right="13"/>
         <w:rPr>
           <w:color w:val="auto"/>
+          <w:sz w:val="26"/>
+          <w:szCs w:val="26"/>
         </w:rPr>
       </w:pPr>
       <w:r>
         <w:rPr>
           <w:color w:val="auto"/>
+          <w:sz w:val="26"/>
+          <w:szCs w:val="26"/>
         </w:rPr>
         <w:t>Trong bối cảnh phát triển nhanh chóng của công nghệ thông tin và việc lưu trữ, truyền tải dữ liệu trên các nền tảng trực tuyến ngày càng trở nên phổ biến, vấn đề bảo mật và xác thực tính toàn vẹn của dữ liệu là một yêu cầu quan trọng đối với mọi hệ thống. Một trong những phương pháp được ứng dụng rộng rãi để đảm bảo tính toàn vẹn và bảo mật của dữ liệu là chữ ký số. Thuật toán chữ ký số Schnorr, với tính bảo mật dựa trên bài toán logarit rời rạc trong nhóm cyclic, nổi bật nhờ tính đơn giản, hiệu quả tính toán cao và khả năng kết hợp chữ ký (signature aggregation), trở thành một trong những lựa chọn hiệu quả cho việc xác thực và bảo vệ tính toàn vẹn của thông tin.</w:t>
       </w:r>
     </w:p>
     <w:p>
       <w:pPr>
-        <w:ind w:left="-15" w:right="13" w:firstLine="720"/>
+        <w:ind w:left="-15" w:right="13"/>
         <w:rPr>
           <w:color w:val="auto"/>
+          <w:sz w:val="26"/>
+          <w:szCs w:val="26"/>
         </w:rPr>
       </w:pPr>
       <w:r>
         <w:rPr>
           <w:color w:val="auto"/>
-        </w:rPr>
+          <w:sz w:val="26"/>
+          <w:szCs w:val="26"/>
+        </w:rPr>
+        <w:lastRenderedPageBreak/>
         <w:t>Với mục tiêu nghiên cứu và ứng dụng thuật toán chữ ký số Schnorr bằng ngôn ngữ Java và C#, nhóm chúng em đã tiến hành các nghiên cứu sau:</w:t>
       </w:r>
     </w:p>
     <w:p>
       <w:pPr>
-        <w:pStyle w:val="Heading4"/>
-        <w:spacing w:after="128"/>
-        <w:ind w:left="-5"/>
-        <w:rPr>
-          <w:color w:val="auto"/>
-        </w:rPr>
-      </w:pPr>
-      <w:r>
-        <w:rPr>
-          <w:color w:val="auto"/>
-        </w:rPr>
-        <w:t xml:space="preserve">1.3.1. </w:t>
-      </w:r>
-      <w:r>
-        <w:rPr>
-          <w:b w:val="0"/>
-          <w:color w:val="auto"/>
-        </w:rPr>
-        <w:t>Lý do nghiên cứu</w:t>
-      </w:r>
+        <w:pStyle w:val="Heading3"/>
+        <w:rPr>
+          <w:sz w:val="26"/>
+          <w:szCs w:val="26"/>
+        </w:rPr>
+      </w:pPr>
+      <w:bookmarkStart w:id="19" w:name="_Toc230810775"/>
+      <w:r>
+        <w:rPr>
+          <w:sz w:val="26"/>
+          <w:szCs w:val="26"/>
+        </w:rPr>
+        <w:t>1.3.1. Lý do nghiên cứu</w:t>
+      </w:r>
+      <w:bookmarkEnd w:id="19"/>
     </w:p>
     <w:p>
       <w:pPr>
         <w:spacing w:after="230"/>
-        <w:ind w:left="-15" w:right="13" w:firstLine="720"/>
+        <w:ind w:left="-15" w:right="13"/>
         <w:rPr>
           <w:color w:val="auto"/>
+          <w:sz w:val="26"/>
+          <w:szCs w:val="26"/>
         </w:rPr>
       </w:pPr>
       <w:r>
         <w:rPr>
           <w:color w:val="auto"/>
-        </w:rPr>
-        <w:t xml:space="preserve">Hiện nay trong sự phát triển của thời đại công nghệ 4.0, bảo mật thông tin đóng vai trò vô cùng quan trọng. Ví dụ, trong các giao dịch ngân hàng điện tử hay các hệ thống chứng thực trực tuyến, việc đảm bảo tính toàn vẹn và xác thực của dữ liệu là yêu cầu bắt buộc. Chữ ký số Schnorr, được Claus-Peter Schnorr giới thiệu năm 1989, là một trong những thuật toán chữ ký số nền tảng và hiệu quả </w:t>
-      </w:r>
-      <w:r>
-        <w:rPr>
-          <w:color w:val="auto"/>
-        </w:rPr>
-        <w:lastRenderedPageBreak/>
-        <w:t>nhất, có ảnh hưởng lớn đến các chuẩn mật mã hiện đại như DSA và chữ ký Schnorr trong Bitcoin (BIP-340). Thuật toán này nổi bật nhờ cấu trúc đơn giản, chứng minh bảo mật chặt chẽ trong mô hình Oracle ngẫu nhiên, và hiệu suất tính toán cao. Nghiên cứu về thuật toán Schnorr giúp hiểu rõ cơ chế bảo mật của chữ ký số và ứng dụng vào thực tế bằng hai ngôn ngữ phổ biến Java và C#. Chính vì vậy mà nhóm chúng em đã chọn đề tài “Chữ ký số Schnorr và ứng dụng trong xác thực tính toàn vẹn của dữ liệu (Sử dụng ngôn ngữ Java và C#)” trong bài tập lớn của môn An ninh mạng này.</w:t>
+          <w:sz w:val="26"/>
+          <w:szCs w:val="26"/>
+        </w:rPr>
+        <w:t>Hiện nay trong sự phát triển của thời đại công nghệ 4.0, bảo mật thông tin đóng vai trò vô cùng quan trọng. Ví dụ, trong các giao dịch ngân hàng điện tử hay các hệ thống chứng thực trực tuyến, việc đảm bảo tính toàn vẹn và xác thực của dữ liệu là yêu cầu bắt buộc. Chữ ký số Schnorr, được Claus-Peter Schnorr giới thiệu năm 1989, là một trong những thuật toán chữ ký số nền tảng và hiệu quả nhất, có ảnh hưởng lớn đến các chuẩn mật mã hiện đại như DSA và chữ ký Schnorr trong Bitcoin (BIP-340). Thuật toán này nổi bật nhờ cấu trúc đơn giản, chứng minh bảo mật chặt chẽ trong mô hình Oracle ngẫu nhiên, và hiệu suất tính toán cao. Nghiên cứu về thuật toán Schnorr giúp hiểu rõ cơ chế bảo mật của chữ ký số và ứng dụng vào thực tế bằng hai ngôn ngữ phổ biến Java và C#. Chính vì vậy mà nhóm chúng em đã chọn đề tài “Chữ ký số Schnorr và ứng dụng trong xác thực tính toàn vẹn của dữ liệu (Sử dụng ngôn ngữ Java và C#)” trong bài tập lớn của môn An ninh mạng này.</w:t>
       </w:r>
     </w:p>
     <w:p>
       <w:pPr>
-        <w:pStyle w:val="Heading4"/>
-        <w:spacing w:after="128"/>
-        <w:ind w:left="-5"/>
-        <w:rPr>
-          <w:color w:val="auto"/>
-        </w:rPr>
-      </w:pPr>
-      <w:r>
-        <w:rPr>
-          <w:color w:val="auto"/>
-        </w:rPr>
-        <w:t>1.3.2</w:t>
-      </w:r>
-      <w:r>
-        <w:rPr>
-          <w:b w:val="0"/>
-          <w:color w:val="auto"/>
-        </w:rPr>
-        <w:t>. Các nội dung nghiên cứu</w:t>
-      </w:r>
+        <w:pStyle w:val="Heading3"/>
+        <w:rPr>
+          <w:sz w:val="26"/>
+          <w:szCs w:val="26"/>
+        </w:rPr>
+      </w:pPr>
+      <w:bookmarkStart w:id="20" w:name="_Toc230810776"/>
+      <w:r>
+        <w:rPr>
+          <w:sz w:val="26"/>
+          <w:szCs w:val="26"/>
+        </w:rPr>
+        <w:t>1.3.2. Các nội dung nghiên cứu</w:t>
+      </w:r>
+      <w:bookmarkEnd w:id="20"/>
     </w:p>
     <w:p>
       <w:pPr>
-        <w:ind w:left="-15" w:right="13" w:firstLine="720"/>
+        <w:ind w:left="-15" w:right="13"/>
         <w:rPr>
           <w:color w:val="auto"/>
+          <w:sz w:val="26"/>
+          <w:szCs w:val="26"/>
         </w:rPr>
       </w:pPr>
       <w:r>
         <w:rPr>
           <w:color w:val="auto"/>
+          <w:sz w:val="26"/>
+          <w:szCs w:val="26"/>
         </w:rPr>
         <w:t>Để thực hiện nghiên cứu về chữ ký số Schnorr và ứng dụng của nó trong xác thực tính toàn vẹn của dữ liệu, nhóm chúng em đã tập trung vào các nội dung chính sau:</w:t>
       </w:r>
@@ -1279,11 +7069,15 @@
         <w:ind w:right="13" w:hanging="360"/>
         <w:rPr>
           <w:color w:val="auto"/>
+          <w:sz w:val="26"/>
+          <w:szCs w:val="26"/>
         </w:rPr>
       </w:pPr>
       <w:r>
         <w:rPr>
           <w:color w:val="auto"/>
+          <w:sz w:val="26"/>
+          <w:szCs w:val="26"/>
         </w:rPr>
         <w:t>Tìm hiểu về chữ ký số Schnorr: Nghiên cứu nguyên lý hoạt động của thuật toán chữ ký số Schnorr, bao gồm các bước thiết lập tham số hệ thống, tạo khóa, ký và xác minh chữ ký, cũng như các vấn đề bảo mật và chứng minh độ an toàn liên quan đến thuật toán này.</w:t>
       </w:r>
@@ -1297,11 +7091,15 @@
         <w:ind w:right="13" w:hanging="360"/>
         <w:rPr>
           <w:color w:val="auto"/>
+          <w:sz w:val="26"/>
+          <w:szCs w:val="26"/>
         </w:rPr>
       </w:pPr>
       <w:r>
         <w:rPr>
           <w:color w:val="auto"/>
+          <w:sz w:val="26"/>
+          <w:szCs w:val="26"/>
         </w:rPr>
         <w:t>Quy trình tạo khóa công khai và khóa bí mật: Nghiên cứu cách lựa chọn các tham số hệ thống an toàn gồm số nguyên tố lớn p, q (q | p-1) và phần tử sinh g của nhóm con cyclic bậc q, từ đó tính toán cặp khóa công khai và khóa bí mật đảm bảo an toàn cho việc ký và xác minh chữ ký.</w:t>
       </w:r>
@@ -1316,12 +7114,17 @@
         <w:ind w:right="13" w:hanging="360"/>
         <w:rPr>
           <w:color w:val="auto"/>
+          <w:sz w:val="26"/>
+          <w:szCs w:val="26"/>
         </w:rPr>
       </w:pPr>
       <w:r>
         <w:rPr>
           <w:color w:val="auto"/>
-        </w:rPr>
+          <w:sz w:val="26"/>
+          <w:szCs w:val="26"/>
+        </w:rPr>
+        <w:lastRenderedPageBreak/>
         <w:t>Thuật toán ký và xác minh chữ ký: Tìm hiểu chi tiết cách thực hiện các phép toán trong quá trình ký và xác minh chữ ký, bao gồm việc sử dụng khóa bí mật để ký và khóa công khai để xác minh tính toàn vẹn của dữ liệu.</w:t>
       </w:r>
     </w:p>
@@ -1334,13 +7137,39 @@
         <w:ind w:right="13" w:hanging="360"/>
         <w:rPr>
           <w:color w:val="auto"/>
+          <w:sz w:val="26"/>
+          <w:szCs w:val="26"/>
         </w:rPr>
       </w:pPr>
       <w:r>
         <w:rPr>
           <w:color w:val="auto"/>
+          <w:sz w:val="26"/>
+          <w:szCs w:val="26"/>
         </w:rPr>
         <w:t>Ứng dụng thực tế của chữ ký số Schnorr trong xác thực tính toàn vẹn: Triển khai chương trình minh họa bằng Java và C# để ứng dụng chữ ký số Schnorr trong việc xác thực tính toàn vẹn của dữ liệu, bao gồm ký và xác minh tệp tin, tài liệu, và thông điệp trong các hệ thống thông tin thực tế.</w:t>
+      </w:r>
+    </w:p>
+    <w:p>
+      <w:pPr>
+        <w:numPr>
+          <w:ilvl w:val="0"/>
+          <w:numId w:val="2"/>
+        </w:numPr>
+        <w:ind w:left="0"/>
+        <w:rPr>
+          <w:color w:val="auto"/>
+          <w:sz w:val="26"/>
+          <w:szCs w:val="26"/>
+        </w:rPr>
+      </w:pPr>
+      <w:r>
+        <w:rPr>
+          <w:color w:val="auto"/>
+          <w:sz w:val="26"/>
+          <w:szCs w:val="26"/>
+        </w:rPr>
+        <w:t>Kiểm thử và tối ưu hóa thuật toán: Kiểm thử và đánh giá hiệu quả của thuật toán trong các tình huống thực tế, sửa lỗi và tối ưu hóa chương trình để đạt được hiệu quả cao nhất trong việc bảo vệ tính toàn vẹn của dữ liệu.</w:t>
       </w:r>
     </w:p>
     <w:p>
@@ -1352,60 +7181,837 @@
         <w:ind w:right="13" w:hanging="360"/>
         <w:rPr>
           <w:color w:val="auto"/>
+          <w:sz w:val="26"/>
+          <w:szCs w:val="26"/>
         </w:rPr>
       </w:pPr>
       <w:r>
         <w:rPr>
           <w:color w:val="auto"/>
-        </w:rPr>
-        <w:lastRenderedPageBreak/>
-        <w:t>Kiểm thử và tối ưu hóa thuật toán: Kiểm thử và đánh giá hiệu quả của thuật toán trong các tình huống thực tế, sửa lỗi và tối ưu hóa chương trình để đạt được hiệu quả cao nhất trong việc bảo vệ tính toàn vẹn của dữ liệu.</w:t>
+          <w:sz w:val="26"/>
+          <w:szCs w:val="26"/>
+        </w:rPr>
+        <w:t>Những nội dung nghiên cứu trên sẽ giúp nhóm chúng em hiểu rõ hơn về chữ ký số Schnorr, ứng dụng thực tế của nó được triển khai bằng Java và C#, đồng thời cung cấp một công cụ hữu ích để bảo vệ tính toàn vẹn của dữ liệu trong các hệ thống thông tin hiện đại.</w:t>
       </w:r>
     </w:p>
     <w:p>
       <w:pPr>
-        <w:numPr>
-          <w:ilvl w:val="0"/>
-          <w:numId w:val="2"/>
-        </w:numPr>
-        <w:ind w:right="13" w:hanging="360"/>
-        <w:rPr>
-          <w:color w:val="auto"/>
-        </w:rPr>
-      </w:pPr>
-      <w:r>
-        <w:rPr>
-          <w:color w:val="auto"/>
-        </w:rPr>
-        <w:t>Những nội dung nghiên cứu trên sẽ giúp nhóm chúng em hiểu rõ hơn về chữ ký số Schnorr, ứng dụng thực tế của nó được triển khai bằng Java và C#, đồng thời cung cấp một công cụ hữu ích để bảo vệ tính toàn vẹn của dữ liệu trong các hệ thống thông tin hiện đại.</w:t>
-      </w:r>
-      <w:r>
-        <w:rPr>
-          <w:color w:val="auto"/>
-        </w:rPr>
-        <w:br w:type="page"/>
-      </w:r>
+        <w:pStyle w:val="Heading1"/>
+        <w:rPr>
+          <w:sz w:val="26"/>
+          <w:szCs w:val="26"/>
+        </w:rPr>
+      </w:pPr>
+      <w:bookmarkStart w:id="21" w:name="_Toc230810777"/>
+      <w:r>
+        <w:rPr>
+          <w:sz w:val="26"/>
+          <w:szCs w:val="26"/>
+        </w:rPr>
+        <w:lastRenderedPageBreak/>
+        <w:t xml:space="preserve">CHƯƠNG </w:t>
+      </w:r>
+      <w:r>
+        <w:rPr>
+          <w:sz w:val="26"/>
+          <w:szCs w:val="26"/>
+        </w:rPr>
+        <w:t>2: KẾT QUẢ NGHIÊN CỨU</w:t>
+      </w:r>
+      <w:bookmarkEnd w:id="21"/>
     </w:p>
     <w:p>
       <w:pPr>
+        <w:pStyle w:val="Heading2"/>
+        <w:rPr>
+          <w:sz w:val="26"/>
+          <w:szCs w:val="26"/>
+        </w:rPr>
+      </w:pPr>
+      <w:bookmarkStart w:id="22" w:name="_Toc230810778"/>
+      <w:r>
+        <w:rPr>
+          <w:sz w:val="26"/>
+          <w:szCs w:val="26"/>
+        </w:rPr>
+        <w:t>2.1. Nghiên cứu tìm hiểu về mã khóa công khai</w:t>
+      </w:r>
+      <w:bookmarkEnd w:id="22"/>
+    </w:p>
+    <w:p>
+      <w:pPr>
+        <w:pStyle w:val="Heading3"/>
+        <w:rPr>
+          <w:sz w:val="26"/>
+          <w:szCs w:val="26"/>
+        </w:rPr>
+      </w:pPr>
+      <w:bookmarkStart w:id="23" w:name="_Toc230810779"/>
+      <w:r>
+        <w:rPr>
+          <w:sz w:val="26"/>
+          <w:szCs w:val="26"/>
+        </w:rPr>
+        <w:t>2.1.1. Ý tưởng của Whitfield Diffie và Martin Hellman</w:t>
+      </w:r>
+      <w:bookmarkEnd w:id="23"/>
+    </w:p>
+    <w:p>
+      <w:pPr>
+        <w:pStyle w:val="Heading3"/>
+        <w:rPr>
+          <w:sz w:val="26"/>
+          <w:szCs w:val="26"/>
+        </w:rPr>
+      </w:pPr>
+      <w:bookmarkStart w:id="24" w:name="_Toc230810780"/>
+      <w:r>
+        <w:rPr>
+          <w:sz w:val="26"/>
+          <w:szCs w:val="26"/>
+        </w:rPr>
+        <w:t>2.1.2. Các thành phần của khai báo khóa mã hóa</w:t>
+      </w:r>
+      <w:bookmarkEnd w:id="24"/>
+    </w:p>
+    <w:p>
+      <w:pPr>
+        <w:pStyle w:val="Heading3"/>
+        <w:rPr>
+          <w:sz w:val="26"/>
+          <w:szCs w:val="26"/>
+        </w:rPr>
+      </w:pPr>
+      <w:bookmarkStart w:id="25" w:name="_Toc230810781"/>
+      <w:r>
+        <w:rPr>
+          <w:sz w:val="26"/>
+          <w:szCs w:val="26"/>
+        </w:rPr>
+        <w:t>2.1.3. Độ an toàn của mã hóa khóa công khai</w:t>
+      </w:r>
+      <w:bookmarkEnd w:id="25"/>
+    </w:p>
+    <w:p>
+      <w:pPr>
+        <w:pStyle w:val="Heading3"/>
+        <w:rPr>
+          <w:sz w:val="26"/>
+          <w:szCs w:val="26"/>
+        </w:rPr>
+      </w:pPr>
+      <w:bookmarkStart w:id="26" w:name="_Toc230810782"/>
+      <w:r>
+        <w:rPr>
+          <w:sz w:val="26"/>
+          <w:szCs w:val="26"/>
+        </w:rPr>
+        <w:t>2.1.4. Điểm yếu về mã hóa công khai</w:t>
+      </w:r>
+      <w:bookmarkEnd w:id="26"/>
+    </w:p>
+    <w:p>
+      <w:pPr>
+        <w:pStyle w:val="Heading3"/>
+        <w:rPr>
+          <w:sz w:val="26"/>
+          <w:szCs w:val="26"/>
+        </w:rPr>
+      </w:pPr>
+      <w:bookmarkStart w:id="27" w:name="_Toc230810783"/>
+      <w:r>
+        <w:rPr>
+          <w:sz w:val="26"/>
+          <w:szCs w:val="26"/>
+        </w:rPr>
+        <w:t>2.1.5. Ứng dụng về mã khóa công khai</w:t>
+      </w:r>
+      <w:bookmarkEnd w:id="27"/>
+    </w:p>
+    <w:p>
+      <w:pPr>
+        <w:pStyle w:val="Heading2"/>
+        <w:rPr>
+          <w:sz w:val="26"/>
+          <w:szCs w:val="26"/>
+        </w:rPr>
+      </w:pPr>
+      <w:bookmarkStart w:id="28" w:name="_Toc230810784"/>
+      <w:r>
+        <w:rPr>
+          <w:sz w:val="26"/>
+          <w:szCs w:val="26"/>
+        </w:rPr>
+        <w:t>2.2. Tổng quan về chữ ký số</w:t>
+      </w:r>
+      <w:bookmarkEnd w:id="28"/>
+    </w:p>
+    <w:p>
+      <w:pPr>
+        <w:pStyle w:val="Heading3"/>
+        <w:rPr>
+          <w:sz w:val="26"/>
+          <w:szCs w:val="26"/>
+        </w:rPr>
+      </w:pPr>
+      <w:bookmarkStart w:id="29" w:name="_Toc230810785"/>
+      <w:r>
+        <w:rPr>
+          <w:sz w:val="26"/>
+          <w:szCs w:val="26"/>
+        </w:rPr>
+        <w:t>2.2.1. Khải niệm chữ ký số</w:t>
+      </w:r>
+      <w:bookmarkEnd w:id="29"/>
+    </w:p>
+    <w:p>
+      <w:pPr>
+        <w:pStyle w:val="Heading3"/>
+        <w:rPr>
+          <w:sz w:val="26"/>
+          <w:szCs w:val="26"/>
+        </w:rPr>
+      </w:pPr>
+      <w:bookmarkStart w:id="30" w:name="_Toc230810786"/>
+      <w:r>
+        <w:rPr>
+          <w:sz w:val="26"/>
+          <w:szCs w:val="26"/>
+        </w:rPr>
+        <w:t>2.2.2. Pháp lí của chữ ký số</w:t>
+      </w:r>
+      <w:bookmarkEnd w:id="30"/>
+    </w:p>
+    <w:p>
+      <w:pPr>
+        <w:pStyle w:val="Heading3"/>
+        <w:rPr>
+          <w:sz w:val="26"/>
+          <w:szCs w:val="26"/>
+        </w:rPr>
+      </w:pPr>
+      <w:bookmarkStart w:id="31" w:name="_Toc230810787"/>
+      <w:r>
+        <w:rPr>
+          <w:sz w:val="26"/>
+          <w:szCs w:val="26"/>
+        </w:rPr>
+        <w:t>2.2.3. Vị trí, vai trò của chữ ký số</w:t>
+      </w:r>
+      <w:bookmarkEnd w:id="31"/>
+    </w:p>
+    <w:p>
+      <w:pPr>
+        <w:pStyle w:val="Heading3"/>
+        <w:rPr>
+          <w:sz w:val="26"/>
+          <w:szCs w:val="26"/>
+        </w:rPr>
+      </w:pPr>
+      <w:bookmarkStart w:id="32" w:name="_Toc230810788"/>
+      <w:r>
+        <w:rPr>
+          <w:sz w:val="26"/>
+          <w:szCs w:val="26"/>
+        </w:rPr>
+        <w:t>2.2.4. Sơ đồ tổng quan của chữ ký số</w:t>
+      </w:r>
+      <w:bookmarkEnd w:id="32"/>
+    </w:p>
+    <w:p>
+      <w:pPr>
+        <w:pStyle w:val="Heading3"/>
+        <w:rPr>
+          <w:sz w:val="26"/>
+          <w:szCs w:val="26"/>
+        </w:rPr>
+      </w:pPr>
+      <w:bookmarkStart w:id="33" w:name="_Toc230810789"/>
+      <w:r>
+        <w:rPr>
+          <w:sz w:val="26"/>
+          <w:szCs w:val="26"/>
+        </w:rPr>
+        <w:t>2.2.5. Ưu điểm của chữ kỷ số</w:t>
+      </w:r>
+      <w:bookmarkEnd w:id="33"/>
+    </w:p>
+    <w:p>
+      <w:pPr>
+        <w:pStyle w:val="Heading3"/>
+        <w:rPr>
+          <w:sz w:val="26"/>
+          <w:szCs w:val="26"/>
+        </w:rPr>
+      </w:pPr>
+      <w:bookmarkStart w:id="34" w:name="_Toc230810790"/>
+      <w:r>
+        <w:rPr>
+          <w:sz w:val="26"/>
+          <w:szCs w:val="26"/>
+        </w:rPr>
+        <w:t>2.2.6. Tổng quan về kỹ thuật của chữ ký số</w:t>
+      </w:r>
+      <w:bookmarkEnd w:id="34"/>
+    </w:p>
+    <w:p>
+      <w:pPr>
+        <w:pStyle w:val="Heading3"/>
+        <w:rPr>
+          <w:sz w:val="26"/>
+          <w:szCs w:val="26"/>
+        </w:rPr>
+      </w:pPr>
+      <w:bookmarkStart w:id="35" w:name="_Toc230810791"/>
+      <w:r>
+        <w:rPr>
+          <w:sz w:val="26"/>
+          <w:szCs w:val="26"/>
+        </w:rPr>
+        <w:t>2.2.7. Ứng dụng của chữ ký số</w:t>
+      </w:r>
+      <w:bookmarkEnd w:id="35"/>
+    </w:p>
+    <w:p>
+      <w:pPr>
+        <w:pStyle w:val="Heading3"/>
+        <w:rPr>
+          <w:sz w:val="26"/>
+          <w:szCs w:val="26"/>
+        </w:rPr>
+      </w:pPr>
+      <w:bookmarkStart w:id="36" w:name="_Toc230810792"/>
+      <w:r>
+        <w:rPr>
+          <w:sz w:val="26"/>
+          <w:szCs w:val="26"/>
+        </w:rPr>
+        <w:t>2.2.8. Sử dụng chữ ký số</w:t>
+      </w:r>
+      <w:bookmarkEnd w:id="36"/>
+    </w:p>
+    <w:p>
+      <w:pPr>
+        <w:rPr>
+          <w:sz w:val="26"/>
+          <w:szCs w:val="26"/>
+        </w:rPr>
+      </w:pPr>
+    </w:p>
+    <w:p>
+      <w:pPr>
+        <w:pStyle w:val="Heading2"/>
+        <w:rPr>
+          <w:sz w:val="26"/>
+          <w:szCs w:val="26"/>
+        </w:rPr>
+      </w:pPr>
+      <w:bookmarkStart w:id="37" w:name="_Toc230810793"/>
+      <w:r>
+        <w:rPr>
+          <w:sz w:val="26"/>
+          <w:szCs w:val="26"/>
+        </w:rPr>
+        <w:lastRenderedPageBreak/>
+        <w:t>2.3. Nghiên cứu, tìm hiểu về hệ mật Schnorr và chữ ký số Schnorr</w:t>
+      </w:r>
+      <w:bookmarkEnd w:id="37"/>
+    </w:p>
+    <w:p>
+      <w:pPr>
+        <w:pStyle w:val="Heading3"/>
+        <w:rPr>
+          <w:sz w:val="26"/>
+          <w:szCs w:val="26"/>
+        </w:rPr>
+      </w:pPr>
+      <w:bookmarkStart w:id="38" w:name="_Toc230810794"/>
+      <w:r>
+        <w:rPr>
+          <w:sz w:val="26"/>
+          <w:szCs w:val="26"/>
+        </w:rPr>
+        <w:t>2.3.1</w:t>
+      </w:r>
+      <w:r>
+        <w:rPr>
+          <w:sz w:val="26"/>
+          <w:szCs w:val="26"/>
+        </w:rPr>
+        <w:t>.</w:t>
+      </w:r>
+      <w:r>
+        <w:rPr>
+          <w:sz w:val="26"/>
+          <w:szCs w:val="26"/>
+        </w:rPr>
+        <w:t xml:space="preserve"> Giới thiệu chung về hệ mã Schnorr</w:t>
+      </w:r>
+      <w:bookmarkEnd w:id="38"/>
+      <w:r>
+        <w:rPr>
+          <w:sz w:val="26"/>
+          <w:szCs w:val="26"/>
+        </w:rPr>
+        <w:t xml:space="preserve"> </w:t>
+      </w:r>
+    </w:p>
+    <w:p>
+      <w:pPr>
+        <w:pStyle w:val="Heading3"/>
+        <w:rPr>
+          <w:sz w:val="26"/>
+          <w:szCs w:val="26"/>
+        </w:rPr>
+      </w:pPr>
+      <w:bookmarkStart w:id="39" w:name="_Toc230810795"/>
+      <w:r>
+        <w:rPr>
+          <w:sz w:val="26"/>
+          <w:szCs w:val="26"/>
+        </w:rPr>
+        <w:t>2.3.</w:t>
+      </w:r>
+      <w:r>
+        <w:rPr>
+          <w:sz w:val="26"/>
+          <w:szCs w:val="26"/>
+        </w:rPr>
+        <w:t>2</w:t>
+      </w:r>
+      <w:r>
+        <w:rPr>
+          <w:sz w:val="26"/>
+          <w:szCs w:val="26"/>
+        </w:rPr>
+        <w:t xml:space="preserve">. </w:t>
+      </w:r>
+      <w:r>
+        <w:rPr>
+          <w:sz w:val="26"/>
+          <w:szCs w:val="26"/>
+        </w:rPr>
+        <w:t>Thuật toán Schnorr</w:t>
+      </w:r>
+      <w:bookmarkEnd w:id="39"/>
+    </w:p>
+    <w:p>
+      <w:pPr>
+        <w:pStyle w:val="Heading3"/>
+        <w:rPr>
+          <w:sz w:val="26"/>
+          <w:szCs w:val="26"/>
+        </w:rPr>
+      </w:pPr>
+      <w:bookmarkStart w:id="40" w:name="_Toc230810796"/>
+      <w:r>
+        <w:rPr>
+          <w:sz w:val="26"/>
+          <w:szCs w:val="26"/>
+        </w:rPr>
+        <w:t>2.3.</w:t>
+      </w:r>
+      <w:r>
+        <w:rPr>
+          <w:sz w:val="26"/>
+          <w:szCs w:val="26"/>
+        </w:rPr>
+        <w:t>3</w:t>
+      </w:r>
+      <w:r>
+        <w:rPr>
+          <w:sz w:val="26"/>
+          <w:szCs w:val="26"/>
+        </w:rPr>
+        <w:t>. Độ an toàn</w:t>
+      </w:r>
+      <w:bookmarkEnd w:id="40"/>
+    </w:p>
+    <w:p>
+      <w:pPr>
+        <w:pStyle w:val="Heading3"/>
+        <w:rPr>
+          <w:sz w:val="26"/>
+          <w:szCs w:val="26"/>
+        </w:rPr>
+      </w:pPr>
+      <w:bookmarkStart w:id="41" w:name="_Toc230810797"/>
+      <w:r>
+        <w:rPr>
+          <w:sz w:val="26"/>
+          <w:szCs w:val="26"/>
+        </w:rPr>
+        <w:t>2.3.</w:t>
+      </w:r>
+      <w:r>
+        <w:rPr>
+          <w:sz w:val="26"/>
+          <w:szCs w:val="26"/>
+        </w:rPr>
+        <w:t>4</w:t>
+      </w:r>
+      <w:r>
+        <w:rPr>
+          <w:sz w:val="26"/>
+          <w:szCs w:val="26"/>
+        </w:rPr>
+        <w:t>. Ưu và nhược điểm của Schnorr</w:t>
+      </w:r>
+      <w:bookmarkEnd w:id="41"/>
+    </w:p>
+    <w:p>
+      <w:pPr>
+        <w:pStyle w:val="Heading3"/>
+        <w:rPr>
+          <w:sz w:val="26"/>
+          <w:szCs w:val="26"/>
+        </w:rPr>
+      </w:pPr>
+      <w:bookmarkStart w:id="42" w:name="_Toc230810798"/>
+      <w:r>
+        <w:rPr>
+          <w:sz w:val="26"/>
+          <w:szCs w:val="26"/>
+        </w:rPr>
+        <w:t>2.3.</w:t>
+      </w:r>
+      <w:r>
+        <w:rPr>
+          <w:sz w:val="26"/>
+          <w:szCs w:val="26"/>
+        </w:rPr>
+        <w:t>5</w:t>
+      </w:r>
+      <w:r>
+        <w:rPr>
+          <w:sz w:val="26"/>
+          <w:szCs w:val="26"/>
+        </w:rPr>
+        <w:t>. Ứng dụng</w:t>
+      </w:r>
+      <w:r>
+        <w:rPr>
+          <w:sz w:val="26"/>
+          <w:szCs w:val="26"/>
+        </w:rPr>
+        <w:t xml:space="preserve"> của</w:t>
+      </w:r>
+      <w:r>
+        <w:rPr>
+          <w:sz w:val="26"/>
+          <w:szCs w:val="26"/>
+        </w:rPr>
+        <w:t xml:space="preserve"> thuật toán Schnorr</w:t>
+      </w:r>
+      <w:bookmarkEnd w:id="42"/>
+    </w:p>
+    <w:p>
+      <w:pPr>
+        <w:pStyle w:val="Heading2"/>
+        <w:rPr>
+          <w:sz w:val="26"/>
+          <w:szCs w:val="26"/>
+        </w:rPr>
+      </w:pPr>
+      <w:bookmarkStart w:id="43" w:name="_Toc230810799"/>
+      <w:r>
+        <w:rPr>
+          <w:sz w:val="26"/>
+          <w:szCs w:val="26"/>
+        </w:rPr>
+        <w:t>2.4. Thiết kế chương trình, cài đặt thuật toán</w:t>
+      </w:r>
+      <w:bookmarkEnd w:id="43"/>
+    </w:p>
+    <w:p>
+      <w:pPr>
+        <w:pStyle w:val="Heading3"/>
+        <w:rPr>
+          <w:sz w:val="26"/>
+          <w:szCs w:val="26"/>
+        </w:rPr>
+      </w:pPr>
+      <w:bookmarkStart w:id="44" w:name="_Toc230810800"/>
+      <w:r>
+        <w:rPr>
+          <w:sz w:val="26"/>
+          <w:szCs w:val="26"/>
+        </w:rPr>
+        <w:t>2.4.1. Thiết kế kịch bản chương trình</w:t>
+      </w:r>
+      <w:bookmarkEnd w:id="44"/>
+    </w:p>
+    <w:p>
+      <w:pPr>
+        <w:pStyle w:val="Heading3"/>
+        <w:rPr>
+          <w:sz w:val="26"/>
+          <w:szCs w:val="26"/>
+        </w:rPr>
+      </w:pPr>
+      <w:bookmarkStart w:id="45" w:name="_Toc230810801"/>
+      <w:r>
+        <w:rPr>
+          <w:sz w:val="26"/>
+          <w:szCs w:val="26"/>
+        </w:rPr>
+        <w:t>2.4.2. Giới thiệu ngôn ngữ lập trình sử dụng để cài đặt thuật toán.</w:t>
+      </w:r>
+      <w:bookmarkEnd w:id="45"/>
+    </w:p>
+    <w:p>
+      <w:pPr>
+        <w:pStyle w:val="Heading3"/>
+        <w:rPr>
+          <w:sz w:val="26"/>
+          <w:szCs w:val="26"/>
+        </w:rPr>
+      </w:pPr>
+      <w:bookmarkStart w:id="46" w:name="_Toc230810802"/>
+      <w:r>
+        <w:rPr>
+          <w:sz w:val="26"/>
+          <w:szCs w:val="26"/>
+        </w:rPr>
+        <w:t>2.4.3. Cài đặt thuật toán, giao diện chương trình</w:t>
+      </w:r>
+      <w:bookmarkEnd w:id="46"/>
+    </w:p>
+    <w:p>
+      <w:pPr>
+        <w:pStyle w:val="Heading1"/>
+        <w:rPr>
+          <w:sz w:val="26"/>
+          <w:szCs w:val="26"/>
+        </w:rPr>
+      </w:pPr>
+      <w:bookmarkStart w:id="47" w:name="_Toc230810803"/>
+      <w:r>
+        <w:rPr>
+          <w:sz w:val="26"/>
+          <w:szCs w:val="26"/>
+        </w:rPr>
+        <w:t>CHƯƠNG 3: KẾT LUẬN VÀ BÀI HỌC KINH NGHIỆM</w:t>
+      </w:r>
+      <w:bookmarkEnd w:id="47"/>
+    </w:p>
+    <w:p>
+      <w:pPr>
+        <w:pStyle w:val="Heading2"/>
+        <w:rPr>
+          <w:sz w:val="26"/>
+          <w:szCs w:val="26"/>
+        </w:rPr>
+      </w:pPr>
+      <w:bookmarkStart w:id="48" w:name="_Toc230810804"/>
+      <w:r>
+        <w:rPr>
+          <w:sz w:val="26"/>
+          <w:szCs w:val="26"/>
+        </w:rPr>
+        <w:t>3.1. Kiến thức kỹ năng đã học được trong quá trình thực hiện đề tài.</w:t>
+      </w:r>
+      <w:bookmarkEnd w:id="48"/>
+    </w:p>
+    <w:p>
+      <w:pPr>
+        <w:pStyle w:val="Heading3"/>
+        <w:rPr>
+          <w:sz w:val="26"/>
+          <w:szCs w:val="26"/>
+        </w:rPr>
+      </w:pPr>
+      <w:bookmarkStart w:id="49" w:name="_Toc230810805"/>
+      <w:r>
+        <w:rPr>
+          <w:sz w:val="26"/>
+          <w:szCs w:val="26"/>
+        </w:rPr>
+        <w:t>3.1.1. Kiến thức về mật mã và chữ ký số.</w:t>
+      </w:r>
+      <w:bookmarkEnd w:id="49"/>
+    </w:p>
+    <w:p>
+      <w:pPr>
+        <w:pStyle w:val="Heading3"/>
+        <w:rPr>
+          <w:sz w:val="26"/>
+          <w:szCs w:val="26"/>
+        </w:rPr>
+      </w:pPr>
+      <w:bookmarkStart w:id="50" w:name="_Toc230810806"/>
+      <w:r>
+        <w:rPr>
+          <w:sz w:val="26"/>
+          <w:szCs w:val="26"/>
+        </w:rPr>
+        <w:t xml:space="preserve">3.1.2. Kỹ năng thực thi thuật toán </w:t>
+      </w:r>
+      <w:r>
+        <w:rPr>
+          <w:sz w:val="26"/>
+          <w:szCs w:val="26"/>
+        </w:rPr>
+        <w:t>Schnorr</w:t>
+      </w:r>
+      <w:bookmarkEnd w:id="50"/>
+    </w:p>
+    <w:p>
+      <w:pPr>
+        <w:pStyle w:val="Heading3"/>
+        <w:rPr>
+          <w:sz w:val="26"/>
+          <w:szCs w:val="26"/>
+        </w:rPr>
+      </w:pPr>
+      <w:bookmarkStart w:id="51" w:name="_Toc230810807"/>
+      <w:r>
+        <w:rPr>
+          <w:sz w:val="26"/>
+          <w:szCs w:val="26"/>
+        </w:rPr>
+        <w:t>3.1.3. Kỹ năng thực tế về lập trình và ứng dụng bảo mật</w:t>
+      </w:r>
+      <w:bookmarkEnd w:id="51"/>
+    </w:p>
+    <w:p>
+      <w:pPr>
+        <w:pStyle w:val="Heading3"/>
+        <w:rPr>
+          <w:sz w:val="26"/>
+          <w:szCs w:val="26"/>
+        </w:rPr>
+      </w:pPr>
+      <w:bookmarkStart w:id="52" w:name="_Toc230810808"/>
+      <w:r>
+        <w:rPr>
+          <w:sz w:val="26"/>
+          <w:szCs w:val="26"/>
+        </w:rPr>
+        <w:t>3.1.4. Kỹ năng nghiên cứu và phát triên</w:t>
+      </w:r>
+      <w:bookmarkEnd w:id="52"/>
+    </w:p>
+    <w:p>
+      <w:pPr>
+        <w:pStyle w:val="Heading2"/>
+        <w:rPr>
+          <w:sz w:val="26"/>
+          <w:szCs w:val="26"/>
+        </w:rPr>
+      </w:pPr>
+      <w:bookmarkStart w:id="53" w:name="_Toc230810809"/>
+      <w:r>
+        <w:rPr>
+          <w:sz w:val="26"/>
+          <w:szCs w:val="26"/>
+        </w:rPr>
+        <w:t>3.2. Bài học kinh nghiệm</w:t>
+      </w:r>
+      <w:bookmarkEnd w:id="53"/>
+    </w:p>
+    <w:p>
+      <w:pPr>
+        <w:pStyle w:val="Heading2"/>
+        <w:rPr>
+          <w:sz w:val="26"/>
+          <w:szCs w:val="26"/>
+        </w:rPr>
+      </w:pPr>
+      <w:bookmarkStart w:id="54" w:name="_Toc230810810"/>
+      <w:r>
+        <w:rPr>
+          <w:sz w:val="26"/>
+          <w:szCs w:val="26"/>
+        </w:rPr>
+        <w:t>3.3. Đề xuất về tính khả thi của chủ đề nghiên cứu, những thuận lợi, khó khăn</w:t>
+      </w:r>
+      <w:bookmarkEnd w:id="54"/>
+    </w:p>
+    <w:p>
+      <w:pPr>
+        <w:pStyle w:val="Heading3"/>
+        <w:rPr>
+          <w:sz w:val="26"/>
+          <w:szCs w:val="26"/>
+        </w:rPr>
+      </w:pPr>
+      <w:bookmarkStart w:id="55" w:name="_Toc230810811"/>
+      <w:r>
+        <w:rPr>
+          <w:sz w:val="26"/>
+          <w:szCs w:val="26"/>
+        </w:rPr>
+        <w:t>3.3.1. Thuận lợi khi thực hiện để tài</w:t>
+      </w:r>
+      <w:bookmarkEnd w:id="55"/>
+    </w:p>
+    <w:p>
+      <w:pPr>
+        <w:pStyle w:val="Heading3"/>
+        <w:rPr>
+          <w:sz w:val="26"/>
+          <w:szCs w:val="26"/>
+        </w:rPr>
+      </w:pPr>
+      <w:bookmarkStart w:id="56" w:name="_Toc230810812"/>
+      <w:r>
+        <w:rPr>
+          <w:sz w:val="26"/>
+          <w:szCs w:val="26"/>
+        </w:rPr>
+        <w:t>3.3.2. Khó khăn và thách thức trong thực hiện</w:t>
+      </w:r>
+      <w:r>
+        <w:rPr>
+          <w:sz w:val="26"/>
+          <w:szCs w:val="26"/>
+        </w:rPr>
+        <w:t xml:space="preserve"> đề tài</w:t>
+      </w:r>
+      <w:bookmarkEnd w:id="56"/>
+    </w:p>
+    <w:p>
+      <w:pPr>
+        <w:pStyle w:val="Heading1"/>
+        <w:rPr>
+          <w:sz w:val="26"/>
+          <w:szCs w:val="26"/>
+        </w:rPr>
+      </w:pPr>
+      <w:bookmarkStart w:id="57" w:name="_Toc230810813"/>
+      <w:r>
+        <w:rPr>
+          <w:sz w:val="26"/>
+          <w:szCs w:val="26"/>
+        </w:rPr>
+        <w:t>TÀI LIỆU THAM KHẢO</w:t>
+      </w:r>
+      <w:bookmarkEnd w:id="57"/>
+    </w:p>
+    <w:p>
+      <w:pPr>
         <w:pStyle w:val="Heading1"/>
         <w:ind w:right="5"/>
         <w:rPr>
           <w:color w:val="auto"/>
+          <w:sz w:val="26"/>
+          <w:szCs w:val="26"/>
         </w:rPr>
       </w:pPr>
     </w:p>
     <w:sectPr>
-      <w:headerReference w:type="even" r:id="rId7"/>
-      <w:headerReference w:type="default" r:id="rId8"/>
-      <w:footerReference w:type="even" r:id="rId9"/>
-      <w:footerReference w:type="default" r:id="rId10"/>
-      <w:headerReference w:type="first" r:id="rId11"/>
-      <w:footerReference w:type="first" r:id="rId12"/>
+      <w:headerReference w:type="even" r:id="rId8"/>
+      <w:headerReference w:type="default" r:id="rId9"/>
+      <w:footerReference w:type="even" r:id="rId10"/>
+      <w:footerReference w:type="default" r:id="rId11"/>
+      <w:headerReference w:type="first" r:id="rId12"/>
+      <w:footerReference w:type="first" r:id="rId13"/>
       <w:pgSz w:w="12240" w:h="15840"/>
-      <w:pgMar w:top="1418" w:right="1131" w:bottom="1425" w:left="1988" w:header="4" w:footer="143" w:gutter="0"/>
+      <w:pgMar w:top="1418" w:right="1134" w:bottom="1134" w:left="1985" w:header="4" w:footer="143" w:gutter="0"/>
       <w:pgNumType w:start="1"/>
       <w:cols w:space="720"/>
+      <w:docGrid w:linePitch="381"/>
     </w:sectPr>
   </w:body>
 </w:document>
@@ -1556,7 +8162,7 @@
   <w:p>
     <w:pPr>
       <w:spacing w:after="939" w:line="259" w:lineRule="auto"/>
-      <w:ind w:left="0" w:right="857" w:firstLine="0"/>
+      <w:ind w:right="857" w:firstLine="0"/>
       <w:jc w:val="center"/>
     </w:pPr>
     <w:r>
@@ -1570,7 +8176,7 @@
   <w:p>
     <w:pPr>
       <w:spacing w:after="0" w:line="259" w:lineRule="auto"/>
-      <w:ind w:left="0" w:right="1" w:firstLine="0"/>
+      <w:ind w:right="1" w:firstLine="0"/>
       <w:jc w:val="center"/>
     </w:pPr>
     <w:r>
@@ -1597,7 +8203,7 @@
   <w:p>
     <w:pPr>
       <w:spacing w:after="939" w:line="259" w:lineRule="auto"/>
-      <w:ind w:left="0" w:right="857" w:firstLine="0"/>
+      <w:ind w:right="857" w:firstLine="0"/>
       <w:jc w:val="center"/>
     </w:pPr>
     <w:r>
@@ -1611,7 +8217,7 @@
   <w:p>
     <w:pPr>
       <w:spacing w:after="0" w:line="259" w:lineRule="auto"/>
-      <w:ind w:left="0" w:right="1" w:firstLine="0"/>
+      <w:ind w:right="1" w:firstLine="0"/>
       <w:jc w:val="center"/>
     </w:pPr>
     <w:r>
@@ -1638,7 +8244,7 @@
   <w:p>
     <w:pPr>
       <w:spacing w:after="939" w:line="259" w:lineRule="auto"/>
-      <w:ind w:left="0" w:right="857" w:firstLine="0"/>
+      <w:ind w:right="857" w:firstLine="0"/>
       <w:jc w:val="center"/>
     </w:pPr>
     <w:r>
@@ -1652,7 +8258,7 @@
   <w:p>
     <w:pPr>
       <w:spacing w:after="0" w:line="259" w:lineRule="auto"/>
-      <w:ind w:left="0" w:right="1" w:firstLine="0"/>
+      <w:ind w:right="1" w:firstLine="0"/>
       <w:jc w:val="center"/>
     </w:pPr>
     <w:r>
@@ -5069,6 +11675,120 @@
     </w:lvl>
   </w:abstractNum>
   <w:abstractNum w:abstractNumId="16" w15:restartNumberingAfterBreak="0">
+    <w:nsid w:val="43DC1B9B"/>
+    <w:multiLevelType w:val="multilevel"/>
+    <w:tmpl w:val="F698CDD0"/>
+    <w:lvl w:ilvl="0">
+      <w:start w:val="3"/>
+      <w:numFmt w:val="decimal"/>
+      <w:lvlText w:val="%1."/>
+      <w:lvlJc w:val="left"/>
+      <w:pPr>
+        <w:ind w:left="450" w:hanging="450"/>
+      </w:pPr>
+      <w:rPr>
+        <w:rFonts w:hint="default"/>
+      </w:rPr>
+    </w:lvl>
+    <w:lvl w:ilvl="1">
+      <w:start w:val="1"/>
+      <w:numFmt w:val="decimal"/>
+      <w:lvlText w:val="%1.%2."/>
+      <w:lvlJc w:val="left"/>
+      <w:pPr>
+        <w:ind w:left="1800" w:hanging="720"/>
+      </w:pPr>
+      <w:rPr>
+        <w:rFonts w:hint="default"/>
+        <w:b/>
+      </w:rPr>
+    </w:lvl>
+    <w:lvl w:ilvl="2">
+      <w:start w:val="1"/>
+      <w:numFmt w:val="decimal"/>
+      <w:lvlText w:val="%1.%2.%3."/>
+      <w:lvlJc w:val="left"/>
+      <w:pPr>
+        <w:ind w:left="2880" w:hanging="720"/>
+      </w:pPr>
+      <w:rPr>
+        <w:rFonts w:hint="default"/>
+      </w:rPr>
+    </w:lvl>
+    <w:lvl w:ilvl="3">
+      <w:start w:val="1"/>
+      <w:numFmt w:val="decimal"/>
+      <w:lvlText w:val="%1.%2.%3.%4."/>
+      <w:lvlJc w:val="left"/>
+      <w:pPr>
+        <w:ind w:left="4320" w:hanging="1080"/>
+      </w:pPr>
+      <w:rPr>
+        <w:rFonts w:hint="default"/>
+      </w:rPr>
+    </w:lvl>
+    <w:lvl w:ilvl="4">
+      <w:start w:val="1"/>
+      <w:numFmt w:val="decimal"/>
+      <w:lvlText w:val="%1.%2.%3.%4.%5."/>
+      <w:lvlJc w:val="left"/>
+      <w:pPr>
+        <w:ind w:left="5400" w:hanging="1080"/>
+      </w:pPr>
+      <w:rPr>
+        <w:rFonts w:hint="default"/>
+      </w:rPr>
+    </w:lvl>
+    <w:lvl w:ilvl="5">
+      <w:start w:val="1"/>
+      <w:numFmt w:val="decimal"/>
+      <w:lvlText w:val="%1.%2.%3.%4.%5.%6."/>
+      <w:lvlJc w:val="left"/>
+      <w:pPr>
+        <w:ind w:left="6840" w:hanging="1440"/>
+      </w:pPr>
+      <w:rPr>
+        <w:rFonts w:hint="default"/>
+      </w:rPr>
+    </w:lvl>
+    <w:lvl w:ilvl="6">
+      <w:start w:val="1"/>
+      <w:numFmt w:val="decimal"/>
+      <w:lvlText w:val="%1.%2.%3.%4.%5.%6.%7."/>
+      <w:lvlJc w:val="left"/>
+      <w:pPr>
+        <w:ind w:left="8280" w:hanging="1800"/>
+      </w:pPr>
+      <w:rPr>
+        <w:rFonts w:hint="default"/>
+      </w:rPr>
+    </w:lvl>
+    <w:lvl w:ilvl="7">
+      <w:start w:val="1"/>
+      <w:numFmt w:val="decimal"/>
+      <w:lvlText w:val="%1.%2.%3.%4.%5.%6.%7.%8."/>
+      <w:lvlJc w:val="left"/>
+      <w:pPr>
+        <w:ind w:left="9360" w:hanging="1800"/>
+      </w:pPr>
+      <w:rPr>
+        <w:rFonts w:hint="default"/>
+      </w:rPr>
+    </w:lvl>
+    <w:lvl w:ilvl="8">
+      <w:start w:val="1"/>
+      <w:numFmt w:val="decimal"/>
+      <w:lvlText w:val="%1.%2.%3.%4.%5.%6.%7.%8.%9."/>
+      <w:lvlJc w:val="left"/>
+      <w:pPr>
+        <w:ind w:left="10800" w:hanging="2160"/>
+      </w:pPr>
+      <w:rPr>
+        <w:rFonts w:hint="default"/>
+      </w:rPr>
+    </w:lvl>
+  </w:abstractNum>
+  <w:abstractNum w:abstractNumId="17" w15:restartNumberingAfterBreak="0">
     <w:nsid w:val="49E2317E"/>
     <w:multiLevelType w:val="hybridMultilevel"/>
     <w:tmpl w:val="EA347D7A"/>
@@ -5280,7 +12000,7 @@
       </w:rPr>
     </w:lvl>
   </w:abstractNum>
-  <w:abstractNum w:abstractNumId="17" w15:restartNumberingAfterBreak="0">
+  <w:abstractNum w:abstractNumId="18" w15:restartNumberingAfterBreak="0">
     <w:nsid w:val="4AEE5EB0"/>
     <w:multiLevelType w:val="hybridMultilevel"/>
     <w:tmpl w:val="C054DFF8"/>
@@ -5492,7 +12212,7 @@
       </w:rPr>
     </w:lvl>
   </w:abstractNum>
-  <w:abstractNum w:abstractNumId="18" w15:restartNumberingAfterBreak="0">
+  <w:abstractNum w:abstractNumId="19" w15:restartNumberingAfterBreak="0">
     <w:nsid w:val="4CE71066"/>
     <w:multiLevelType w:val="hybridMultilevel"/>
     <w:tmpl w:val="A1164EEC"/>
@@ -5704,7 +12424,7 @@
       </w:rPr>
     </w:lvl>
   </w:abstractNum>
-  <w:abstractNum w:abstractNumId="19" w15:restartNumberingAfterBreak="0">
+  <w:abstractNum w:abstractNumId="20" w15:restartNumberingAfterBreak="0">
     <w:nsid w:val="518A5F9D"/>
     <w:multiLevelType w:val="hybridMultilevel"/>
     <w:tmpl w:val="87A400B2"/>
@@ -5916,7 +12636,7 @@
       </w:rPr>
     </w:lvl>
   </w:abstractNum>
-  <w:abstractNum w:abstractNumId="20" w15:restartNumberingAfterBreak="0">
+  <w:abstractNum w:abstractNumId="21" w15:restartNumberingAfterBreak="0">
     <w:nsid w:val="51F860A8"/>
     <w:multiLevelType w:val="hybridMultilevel"/>
     <w:tmpl w:val="94AE5B96"/>
@@ -6128,7 +12848,7 @@
       </w:rPr>
     </w:lvl>
   </w:abstractNum>
-  <w:abstractNum w:abstractNumId="21" w15:restartNumberingAfterBreak="0">
+  <w:abstractNum w:abstractNumId="22" w15:restartNumberingAfterBreak="0">
     <w:nsid w:val="549C2A0B"/>
     <w:multiLevelType w:val="hybridMultilevel"/>
     <w:tmpl w:val="241A696E"/>
@@ -6340,7 +13060,7 @@
       </w:rPr>
     </w:lvl>
   </w:abstractNum>
-  <w:abstractNum w:abstractNumId="22" w15:restartNumberingAfterBreak="0">
+  <w:abstractNum w:abstractNumId="23" w15:restartNumberingAfterBreak="0">
     <w:nsid w:val="55EA4959"/>
     <w:multiLevelType w:val="hybridMultilevel"/>
     <w:tmpl w:val="358A6F30"/>
@@ -6552,7 +13272,7 @@
       </w:rPr>
     </w:lvl>
   </w:abstractNum>
-  <w:abstractNum w:abstractNumId="23" w15:restartNumberingAfterBreak="0">
+  <w:abstractNum w:abstractNumId="24" w15:restartNumberingAfterBreak="0">
     <w:nsid w:val="57DE2E28"/>
     <w:multiLevelType w:val="hybridMultilevel"/>
     <w:tmpl w:val="E842C65C"/>
@@ -6764,7 +13484,7 @@
       </w:rPr>
     </w:lvl>
   </w:abstractNum>
-  <w:abstractNum w:abstractNumId="24" w15:restartNumberingAfterBreak="0">
+  <w:abstractNum w:abstractNumId="25" w15:restartNumberingAfterBreak="0">
     <w:nsid w:val="5CEB7BC5"/>
     <w:multiLevelType w:val="hybridMultilevel"/>
     <w:tmpl w:val="DA36FE20"/>
@@ -6976,7 +13696,7 @@
       </w:rPr>
     </w:lvl>
   </w:abstractNum>
-  <w:abstractNum w:abstractNumId="25" w15:restartNumberingAfterBreak="0">
+  <w:abstractNum w:abstractNumId="26" w15:restartNumberingAfterBreak="0">
     <w:nsid w:val="622C019A"/>
     <w:multiLevelType w:val="hybridMultilevel"/>
     <w:tmpl w:val="37949CE0"/>
@@ -7188,7 +13908,7 @@
       </w:rPr>
     </w:lvl>
   </w:abstractNum>
-  <w:abstractNum w:abstractNumId="26" w15:restartNumberingAfterBreak="0">
+  <w:abstractNum w:abstractNumId="27" w15:restartNumberingAfterBreak="0">
     <w:nsid w:val="65AC5174"/>
     <w:multiLevelType w:val="hybridMultilevel"/>
     <w:tmpl w:val="49AA8A9E"/>
@@ -7400,7 +14120,120 @@
       </w:rPr>
     </w:lvl>
   </w:abstractNum>
-  <w:abstractNum w:abstractNumId="27" w15:restartNumberingAfterBreak="0">
+  <w:abstractNum w:abstractNumId="28" w15:restartNumberingAfterBreak="0">
+    <w:nsid w:val="732B7E2F"/>
+    <w:multiLevelType w:val="hybridMultilevel"/>
+    <w:tmpl w:val="6BA06F6E"/>
+    <w:lvl w:ilvl="0" w:tplc="87FA26C2">
+      <w:start w:val="7"/>
+      <w:numFmt w:val="bullet"/>
+      <w:lvlText w:val="-"/>
+      <w:lvlJc w:val="left"/>
+      <w:pPr>
+        <w:ind w:left="1778" w:hanging="360"/>
+      </w:pPr>
+      <w:rPr>
+        <w:rFonts w:ascii="Times New Roman" w:eastAsia="Calibri" w:hAnsi="Times New Roman" w:cs="Times New Roman" w:hint="default"/>
+      </w:rPr>
+    </w:lvl>
+    <w:lvl w:ilvl="1" w:tplc="08090003" w:tentative="1">
+      <w:start w:val="1"/>
+      <w:numFmt w:val="bullet"/>
+      <w:lvlText w:val="o"/>
+      <w:lvlJc w:val="left"/>
+      <w:pPr>
+        <w:ind w:left="2498" w:hanging="360"/>
+      </w:pPr>
+      <w:rPr>
+        <w:rFonts w:ascii="Courier New" w:hAnsi="Courier New" w:cs="Courier New" w:hint="default"/>
+      </w:rPr>
+    </w:lvl>
+    <w:lvl w:ilvl="2" w:tplc="08090005" w:tentative="1">
+      <w:start w:val="1"/>
+      <w:numFmt w:val="bullet"/>
+      <w:lvlText w:val=""/>
+      <w:lvlJc w:val="left"/>
+      <w:pPr>
+        <w:ind w:left="3218" w:hanging="360"/>
+      </w:pPr>
+      <w:rPr>
+        <w:rFonts w:ascii="Wingdings" w:hAnsi="Wingdings" w:hint="default"/>
+      </w:rPr>
+    </w:lvl>
+    <w:lvl w:ilvl="3" w:tplc="08090001" w:tentative="1">
+      <w:start w:val="1"/>
+      <w:numFmt w:val="bullet"/>
+      <w:lvlText w:val=""/>
+      <w:lvlJc w:val="left"/>
+      <w:pPr>
+        <w:ind w:left="3938" w:hanging="360"/>
+      </w:pPr>
+      <w:rPr>
+        <w:rFonts w:ascii="Symbol" w:hAnsi="Symbol" w:hint="default"/>
+      </w:rPr>
+    </w:lvl>
+    <w:lvl w:ilvl="4" w:tplc="08090003" w:tentative="1">
+      <w:start w:val="1"/>
+      <w:numFmt w:val="bullet"/>
+      <w:lvlText w:val="o"/>
+      <w:lvlJc w:val="left"/>
+      <w:pPr>
+        <w:ind w:left="4658" w:hanging="360"/>
+      </w:pPr>
+      <w:rPr>
+        <w:rFonts w:ascii="Courier New" w:hAnsi="Courier New" w:cs="Courier New" w:hint="default"/>
+      </w:rPr>
+    </w:lvl>
+    <w:lvl w:ilvl="5" w:tplc="08090005" w:tentative="1">
+      <w:start w:val="1"/>
+      <w:numFmt w:val="bullet"/>
+      <w:lvlText w:val=""/>
+      <w:lvlJc w:val="left"/>
+      <w:pPr>
+        <w:ind w:left="5378" w:hanging="360"/>
+      </w:pPr>
+      <w:rPr>
+        <w:rFonts w:ascii="Wingdings" w:hAnsi="Wingdings" w:hint="default"/>
+      </w:rPr>
+    </w:lvl>
+    <w:lvl w:ilvl="6" w:tplc="08090001" w:tentative="1">
+      <w:start w:val="1"/>
+      <w:numFmt w:val="bullet"/>
+      <w:lvlText w:val=""/>
+      <w:lvlJc w:val="left"/>
+      <w:pPr>
+        <w:ind w:left="6098" w:hanging="360"/>
+      </w:pPr>
+      <w:rPr>
+        <w:rFonts w:ascii="Symbol" w:hAnsi="Symbol" w:hint="default"/>
+      </w:rPr>
+    </w:lvl>
+    <w:lvl w:ilvl="7" w:tplc="08090003" w:tentative="1">
+      <w:start w:val="1"/>
+      <w:numFmt w:val="bullet"/>
+      <w:lvlText w:val="o"/>
+      <w:lvlJc w:val="left"/>
+      <w:pPr>
+        <w:ind w:left="6818" w:hanging="360"/>
+      </w:pPr>
+      <w:rPr>
+        <w:rFonts w:ascii="Courier New" w:hAnsi="Courier New" w:cs="Courier New" w:hint="default"/>
+      </w:rPr>
+    </w:lvl>
+    <w:lvl w:ilvl="8" w:tplc="08090005" w:tentative="1">
+      <w:start w:val="1"/>
+      <w:numFmt w:val="bullet"/>
+      <w:lvlText w:val=""/>
+      <w:lvlJc w:val="left"/>
+      <w:pPr>
+        <w:ind w:left="7538" w:hanging="360"/>
+      </w:pPr>
+      <w:rPr>
+        <w:rFonts w:ascii="Wingdings" w:hAnsi="Wingdings" w:hint="default"/>
+      </w:rPr>
+    </w:lvl>
+  </w:abstractNum>
+  <w:abstractNum w:abstractNumId="29" w15:restartNumberingAfterBreak="0">
     <w:nsid w:val="7D5A3632"/>
     <w:multiLevelType w:val="hybridMultilevel"/>
     <w:tmpl w:val="D6B0CEB6"/>
@@ -7613,16 +14446,16 @@
     </w:lvl>
   </w:abstractNum>
   <w:num w:numId="1" w16cid:durableId="1891845685">
-    <w:abstractNumId w:val="24"/>
+    <w:abstractNumId w:val="25"/>
   </w:num>
   <w:num w:numId="2" w16cid:durableId="1144128688">
     <w:abstractNumId w:val="12"/>
   </w:num>
   <w:num w:numId="3" w16cid:durableId="1727147422">
-    <w:abstractNumId w:val="26"/>
+    <w:abstractNumId w:val="27"/>
   </w:num>
   <w:num w:numId="4" w16cid:durableId="146360681">
-    <w:abstractNumId w:val="23"/>
+    <w:abstractNumId w:val="24"/>
   </w:num>
   <w:num w:numId="5" w16cid:durableId="1918055476">
     <w:abstractNumId w:val="8"/>
@@ -7631,22 +14464,22 @@
     <w:abstractNumId w:val="10"/>
   </w:num>
   <w:num w:numId="7" w16cid:durableId="2001542041">
-    <w:abstractNumId w:val="18"/>
+    <w:abstractNumId w:val="19"/>
   </w:num>
   <w:num w:numId="8" w16cid:durableId="1761633530">
-    <w:abstractNumId w:val="16"/>
+    <w:abstractNumId w:val="17"/>
   </w:num>
   <w:num w:numId="9" w16cid:durableId="897862029">
     <w:abstractNumId w:val="0"/>
   </w:num>
   <w:num w:numId="10" w16cid:durableId="1959752249">
-    <w:abstractNumId w:val="21"/>
+    <w:abstractNumId w:val="22"/>
   </w:num>
   <w:num w:numId="11" w16cid:durableId="2123449409">
-    <w:abstractNumId w:val="27"/>
+    <w:abstractNumId w:val="29"/>
   </w:num>
   <w:num w:numId="12" w16cid:durableId="1501235224">
-    <w:abstractNumId w:val="17"/>
+    <w:abstractNumId w:val="18"/>
   </w:num>
   <w:num w:numId="13" w16cid:durableId="1276668259">
     <w:abstractNumId w:val="15"/>
@@ -7664,7 +14497,7 @@
     <w:abstractNumId w:val="11"/>
   </w:num>
   <w:num w:numId="18" w16cid:durableId="1738631938">
-    <w:abstractNumId w:val="25"/>
+    <w:abstractNumId w:val="26"/>
   </w:num>
   <w:num w:numId="19" w16cid:durableId="970983801">
     <w:abstractNumId w:val="13"/>
@@ -7673,10 +14506,10 @@
     <w:abstractNumId w:val="1"/>
   </w:num>
   <w:num w:numId="21" w16cid:durableId="1419592327">
-    <w:abstractNumId w:val="20"/>
+    <w:abstractNumId w:val="21"/>
   </w:num>
   <w:num w:numId="22" w16cid:durableId="226185298">
-    <w:abstractNumId w:val="19"/>
+    <w:abstractNumId w:val="20"/>
   </w:num>
   <w:num w:numId="23" w16cid:durableId="1068919585">
     <w:abstractNumId w:val="4"/>
@@ -7691,10 +14524,16 @@
     <w:abstractNumId w:val="6"/>
   </w:num>
   <w:num w:numId="27" w16cid:durableId="862472990">
-    <w:abstractNumId w:val="22"/>
+    <w:abstractNumId w:val="23"/>
   </w:num>
   <w:num w:numId="28" w16cid:durableId="436563909">
     <w:abstractNumId w:val="5"/>
+  </w:num>
+  <w:num w:numId="29" w16cid:durableId="713312420">
+    <w:abstractNumId w:val="16"/>
+  </w:num>
+  <w:num w:numId="30" w16cid:durableId="1786924796">
+    <w:abstractNumId w:val="28"/>
   </w:num>
 </w:numbering>
 </file>
@@ -7714,7 +14553,9 @@
     </w:rPrDefault>
     <w:pPrDefault>
       <w:pPr>
-        <w:spacing w:after="160" w:line="278" w:lineRule="auto"/>
+        <w:spacing w:before="120" w:after="120" w:line="360" w:lineRule="auto"/>
+        <w:ind w:firstLine="720"/>
+        <w:jc w:val="both"/>
       </w:pPr>
     </w:pPrDefault>
   </w:docDefaults>
@@ -8099,11 +14940,6 @@
   <w:style w:type="paragraph" w:default="1" w:styleId="Normal">
     <w:name w:val="Normal"/>
     <w:qFormat/>
-    <w:pPr>
-      <w:spacing w:after="185" w:line="318" w:lineRule="auto"/>
-      <w:ind w:left="232" w:hanging="10"/>
-      <w:jc w:val="both"/>
-    </w:pPr>
     <w:rPr>
       <w:rFonts w:ascii="Times New Roman" w:eastAsia="Times New Roman" w:hAnsi="Times New Roman" w:cs="Times New Roman"/>
       <w:color w:val="000000"/>
@@ -8116,11 +14952,12 @@
     <w:link w:val="Heading1Char"/>
     <w:uiPriority w:val="9"/>
     <w:qFormat/>
+    <w:rsid w:val="00380621"/>
     <w:pPr>
       <w:keepNext/>
       <w:keepLines/>
-      <w:spacing w:after="308" w:line="259" w:lineRule="auto"/>
-      <w:ind w:left="10" w:right="2" w:hanging="10"/>
+      <w:spacing w:before="360" w:after="240"/>
+      <w:ind w:left="11" w:hanging="11"/>
       <w:jc w:val="center"/>
       <w:outlineLvl w:val="0"/>
     </w:pPr>
@@ -8138,11 +14975,12 @@
     <w:uiPriority w:val="9"/>
     <w:unhideWhenUsed/>
     <w:qFormat/>
+    <w:rsid w:val="00280D69"/>
     <w:pPr>
       <w:keepNext/>
       <w:keepLines/>
-      <w:spacing w:after="123" w:line="259" w:lineRule="auto"/>
-      <w:ind w:left="10" w:right="2" w:hanging="10"/>
+      <w:spacing w:before="240"/>
+      <w:ind w:firstLine="0"/>
       <w:outlineLvl w:val="1"/>
     </w:pPr>
     <w:rPr>
@@ -8159,11 +14997,11 @@
     <w:uiPriority w:val="9"/>
     <w:unhideWhenUsed/>
     <w:qFormat/>
+    <w:rsid w:val="00380621"/>
     <w:pPr>
       <w:keepNext/>
       <w:keepLines/>
-      <w:spacing w:after="131" w:line="259" w:lineRule="auto"/>
-      <w:ind w:left="10" w:hanging="10"/>
+      <w:ind w:left="11" w:hanging="11"/>
       <w:outlineLvl w:val="2"/>
     </w:pPr>
     <w:rPr>
@@ -8181,18 +15019,17 @@
     <w:uiPriority w:val="9"/>
     <w:unhideWhenUsed/>
     <w:qFormat/>
+    <w:rsid w:val="00280D69"/>
     <w:pPr>
       <w:keepNext/>
       <w:keepLines/>
-      <w:spacing w:after="131" w:line="259" w:lineRule="auto"/>
-      <w:ind w:left="10" w:hanging="10"/>
+      <w:ind w:left="-6" w:hanging="11"/>
       <w:outlineLvl w:val="3"/>
     </w:pPr>
     <w:rPr>
       <w:rFonts w:ascii="Times New Roman" w:eastAsia="Times New Roman" w:hAnsi="Times New Roman" w:cs="Times New Roman"/>
       <w:b/>
       <w:i/>
-      <w:color w:val="000000"/>
       <w:sz w:val="28"/>
     </w:rPr>
   </w:style>
@@ -8323,6 +15160,8 @@
   <w:style w:type="character" w:customStyle="1" w:styleId="Heading1Char">
     <w:name w:val="Heading 1 Char"/>
     <w:link w:val="Heading1"/>
+    <w:uiPriority w:val="9"/>
+    <w:rsid w:val="00380621"/>
     <w:rPr>
       <w:rFonts w:ascii="Times New Roman" w:eastAsia="Times New Roman" w:hAnsi="Times New Roman" w:cs="Times New Roman"/>
       <w:b/>
@@ -8333,6 +15172,8 @@
   <w:style w:type="character" w:customStyle="1" w:styleId="Heading2Char">
     <w:name w:val="Heading 2 Char"/>
     <w:link w:val="Heading2"/>
+    <w:uiPriority w:val="9"/>
+    <w:rsid w:val="00280D69"/>
     <w:rPr>
       <w:rFonts w:ascii="Times New Roman" w:eastAsia="Times New Roman" w:hAnsi="Times New Roman" w:cs="Times New Roman"/>
       <w:b/>
@@ -8343,6 +15184,8 @@
   <w:style w:type="character" w:customStyle="1" w:styleId="Heading3Char">
     <w:name w:val="Heading 3 Char"/>
     <w:link w:val="Heading3"/>
+    <w:uiPriority w:val="9"/>
+    <w:rsid w:val="00380621"/>
     <w:rPr>
       <w:rFonts w:ascii="Times New Roman" w:eastAsia="Times New Roman" w:hAnsi="Times New Roman" w:cs="Times New Roman"/>
       <w:b/>
@@ -8354,13 +15197,108 @@
   <w:style w:type="character" w:customStyle="1" w:styleId="Heading4Char">
     <w:name w:val="Heading 4 Char"/>
     <w:link w:val="Heading4"/>
+    <w:uiPriority w:val="9"/>
+    <w:rsid w:val="00280D69"/>
     <w:rPr>
       <w:rFonts w:ascii="Times New Roman" w:eastAsia="Times New Roman" w:hAnsi="Times New Roman" w:cs="Times New Roman"/>
       <w:b/>
       <w:i/>
-      <w:color w:val="000000"/>
       <w:sz w:val="28"/>
     </w:rPr>
+  </w:style>
+  <w:style w:type="paragraph" w:styleId="ListParagraph">
+    <w:name w:val="List Paragraph"/>
+    <w:basedOn w:val="Normal"/>
+    <w:uiPriority w:val="34"/>
+    <w:qFormat/>
+    <w:rsid w:val="009A1BBB"/>
+    <w:pPr>
+      <w:spacing w:after="200" w:line="276" w:lineRule="auto"/>
+      <w:ind w:left="720" w:firstLine="0"/>
+      <w:contextualSpacing/>
+      <w:jc w:val="left"/>
+    </w:pPr>
+    <w:rPr>
+      <w:rFonts w:eastAsia="Calibri"/>
+      <w:color w:val="auto"/>
+      <w:kern w:val="0"/>
+      <w:sz w:val="26"/>
+      <w:szCs w:val="22"/>
+      <w14:ligatures w14:val="none"/>
+    </w:rPr>
+  </w:style>
+  <w:style w:type="paragraph" w:styleId="TOCHeading">
+    <w:name w:val="TOC Heading"/>
+    <w:basedOn w:val="Heading1"/>
+    <w:next w:val="Normal"/>
+    <w:uiPriority w:val="39"/>
+    <w:unhideWhenUsed/>
+    <w:qFormat/>
+    <w:rsid w:val="00375050"/>
+    <w:pPr>
+      <w:spacing w:before="240" w:after="0"/>
+      <w:ind w:left="0" w:firstLine="0"/>
+      <w:jc w:val="left"/>
+      <w:outlineLvl w:val="9"/>
+    </w:pPr>
+    <w:rPr>
+      <w:rFonts w:asciiTheme="majorHAnsi" w:eastAsiaTheme="majorEastAsia" w:hAnsiTheme="majorHAnsi" w:cstheme="majorBidi"/>
+      <w:b w:val="0"/>
+      <w:color w:val="0F4761" w:themeColor="accent1" w:themeShade="BF"/>
+      <w:kern w:val="0"/>
+      <w:sz w:val="32"/>
+      <w:szCs w:val="32"/>
+      <w14:ligatures w14:val="none"/>
+    </w:rPr>
+  </w:style>
+  <w:style w:type="paragraph" w:styleId="TOC1">
+    <w:name w:val="toc 1"/>
+    <w:basedOn w:val="Normal"/>
+    <w:next w:val="Normal"/>
+    <w:autoRedefine/>
+    <w:uiPriority w:val="39"/>
+    <w:unhideWhenUsed/>
+    <w:rsid w:val="002F60B0"/>
+    <w:pPr>
+      <w:spacing w:after="100"/>
+    </w:pPr>
+  </w:style>
+  <w:style w:type="paragraph" w:styleId="TOC2">
+    <w:name w:val="toc 2"/>
+    <w:basedOn w:val="Normal"/>
+    <w:next w:val="Normal"/>
+    <w:autoRedefine/>
+    <w:uiPriority w:val="39"/>
+    <w:unhideWhenUsed/>
+    <w:rsid w:val="00375050"/>
+    <w:pPr>
+      <w:spacing w:after="100"/>
+      <w:ind w:left="280"/>
+    </w:pPr>
+  </w:style>
+  <w:style w:type="character" w:styleId="Hyperlink">
+    <w:name w:val="Hyperlink"/>
+    <w:basedOn w:val="DefaultParagraphFont"/>
+    <w:uiPriority w:val="99"/>
+    <w:unhideWhenUsed/>
+    <w:rsid w:val="00375050"/>
+    <w:rPr>
+      <w:color w:val="467886" w:themeColor="hyperlink"/>
+      <w:u w:val="single"/>
+    </w:rPr>
+  </w:style>
+  <w:style w:type="paragraph" w:styleId="TOC3">
+    <w:name w:val="toc 3"/>
+    <w:basedOn w:val="Normal"/>
+    <w:next w:val="Normal"/>
+    <w:autoRedefine/>
+    <w:uiPriority w:val="39"/>
+    <w:unhideWhenUsed/>
+    <w:rsid w:val="003B4F1F"/>
+    <w:pPr>
+      <w:spacing w:after="100"/>
+      <w:ind w:left="560"/>
+    </w:pPr>
   </w:style>
 </w:styles>
 </file>
@@ -8678,4 +15616,16 @@
     </a:ext>
   </a:extLst>
 </a:theme>
+</file>
+
+<file path=customXml/item1.xml><?xml version="1.0" encoding="utf-8"?>
+<b:Sources xmlns:b="http://schemas.openxmlformats.org/officeDocument/2006/bibliography" xmlns="http://schemas.openxmlformats.org/officeDocument/2006/bibliography" SelectedStyle="\APASixthEditionOfficeOnline.xsl" StyleName="APA" Version="6"/>
+</file>
+
+<file path=customXml/itemProps1.xml><?xml version="1.0" encoding="utf-8"?>
+<ds:datastoreItem xmlns:ds="http://schemas.openxmlformats.org/officeDocument/2006/customXml" ds:itemID="{2E168073-B3F4-448F-A0F0-941F99020E38}">
+  <ds:schemaRefs>
+    <ds:schemaRef ds:uri="http://schemas.openxmlformats.org/officeDocument/2006/bibliography"/>
+  </ds:schemaRefs>
+</ds:datastoreItem>
 </file>